--- a/project_proposal.docx
+++ b/project_proposal.docx
@@ -4,1438 +4,286 @@
   <w:body>
     <w:p>
       <w:pPr>
-        <w:spacing w:before="800" w:after="120"/>
+        <w:spacing w:before="480" w:after="40"/>
       </w:pPr>
       <w:r>
         <w:rPr>
           <w:rFonts w:ascii="Calibri" w:hAnsi="Calibri"/>
           <w:b/>
-          <w:color w:val="0D9488"/>
-          <w:sz w:val="22"/>
+          <w:color w:val="000000"/>
+          <w:sz w:val="40"/>
         </w:rPr>
-        <w:t>ENTERPRISE PLATFORM PROPOSAL &amp; STATUS REPORT</w:t>
-        <w:br/>
+        <w:t>PROJECT PROPOSAL &amp; PROGRESS REPORT</w:t>
       </w:r>
+    </w:p>
+    <w:p>
+      <w:pPr>
+        <w:spacing w:before="0" w:after="80"/>
+      </w:pPr>
       <w:r>
         <w:rPr>
           <w:rFonts w:ascii="Calibri" w:hAnsi="Calibri"/>
           <w:b/>
-          <w:color w:val="0F172A"/>
-          <w:sz w:val="64"/>
-        </w:rPr>
-        <w:t>PawHaven BD</w:t>
-        <w:br/>
-      </w:r>
-      <w:r>
-        <w:rPr>
-          <w:rFonts w:ascii="Calibri" w:hAnsi="Calibri"/>
-          <w:color w:val="64748B"/>
+          <w:color w:val="232323"/>
           <w:sz w:val="26"/>
         </w:rPr>
-        <w:t>Omnichannel Pet Care E-Commerce &amp; Pet Profile Ecosystem</w:t>
-        <w:br/>
-        <w:t>Technical Architecture, Current Completion Matrix, and Backend Implementation Roadmap</w:t>
+        <w:t>PawHaven BD — Pet Care E-Commerce &amp; Pet Management Platform</w:t>
       </w:r>
     </w:p>
     <w:p>
       <w:pPr>
-        <w:spacing w:after="480"/>
+        <w:spacing w:before="0" w:after="280"/>
       </w:pPr>
+      <w:r>
+        <w:rPr>
+          <w:rFonts w:ascii="Calibri" w:hAnsi="Calibri"/>
+          <w:color w:val="5A5A5A"/>
+          <w:sz w:val="20"/>
+        </w:rPr>
+        <w:t>System Overview, Completed Features, Incomplete Backend Tasks, and Future Roadmap</w:t>
+        <w:br/>
+        <w:t>Date: October 2026 | Version: 1.0</w:t>
+      </w:r>
     </w:p>
-    <w:tbl>
-      <w:tblPr>
-        <w:tblW w:type="auto" w:w="0"/>
-        <w:jc w:val="center"/>
-        <w:tblLook w:firstColumn="1" w:firstRow="1" w:lastColumn="0" w:lastRow="0" w:noHBand="0" w:noVBand="1" w:val="04A0"/>
-      </w:tblPr>
-      <w:tblGrid>
-        <w:gridCol w:w="4680"/>
-        <w:gridCol w:w="4680"/>
-      </w:tblGrid>
-      <w:tr>
-        <w:tc>
-          <w:tcPr>
-            <w:tcW w:type="dxa" w:w="3168"/>
-            <w:shd w:fill="F8FAFC"/>
-            <w:tcMar>
-              <w:top w:w="80" w:type="dxa"/>
-              <w:bottom w:w="80" w:type="dxa"/>
-              <w:left w:w="100" w:type="dxa"/>
-              <w:right w:w="100" w:type="dxa"/>
-            </w:tcMar>
-          </w:tcPr>
-          <w:p>
-            <w:r>
-              <w:rPr>
-                <w:b/>
-                <w:color w:val="0F172A"/>
-                <w:sz w:val="19"/>
-              </w:rPr>
-              <w:t>Platform Target:</w:t>
-            </w:r>
-          </w:p>
-        </w:tc>
-        <w:tc>
-          <w:tcPr>
-            <w:tcW w:type="dxa" w:w="6192"/>
-            <w:shd w:fill="FFFFFF"/>
-            <w:tcMar>
-              <w:top w:w="80" w:type="dxa"/>
-              <w:bottom w:w="80" w:type="dxa"/>
-              <w:left w:w="100" w:type="dxa"/>
-              <w:right w:w="100" w:type="dxa"/>
-            </w:tcMar>
-          </w:tcPr>
-          <w:p>
-            <w:r>
-              <w:rPr>
-                <w:color w:val="334155"/>
-                <w:sz w:val="19"/>
-              </w:rPr>
-              <w:t>Bangladesh Pet Retail &amp; Veterinary Services Market</w:t>
-            </w:r>
-          </w:p>
-        </w:tc>
-      </w:tr>
-      <w:tr>
-        <w:tc>
-          <w:tcPr>
-            <w:tcW w:type="dxa" w:w="3168"/>
-            <w:shd w:fill="F8FAFC"/>
-            <w:tcMar>
-              <w:top w:w="80" w:type="dxa"/>
-              <w:bottom w:w="80" w:type="dxa"/>
-              <w:left w:w="100" w:type="dxa"/>
-              <w:right w:w="100" w:type="dxa"/>
-            </w:tcMar>
-          </w:tcPr>
-          <w:p>
-            <w:r>
-              <w:rPr>
-                <w:b/>
-                <w:color w:val="0F172A"/>
-                <w:sz w:val="19"/>
-              </w:rPr>
-              <w:t>Prepared By:</w:t>
-            </w:r>
-          </w:p>
-        </w:tc>
-        <w:tc>
-          <w:tcPr>
-            <w:tcW w:type="dxa" w:w="6192"/>
-            <w:shd w:fill="FFFFFF"/>
-            <w:tcMar>
-              <w:top w:w="80" w:type="dxa"/>
-              <w:bottom w:w="80" w:type="dxa"/>
-              <w:left w:w="100" w:type="dxa"/>
-              <w:right w:w="100" w:type="dxa"/>
-            </w:tcMar>
-          </w:tcPr>
-          <w:p>
-            <w:r>
-              <w:rPr>
-                <w:color w:val="334155"/>
-                <w:sz w:val="19"/>
-              </w:rPr>
-              <w:t>Enterprise Architecture &amp; Engineering Solutions Team</w:t>
-            </w:r>
-          </w:p>
-        </w:tc>
-      </w:tr>
-      <w:tr>
-        <w:tc>
-          <w:tcPr>
-            <w:tcW w:type="dxa" w:w="3168"/>
-            <w:shd w:fill="F8FAFC"/>
-            <w:tcMar>
-              <w:top w:w="80" w:type="dxa"/>
-              <w:bottom w:w="80" w:type="dxa"/>
-              <w:left w:w="100" w:type="dxa"/>
-              <w:right w:w="100" w:type="dxa"/>
-            </w:tcMar>
-          </w:tcPr>
-          <w:p>
-            <w:r>
-              <w:rPr>
-                <w:b/>
-                <w:color w:val="0F172A"/>
-                <w:sz w:val="19"/>
-              </w:rPr>
-              <w:t>Project Status:</w:t>
-            </w:r>
-          </w:p>
-        </w:tc>
-        <w:tc>
-          <w:tcPr>
-            <w:tcW w:type="dxa" w:w="6192"/>
-            <w:shd w:fill="FFFFFF"/>
-            <w:tcMar>
-              <w:top w:w="80" w:type="dxa"/>
-              <w:bottom w:w="80" w:type="dxa"/>
-              <w:left w:w="100" w:type="dxa"/>
-              <w:right w:w="100" w:type="dxa"/>
-            </w:tcMar>
-          </w:tcPr>
-          <w:p>
-            <w:r>
-              <w:rPr>
-                <w:b/>
-                <w:color w:val="0F172A"/>
-                <w:sz w:val="19"/>
-              </w:rPr>
-              <w:t>Frontend [100% COMPLETE]  |  Database [100% COMPLETE]  |  Backend [INCOMPLETE / IN PROGRESS]</w:t>
-            </w:r>
-          </w:p>
-        </w:tc>
-      </w:tr>
-      <w:tr>
-        <w:tc>
-          <w:tcPr>
-            <w:tcW w:type="dxa" w:w="3168"/>
-            <w:shd w:fill="F8FAFC"/>
-            <w:tcMar>
-              <w:top w:w="80" w:type="dxa"/>
-              <w:bottom w:w="80" w:type="dxa"/>
-              <w:left w:w="100" w:type="dxa"/>
-              <w:right w:w="100" w:type="dxa"/>
-            </w:tcMar>
-          </w:tcPr>
-          <w:p>
-            <w:r>
-              <w:rPr>
-                <w:b/>
-                <w:color w:val="0F172A"/>
-                <w:sz w:val="19"/>
-              </w:rPr>
-              <w:t>Document Version &amp; Date:</w:t>
-            </w:r>
-          </w:p>
-        </w:tc>
-        <w:tc>
-          <w:tcPr>
-            <w:tcW w:type="dxa" w:w="6192"/>
-            <w:shd w:fill="FFFFFF"/>
-            <w:tcMar>
-              <w:top w:w="80" w:type="dxa"/>
-              <w:bottom w:w="80" w:type="dxa"/>
-              <w:left w:w="100" w:type="dxa"/>
-              <w:right w:w="100" w:type="dxa"/>
-            </w:tcMar>
-          </w:tcPr>
-          <w:p>
-            <w:r>
-              <w:rPr>
-                <w:color w:val="334155"/>
-                <w:sz w:val="19"/>
-              </w:rPr>
-              <w:t>Version 2.1 — October 2026</w:t>
-            </w:r>
-          </w:p>
-        </w:tc>
-      </w:tr>
-    </w:tbl>
     <w:p>
+      <w:pPr>
+        <w:spacing w:after="200"/>
+      </w:pPr>
       <w:r>
-        <w:br w:type="page"/>
+        <w:rPr>
+          <w:color w:val="B4B4B4"/>
+        </w:rPr>
+        <w:t>――――――――――――――――――――――――――――――――――――――――――――――――――――――――――――</w:t>
       </w:r>
     </w:p>
     <w:p>
       <w:pPr>
         <w:keepNext/>
-        <w:spacing w:before="320" w:after="120"/>
+        <w:spacing w:before="280" w:after="80"/>
       </w:pPr>
       <w:r>
         <w:rPr>
           <w:rFonts w:ascii="Calibri" w:hAnsi="Calibri"/>
           <w:b/>
-          <w:color w:val="0D9488"/>
-          <w:sz w:val="32"/>
+          <w:color w:val="000000"/>
+          <w:sz w:val="28"/>
         </w:rPr>
-        <w:t>1. Executive Summary &amp; Strategic Vision</w:t>
+        <w:t>1. Introduction &amp; Background</w:t>
       </w:r>
     </w:p>
     <w:p>
       <w:pPr>
-        <w:spacing w:before="0" w:after="90" w:line="276" w:lineRule="auto"/>
+        <w:spacing w:before="0" w:after="80" w:line="276" w:lineRule="auto"/>
       </w:pPr>
       <w:r>
         <w:rPr>
           <w:rFonts w:ascii="Calibri" w:hAnsi="Calibri"/>
-          <w:color w:val="334155"/>
+          <w:i w:val="0"/>
+          <w:color w:val="232323"/>
           <w:sz w:val="20"/>
         </w:rPr>
-        <w:t>PawHaven BD is an enterprise-caliber pet care commerce platform engineered specifically to address the rapidly expanding pet ownership economy in Bangladesh. Across urban hubs like Dhaka and Chittagong, pet owners encounter significant obstacles: fragmented retail availability for premium veterinary foods, a lack of species-specific nutrition guidance, absent record-keeping for pet medical histories, and cumbersome mobile checkout experiences on existing multi-vendor marketplaces.</w:t>
+        <w:t>Pet ownership in Bangladesh has grown substantially over the last few years, especially in Dhaka, Chittagong, and other major urban centers. More families and young professionals are adopting cats, dogs, birds, and small pets. However, the retail ecosystem supporting these pet parents remains fragmented and unorganized.</w:t>
       </w:r>
     </w:p>
     <w:p>
       <w:pPr>
-        <w:spacing w:before="0" w:after="90" w:line="276" w:lineRule="auto"/>
+        <w:spacing w:before="0" w:after="80" w:line="276" w:lineRule="auto"/>
       </w:pPr>
       <w:r>
         <w:rPr>
           <w:rFonts w:ascii="Calibri" w:hAnsi="Calibri"/>
-          <w:color w:val="334155"/>
+          <w:i w:val="0"/>
+          <w:color w:val="232323"/>
           <w:sz w:val="20"/>
         </w:rPr>
-        <w:t>The PawHaven BD solution unites species-specific browsing (Cats, Dogs, Birds, Rabbits, Small Pets), rule-based veterinary nutrition recommendations calculated dynamically from pet age and health profiles, and a rigorous 13-step ACID-compliant transactional ordering pipeline. The storefront provides a frictionless smartphone-first touch interface, while the backend is architected for high-concurrency e-commerce operations.</w:t>
+        <w:t>Most pet owners today have to visit scattered physical shops, place orders across informal Facebook pages, or search general multi-vendor platforms where pet items are poorly cataloged. Genuine prescription diets, litter varieties, grooming essentials, and species-appropriate supplies are frequently out of stock or difficult to verify. In addition, existing shopping websites in the country rarely account for the specific needs of pets, such as their age, breed, weight, or dietary sensitivities.</w:t>
       </w:r>
     </w:p>
-    <w:tbl>
-      <w:tblPr>
-        <w:tblW w:type="auto" w:w="0"/>
-        <w:jc w:val="center"/>
-        <w:tblLook w:firstColumn="1" w:firstRow="1" w:lastColumn="0" w:lastRow="0" w:noHBand="0" w:noVBand="1" w:val="04A0"/>
-      </w:tblPr>
-      <w:tblGrid>
-        <w:gridCol w:w="9360"/>
-      </w:tblGrid>
-      <w:tr>
-        <w:tc>
-          <w:tcPr>
-            <w:tcW w:type="dxa" w:w="9360"/>
-            <w:shd w:fill="F0FDFA"/>
-            <w:tcMar>
-              <w:top w:w="140" w:type="dxa"/>
-              <w:bottom w:w="140" w:type="dxa"/>
-              <w:left w:w="200" w:type="dxa"/>
-              <w:right w:w="200" w:type="dxa"/>
-            </w:tcMar>
-            <w:tcBorders>
-              <w:left w:val="single" w:sz="36" w:space="0" w:color="0D9488"/>
-              <w:top w:val="none"/>
-              <w:right w:val="none"/>
-              <w:bottom w:val="none"/>
-            </w:tcBorders>
-          </w:tcPr>
-          <w:p>
-            <w:pPr>
-              <w:spacing w:before="0" w:after="40"/>
-            </w:pPr>
-            <w:r>
-              <w:rPr>
-                <w:b/>
-                <w:color w:val="0D9488"/>
-                <w:sz w:val="21"/>
-              </w:rPr>
-              <w:t>📌 Platform Status Summary</w:t>
-            </w:r>
-          </w:p>
-          <w:p>
-            <w:pPr>
-              <w:spacing w:before="0" w:after="0"/>
-            </w:pPr>
-            <w:r>
-              <w:rPr>
-                <w:color w:val="334155"/>
-                <w:sz w:val="19"/>
-              </w:rPr>
-              <w:t>• Frontend Storefront: 100% COMPLETE — Fully functional, verified across smartphone and desktop viewports.</w:t>
-              <w:br/>
-              <w:t>• Relational Database: 100% COMPLETE — 25 normalized tables, views, triggers, indexes, and full seed data.</w:t>
-              <w:br/>
-              <w:t>• Backend REST API: ~40% INCOMPLETE — Foundational CRUD scaffolded; critical production payment gateways, SMS OTP authentication, distributed caching, and real-time dispatch systems require active implementation.</w:t>
-            </w:r>
-          </w:p>
-        </w:tc>
-      </w:tr>
-    </w:tbl>
     <w:p>
       <w:pPr>
-        <w:spacing w:after="120"/>
+        <w:spacing w:before="0" w:after="80" w:line="276" w:lineRule="auto"/>
       </w:pPr>
+      <w:r>
+        <w:rPr>
+          <w:rFonts w:ascii="Calibri" w:hAnsi="Calibri"/>
+          <w:i w:val="0"/>
+          <w:color w:val="232323"/>
+          <w:sz w:val="20"/>
+        </w:rPr>
+        <w:t>PawHaven BD was started to solve these exact problems. The goal is to build a reliable, user-friendly online pet care platform tailored for pet owners in Bangladesh. It brings together species-categorized shopping, transparent inventory tracking, personalized pet profiles, and automated recommendations to make pet care simple and dependable.</w:t>
+      </w:r>
     </w:p>
     <w:p>
       <w:pPr>
         <w:keepNext/>
-        <w:spacing w:before="320" w:after="120"/>
+        <w:spacing w:before="280" w:after="80"/>
       </w:pPr>
       <w:r>
         <w:rPr>
           <w:rFonts w:ascii="Calibri" w:hAnsi="Calibri"/>
           <w:b/>
-          <w:color w:val="0D9488"/>
-          <w:sz w:val="32"/>
+          <w:color w:val="000000"/>
+          <w:sz w:val="28"/>
         </w:rPr>
-        <w:t>2. Component Implementation Status Matrix</w:t>
+        <w:t>2. Project Objectives</w:t>
       </w:r>
     </w:p>
     <w:p>
       <w:pPr>
-        <w:spacing w:before="0" w:after="90" w:line="276" w:lineRule="auto"/>
+        <w:spacing w:before="0" w:after="80" w:line="276" w:lineRule="auto"/>
       </w:pPr>
       <w:r>
         <w:rPr>
           <w:rFonts w:ascii="Calibri" w:hAnsi="Calibri"/>
-          <w:color w:val="334155"/>
+          <w:i w:val="0"/>
+          <w:color w:val="232323"/>
           <w:sz w:val="20"/>
         </w:rPr>
-        <w:t>The matrix below delineates the verified completion status of each platform tier:</w:t>
+        <w:t>The key objectives of this project are:</w:t>
       </w:r>
-    </w:p>
-    <w:tbl>
-      <w:tblPr>
-        <w:tblW w:type="auto" w:w="0"/>
-        <w:jc w:val="center"/>
-        <w:tblLook w:firstColumn="1" w:firstRow="1" w:lastColumn="0" w:lastRow="0" w:noHBand="0" w:noVBand="1" w:val="04A0"/>
-      </w:tblPr>
-      <w:tblGrid>
-        <w:gridCol w:w="1872"/>
-        <w:gridCol w:w="1872"/>
-        <w:gridCol w:w="1872"/>
-        <w:gridCol w:w="1872"/>
-        <w:gridCol w:w="1872"/>
-      </w:tblGrid>
-      <w:tr>
-        <w:tc>
-          <w:tcPr>
-            <w:tcW w:type="dxa" w:w="1872"/>
-            <w:shd w:fill="0F172A"/>
-            <w:tcMar>
-              <w:top w:w="100" w:type="dxa"/>
-              <w:bottom w:w="100" w:type="dxa"/>
-              <w:left w:w="80" w:type="dxa"/>
-              <w:right w:w="80" w:type="dxa"/>
-            </w:tcMar>
-          </w:tcPr>
-          <w:p>
-            <w:r>
-              <w:rPr>
-                <w:b/>
-                <w:color w:val="FFFFFF"/>
-                <w:sz w:val="19"/>
-              </w:rPr>
-              <w:t>System Layer</w:t>
-            </w:r>
-          </w:p>
-        </w:tc>
-        <w:tc>
-          <w:tcPr>
-            <w:tcW w:type="dxa" w:w="2160"/>
-            <w:shd w:fill="0F172A"/>
-            <w:tcMar>
-              <w:top w:w="100" w:type="dxa"/>
-              <w:bottom w:w="100" w:type="dxa"/>
-              <w:left w:w="80" w:type="dxa"/>
-              <w:right w:w="80" w:type="dxa"/>
-            </w:tcMar>
-          </w:tcPr>
-          <w:p>
-            <w:r>
-              <w:rPr>
-                <w:b/>
-                <w:color w:val="FFFFFF"/>
-                <w:sz w:val="19"/>
-              </w:rPr>
-              <w:t>Technology</w:t>
-            </w:r>
-          </w:p>
-        </w:tc>
-        <w:tc>
-          <w:tcPr>
-            <w:tcW w:type="dxa" w:w="1296"/>
-            <w:shd w:fill="0F172A"/>
-            <w:tcMar>
-              <w:top w:w="100" w:type="dxa"/>
-              <w:bottom w:w="100" w:type="dxa"/>
-              <w:left w:w="80" w:type="dxa"/>
-              <w:right w:w="80" w:type="dxa"/>
-            </w:tcMar>
-          </w:tcPr>
-          <w:p>
-            <w:r>
-              <w:rPr>
-                <w:b/>
-                <w:color w:val="FFFFFF"/>
-                <w:sz w:val="19"/>
-              </w:rPr>
-              <w:t>Completion</w:t>
-            </w:r>
-          </w:p>
-        </w:tc>
-        <w:tc>
-          <w:tcPr>
-            <w:tcW w:type="dxa" w:w="1584"/>
-            <w:shd w:fill="0F172A"/>
-            <w:tcMar>
-              <w:top w:w="100" w:type="dxa"/>
-              <w:bottom w:w="100" w:type="dxa"/>
-              <w:left w:w="80" w:type="dxa"/>
-              <w:right w:w="80" w:type="dxa"/>
-            </w:tcMar>
-          </w:tcPr>
-          <w:p>
-            <w:r>
-              <w:rPr>
-                <w:b/>
-                <w:color w:val="FFFFFF"/>
-                <w:sz w:val="19"/>
-              </w:rPr>
-              <w:t>Status</w:t>
-            </w:r>
-          </w:p>
-        </w:tc>
-        <w:tc>
-          <w:tcPr>
-            <w:tcW w:type="dxa" w:w="2448"/>
-            <w:shd w:fill="0F172A"/>
-            <w:tcMar>
-              <w:top w:w="100" w:type="dxa"/>
-              <w:bottom w:w="100" w:type="dxa"/>
-              <w:left w:w="80" w:type="dxa"/>
-              <w:right w:w="80" w:type="dxa"/>
-            </w:tcMar>
-          </w:tcPr>
-          <w:p>
-            <w:r>
-              <w:rPr>
-                <w:b/>
-                <w:color w:val="FFFFFF"/>
-                <w:sz w:val="19"/>
-              </w:rPr>
-              <w:t>Operational State</w:t>
-            </w:r>
-          </w:p>
-        </w:tc>
-      </w:tr>
-      <w:tr>
-        <w:tc>
-          <w:tcPr>
-            <w:tcW w:type="dxa" w:w="1872"/>
-            <w:shd w:fill="F0FDFA"/>
-            <w:tcMar>
-              <w:top w:w="80" w:type="dxa"/>
-              <w:bottom w:w="80" w:type="dxa"/>
-              <w:left w:w="80" w:type="dxa"/>
-              <w:right w:w="80" w:type="dxa"/>
-            </w:tcMar>
-          </w:tcPr>
-          <w:p>
-            <w:r>
-              <w:rPr>
-                <w:sz w:val="18"/>
-              </w:rPr>
-              <w:t>Storefront UI/UX</w:t>
-            </w:r>
-          </w:p>
-        </w:tc>
-        <w:tc>
-          <w:tcPr>
-            <w:tcW w:type="dxa" w:w="2160"/>
-            <w:shd w:fill="F0FDFA"/>
-            <w:tcMar>
-              <w:top w:w="80" w:type="dxa"/>
-              <w:bottom w:w="80" w:type="dxa"/>
-              <w:left w:w="80" w:type="dxa"/>
-              <w:right w:w="80" w:type="dxa"/>
-            </w:tcMar>
-          </w:tcPr>
-          <w:p>
-            <w:r>
-              <w:rPr>
-                <w:sz w:val="18"/>
-              </w:rPr>
-              <w:t>Vanilla JS, Tailwind, HTML5</w:t>
-            </w:r>
-          </w:p>
-        </w:tc>
-        <w:tc>
-          <w:tcPr>
-            <w:tcW w:type="dxa" w:w="1296"/>
-            <w:shd w:fill="F0FDFA"/>
-            <w:tcMar>
-              <w:top w:w="80" w:type="dxa"/>
-              <w:bottom w:w="80" w:type="dxa"/>
-              <w:left w:w="80" w:type="dxa"/>
-              <w:right w:w="80" w:type="dxa"/>
-            </w:tcMar>
-          </w:tcPr>
-          <w:p>
-            <w:r>
-              <w:rPr>
-                <w:b/>
-                <w:color w:val="0F172A"/>
-                <w:sz w:val="18"/>
-              </w:rPr>
-              <w:t>100%</w:t>
-            </w:r>
-          </w:p>
-        </w:tc>
-        <w:tc>
-          <w:tcPr>
-            <w:tcW w:type="dxa" w:w="1584"/>
-            <w:shd w:fill="F0FDFA"/>
-            <w:tcMar>
-              <w:top w:w="80" w:type="dxa"/>
-              <w:bottom w:w="80" w:type="dxa"/>
-              <w:left w:w="80" w:type="dxa"/>
-              <w:right w:w="80" w:type="dxa"/>
-            </w:tcMar>
-          </w:tcPr>
-          <w:p>
-            <w:r>
-              <w:rPr>
-                <w:b/>
-                <w:color w:val="16A34A"/>
-                <w:sz w:val="18"/>
-              </w:rPr>
-              <w:t>COMPLETE</w:t>
-            </w:r>
-          </w:p>
-        </w:tc>
-        <w:tc>
-          <w:tcPr>
-            <w:tcW w:type="dxa" w:w="2448"/>
-            <w:shd w:fill="F0FDFA"/>
-            <w:tcMar>
-              <w:top w:w="80" w:type="dxa"/>
-              <w:bottom w:w="80" w:type="dxa"/>
-              <w:left w:w="80" w:type="dxa"/>
-              <w:right w:w="80" w:type="dxa"/>
-            </w:tcMar>
-          </w:tcPr>
-          <w:p>
-            <w:r>
-              <w:rPr>
-                <w:sz w:val="18"/>
-              </w:rPr>
-              <w:t>Fully operational across all smartphone &amp; desktop viewports.</w:t>
-            </w:r>
-          </w:p>
-        </w:tc>
-      </w:tr>
-      <w:tr>
-        <w:tc>
-          <w:tcPr>
-            <w:tcW w:type="dxa" w:w="1872"/>
-            <w:shd w:fill="FFFFFF"/>
-            <w:tcMar>
-              <w:top w:w="80" w:type="dxa"/>
-              <w:bottom w:w="80" w:type="dxa"/>
-              <w:left w:w="80" w:type="dxa"/>
-              <w:right w:w="80" w:type="dxa"/>
-            </w:tcMar>
-          </w:tcPr>
-          <w:p>
-            <w:r>
-              <w:rPr>
-                <w:sz w:val="18"/>
-              </w:rPr>
-              <w:t>Relational DB</w:t>
-            </w:r>
-          </w:p>
-        </w:tc>
-        <w:tc>
-          <w:tcPr>
-            <w:tcW w:type="dxa" w:w="2160"/>
-            <w:shd w:fill="FFFFFF"/>
-            <w:tcMar>
-              <w:top w:w="80" w:type="dxa"/>
-              <w:bottom w:w="80" w:type="dxa"/>
-              <w:left w:w="80" w:type="dxa"/>
-              <w:right w:w="80" w:type="dxa"/>
-            </w:tcMar>
-          </w:tcPr>
-          <w:p>
-            <w:r>
-              <w:rPr>
-                <w:sz w:val="18"/>
-              </w:rPr>
-              <w:t>MySQL 8.0+ / MariaDB 10.5+</w:t>
-            </w:r>
-          </w:p>
-        </w:tc>
-        <w:tc>
-          <w:tcPr>
-            <w:tcW w:type="dxa" w:w="1296"/>
-            <w:shd w:fill="FFFFFF"/>
-            <w:tcMar>
-              <w:top w:w="80" w:type="dxa"/>
-              <w:bottom w:w="80" w:type="dxa"/>
-              <w:left w:w="80" w:type="dxa"/>
-              <w:right w:w="80" w:type="dxa"/>
-            </w:tcMar>
-          </w:tcPr>
-          <w:p>
-            <w:r>
-              <w:rPr>
-                <w:b/>
-                <w:color w:val="0F172A"/>
-                <w:sz w:val="18"/>
-              </w:rPr>
-              <w:t>100%</w:t>
-            </w:r>
-          </w:p>
-        </w:tc>
-        <w:tc>
-          <w:tcPr>
-            <w:tcW w:type="dxa" w:w="1584"/>
-            <w:shd w:fill="FFFFFF"/>
-            <w:tcMar>
-              <w:top w:w="80" w:type="dxa"/>
-              <w:bottom w:w="80" w:type="dxa"/>
-              <w:left w:w="80" w:type="dxa"/>
-              <w:right w:w="80" w:type="dxa"/>
-            </w:tcMar>
-          </w:tcPr>
-          <w:p>
-            <w:r>
-              <w:rPr>
-                <w:b/>
-                <w:color w:val="16A34A"/>
-                <w:sz w:val="18"/>
-              </w:rPr>
-              <w:t>COMPLETE</w:t>
-            </w:r>
-          </w:p>
-        </w:tc>
-        <w:tc>
-          <w:tcPr>
-            <w:tcW w:type="dxa" w:w="2448"/>
-            <w:shd w:fill="FFFFFF"/>
-            <w:tcMar>
-              <w:top w:w="80" w:type="dxa"/>
-              <w:bottom w:w="80" w:type="dxa"/>
-              <w:left w:w="80" w:type="dxa"/>
-              <w:right w:w="80" w:type="dxa"/>
-            </w:tcMar>
-          </w:tcPr>
-          <w:p>
-            <w:r>
-              <w:rPr>
-                <w:sz w:val="18"/>
-              </w:rPr>
-              <w:t>25 normalized tables, triggers, analytical views, full seed data.</w:t>
-            </w:r>
-          </w:p>
-        </w:tc>
-      </w:tr>
-      <w:tr>
-        <w:tc>
-          <w:tcPr>
-            <w:tcW w:type="dxa" w:w="1872"/>
-            <w:shd w:fill="F0FDFA"/>
-            <w:tcMar>
-              <w:top w:w="80" w:type="dxa"/>
-              <w:bottom w:w="80" w:type="dxa"/>
-              <w:left w:w="80" w:type="dxa"/>
-              <w:right w:w="80" w:type="dxa"/>
-            </w:tcMar>
-          </w:tcPr>
-          <w:p>
-            <w:r>
-              <w:rPr>
-                <w:sz w:val="18"/>
-              </w:rPr>
-              <w:t>Backend Web API</w:t>
-            </w:r>
-          </w:p>
-        </w:tc>
-        <w:tc>
-          <w:tcPr>
-            <w:tcW w:type="dxa" w:w="2160"/>
-            <w:shd w:fill="F0FDFA"/>
-            <w:tcMar>
-              <w:top w:w="80" w:type="dxa"/>
-              <w:bottom w:w="80" w:type="dxa"/>
-              <w:left w:w="80" w:type="dxa"/>
-              <w:right w:w="80" w:type="dxa"/>
-            </w:tcMar>
-          </w:tcPr>
-          <w:p>
-            <w:r>
-              <w:rPr>
-                <w:sz w:val="18"/>
-              </w:rPr>
-              <w:t>ASP.NET Core (.NET 10)</w:t>
-            </w:r>
-          </w:p>
-        </w:tc>
-        <w:tc>
-          <w:tcPr>
-            <w:tcW w:type="dxa" w:w="1296"/>
-            <w:shd w:fill="F0FDFA"/>
-            <w:tcMar>
-              <w:top w:w="80" w:type="dxa"/>
-              <w:bottom w:w="80" w:type="dxa"/>
-              <w:left w:w="80" w:type="dxa"/>
-              <w:right w:w="80" w:type="dxa"/>
-            </w:tcMar>
-          </w:tcPr>
-          <w:p>
-            <w:r>
-              <w:rPr>
-                <w:b/>
-                <w:color w:val="0F172A"/>
-                <w:sz w:val="18"/>
-              </w:rPr>
-              <w:t>40%</w:t>
-            </w:r>
-          </w:p>
-        </w:tc>
-        <w:tc>
-          <w:tcPr>
-            <w:tcW w:type="dxa" w:w="1584"/>
-            <w:shd w:fill="F0FDFA"/>
-            <w:tcMar>
-              <w:top w:w="80" w:type="dxa"/>
-              <w:bottom w:w="80" w:type="dxa"/>
-              <w:left w:w="80" w:type="dxa"/>
-              <w:right w:w="80" w:type="dxa"/>
-            </w:tcMar>
-          </w:tcPr>
-          <w:p>
-            <w:r>
-              <w:rPr>
-                <w:b/>
-                <w:color w:val="D97706"/>
-                <w:sz w:val="18"/>
-              </w:rPr>
-              <w:t>INCOMPLETE</w:t>
-            </w:r>
-          </w:p>
-        </w:tc>
-        <w:tc>
-          <w:tcPr>
-            <w:tcW w:type="dxa" w:w="2448"/>
-            <w:shd w:fill="F0FDFA"/>
-            <w:tcMar>
-              <w:top w:w="80" w:type="dxa"/>
-              <w:bottom w:w="80" w:type="dxa"/>
-              <w:left w:w="80" w:type="dxa"/>
-              <w:right w:w="80" w:type="dxa"/>
-            </w:tcMar>
-          </w:tcPr>
-          <w:p>
-            <w:r>
-              <w:rPr>
-                <w:sz w:val="18"/>
-              </w:rPr>
-              <w:t>CRUD functional; MFS payments, SMS OTP, SignalR, caching pending.</w:t>
-            </w:r>
-          </w:p>
-        </w:tc>
-      </w:tr>
-      <w:tr>
-        <w:tc>
-          <w:tcPr>
-            <w:tcW w:type="dxa" w:w="1872"/>
-            <w:shd w:fill="FFFFFF"/>
-            <w:tcMar>
-              <w:top w:w="80" w:type="dxa"/>
-              <w:bottom w:w="80" w:type="dxa"/>
-              <w:left w:w="80" w:type="dxa"/>
-              <w:right w:w="80" w:type="dxa"/>
-            </w:tcMar>
-          </w:tcPr>
-          <w:p>
-            <w:r>
-              <w:rPr>
-                <w:sz w:val="18"/>
-              </w:rPr>
-              <w:t>CI/CD &amp; DevOps</w:t>
-            </w:r>
-          </w:p>
-        </w:tc>
-        <w:tc>
-          <w:tcPr>
-            <w:tcW w:type="dxa" w:w="2160"/>
-            <w:shd w:fill="FFFFFF"/>
-            <w:tcMar>
-              <w:top w:w="80" w:type="dxa"/>
-              <w:bottom w:w="80" w:type="dxa"/>
-              <w:left w:w="80" w:type="dxa"/>
-              <w:right w:w="80" w:type="dxa"/>
-            </w:tcMar>
-          </w:tcPr>
-          <w:p>
-            <w:r>
-              <w:rPr>
-                <w:sz w:val="18"/>
-              </w:rPr>
-              <w:t>GitHub Actions, Shell/Batch</w:t>
-            </w:r>
-          </w:p>
-        </w:tc>
-        <w:tc>
-          <w:tcPr>
-            <w:tcW w:type="dxa" w:w="1296"/>
-            <w:shd w:fill="FFFFFF"/>
-            <w:tcMar>
-              <w:top w:w="80" w:type="dxa"/>
-              <w:bottom w:w="80" w:type="dxa"/>
-              <w:left w:w="80" w:type="dxa"/>
-              <w:right w:w="80" w:type="dxa"/>
-            </w:tcMar>
-          </w:tcPr>
-          <w:p>
-            <w:r>
-              <w:rPr>
-                <w:b/>
-                <w:color w:val="0F172A"/>
-                <w:sz w:val="18"/>
-              </w:rPr>
-              <w:t>60%</w:t>
-            </w:r>
-          </w:p>
-        </w:tc>
-        <w:tc>
-          <w:tcPr>
-            <w:tcW w:type="dxa" w:w="1584"/>
-            <w:shd w:fill="FFFFFF"/>
-            <w:tcMar>
-              <w:top w:w="80" w:type="dxa"/>
-              <w:bottom w:w="80" w:type="dxa"/>
-              <w:left w:w="80" w:type="dxa"/>
-              <w:right w:w="80" w:type="dxa"/>
-            </w:tcMar>
-          </w:tcPr>
-          <w:p>
-            <w:r>
-              <w:rPr>
-                <w:b/>
-                <w:color w:val="0D9488"/>
-                <w:sz w:val="18"/>
-              </w:rPr>
-              <w:t>IN PROGRESS</w:t>
-            </w:r>
-          </w:p>
-        </w:tc>
-        <w:tc>
-          <w:tcPr>
-            <w:tcW w:type="dxa" w:w="2448"/>
-            <w:shd w:fill="FFFFFF"/>
-            <w:tcMar>
-              <w:top w:w="80" w:type="dxa"/>
-              <w:bottom w:w="80" w:type="dxa"/>
-              <w:left w:w="80" w:type="dxa"/>
-              <w:right w:w="80" w:type="dxa"/>
-            </w:tcMar>
-          </w:tcPr>
-          <w:p>
-            <w:r>
-              <w:rPr>
-                <w:sz w:val="18"/>
-              </w:rPr>
-              <w:t>CI pipelines &amp; Windows batch runners active; Docker staging pending.</w:t>
-            </w:r>
-          </w:p>
-        </w:tc>
-      </w:tr>
-    </w:tbl>
-    <w:p>
-      <w:pPr>
-        <w:spacing w:after="200"/>
-      </w:pPr>
     </w:p>
     <w:p>
       <w:pPr>
-        <w:keepNext/>
-        <w:spacing w:before="320" w:after="120"/>
+        <w:spacing w:before="0" w:after="80" w:line="276" w:lineRule="auto"/>
       </w:pPr>
       <w:r>
         <w:rPr>
           <w:rFonts w:ascii="Calibri" w:hAnsi="Calibri"/>
           <w:b/>
-          <w:color w:val="0D9488"/>
-          <w:sz w:val="32"/>
+          <w:color w:val="000000"/>
+          <w:sz w:val="20"/>
         </w:rPr>
-        <w:t>3. Completed Storefront &amp; UI Architecture (Status: COMPLETE)</w:t>
+        <w:t xml:space="preserve">1. Species-Focused Catalog: </w:t>
+      </w:r>
+      <w:r>
+        <w:rPr>
+          <w:rFonts w:ascii="Calibri" w:hAnsi="Calibri"/>
+          <w:i w:val="0"/>
+          <w:color w:val="232323"/>
+          <w:sz w:val="20"/>
+        </w:rPr>
+        <w:t>Build a dedicated pet care catalog organized by species (Cats, Dogs, Birds, Rabbits, Small Pets) and subcategories, making it easy to find suitable items.</w:t>
       </w:r>
     </w:p>
     <w:p>
       <w:pPr>
-        <w:spacing w:before="0" w:after="90" w:line="276" w:lineRule="auto"/>
-      </w:pPr>
-      <w:r>
-        <w:rPr>
-          <w:rFonts w:ascii="Calibri" w:hAnsi="Calibri"/>
-          <w:color w:val="334155"/>
-          <w:sz w:val="20"/>
-        </w:rPr>
-        <w:t>The client layer represents a complete, production-ready web storefront built without heavy framework overhead. Utilizing modern semantic HTML5, Vanilla JavaScript (ES6 Modules), and Tailwind CSS, the UI delivers instant render speeds and native app-like fluidity.</w:t>
-      </w:r>
-    </w:p>
-    <w:p>
-      <w:pPr>
-        <w:spacing w:before="0" w:after="90" w:line="276" w:lineRule="auto"/>
+        <w:spacing w:before="0" w:after="80" w:line="276" w:lineRule="auto"/>
       </w:pPr>
       <w:r>
         <w:rPr>
           <w:rFonts w:ascii="Calibri" w:hAnsi="Calibri"/>
           <w:b/>
-          <w:color w:val="0F172A"/>
+          <w:color w:val="000000"/>
           <w:sz w:val="20"/>
         </w:rPr>
-        <w:t xml:space="preserve">• Mobile-First Smartphone Touch UX: </w:t>
+        <w:t xml:space="preserve">2. Mobile Accessibility: </w:t>
       </w:r>
       <w:r>
         <w:rPr>
           <w:rFonts w:ascii="Calibri" w:hAnsi="Calibri"/>
-          <w:color w:val="334155"/>
+          <w:i w:val="0"/>
+          <w:color w:val="232323"/>
           <w:sz w:val="20"/>
         </w:rPr>
-        <w:t>Exclusively tailored for 360px–430px smartphone viewports with zero horizontal overflow, 44×44px minimum tap targets, iOS zoom-preventing inputs (16px base font), and horizontally swipeable product ribbons with hidden scrollbars.</w:t>
+        <w:t>Design a mobile-first interface so that users on budget and mid-range smartphones can navigate, search, and checkout smoothly without horizontal scrolling or broken layouts.</w:t>
       </w:r>
     </w:p>
     <w:p>
       <w:pPr>
-        <w:spacing w:before="0" w:after="90" w:line="276" w:lineRule="auto"/>
+        <w:spacing w:before="0" w:after="80" w:line="276" w:lineRule="auto"/>
       </w:pPr>
       <w:r>
         <w:rPr>
           <w:rFonts w:ascii="Calibri" w:hAnsi="Calibri"/>
           <w:b/>
-          <w:color w:val="0F172A"/>
+          <w:color w:val="000000"/>
           <w:sz w:val="20"/>
         </w:rPr>
-        <w:t xml:space="preserve">• Persistent Mobile Bottom Navigation: </w:t>
+        <w:t xml:space="preserve">3. Pet Profile Management: </w:t>
       </w:r>
       <w:r>
         <w:rPr>
           <w:rFonts w:ascii="Calibri" w:hAnsi="Calibri"/>
-          <w:color w:val="334155"/>
+          <w:i w:val="0"/>
+          <w:color w:val="232323"/>
           <w:sz w:val="20"/>
         </w:rPr>
-        <w:t>Fixed bottom bar on mobile viewports providing 1-tap navigation between Home, Catalog, Search, Cart (with live badge counter), and Account/Profile.</w:t>
+        <w:t>Allow pet owners to create digital profiles for their pets (age, breed, weight, medical conditions) to receive relevant product suggestions.</w:t>
       </w:r>
     </w:p>
     <w:p>
       <w:pPr>
-        <w:spacing w:before="0" w:after="90" w:line="276" w:lineRule="auto"/>
+        <w:spacing w:before="0" w:after="80" w:line="276" w:lineRule="auto"/>
       </w:pPr>
       <w:r>
         <w:rPr>
           <w:rFonts w:ascii="Calibri" w:hAnsi="Calibri"/>
           <w:b/>
-          <w:color w:val="0F172A"/>
+          <w:color w:val="000000"/>
           <w:sz w:val="20"/>
         </w:rPr>
-        <w:t xml:space="preserve">• Slide-Over Species Navigation Drawer: </w:t>
+        <w:t xml:space="preserve">4. Reliable Order Processing: </w:t>
       </w:r>
       <w:r>
         <w:rPr>
           <w:rFonts w:ascii="Calibri" w:hAnsi="Calibri"/>
-          <w:color w:val="334155"/>
+          <w:i w:val="0"/>
+          <w:color w:val="232323"/>
           <w:sz w:val="20"/>
         </w:rPr>
-        <w:t>Smooth slide-out mobile drawer categorizing pet species (Cats, Dogs, Birds, Rabbits, Small Animals) alongside links to Order Tracking, My Pets, and Helpdesk.</w:t>
+        <w:t>Implement an inventory-backed order pipeline where stock is deducted accurately upon order confirmation, preventing overselling.</w:t>
       </w:r>
     </w:p>
     <w:p>
       <w:pPr>
-        <w:spacing w:before="0" w:after="90" w:line="276" w:lineRule="auto"/>
+        <w:spacing w:before="0" w:after="80" w:line="276" w:lineRule="auto"/>
       </w:pPr>
       <w:r>
         <w:rPr>
           <w:rFonts w:ascii="Calibri" w:hAnsi="Calibri"/>
           <w:b/>
-          <w:color w:val="0F172A"/>
+          <w:color w:val="000000"/>
           <w:sz w:val="20"/>
         </w:rPr>
-        <w:t xml:space="preserve">• Instant Catalog Autocomplete Search: </w:t>
+        <w:t xml:space="preserve">5. Operations Dashboard: </w:t>
       </w:r>
       <w:r>
         <w:rPr>
           <w:rFonts w:ascii="Calibri" w:hAnsi="Calibri"/>
-          <w:color w:val="334155"/>
+          <w:i w:val="0"/>
+          <w:color w:val="232323"/>
           <w:sz w:val="20"/>
         </w:rPr>
-        <w:t>Debounced (300ms) keyword search modal matching product names, categories, and SKUs with live price and image previews.</w:t>
+        <w:t>Provide administrative tools for store staff to manage orders, review catalog stock, and moderate product reviews.</w:t>
       </w:r>
     </w:p>
     <w:p>
       <w:pPr>
-        <w:spacing w:before="0" w:after="90" w:line="276" w:lineRule="auto"/>
+        <w:keepNext/>
+        <w:spacing w:before="280" w:after="80"/>
       </w:pPr>
       <w:r>
         <w:rPr>
           <w:rFonts w:ascii="Calibri" w:hAnsi="Calibri"/>
           <w:b/>
-          <w:color w:val="0F172A"/>
-          <w:sz w:val="20"/>
+          <w:color w:val="000000"/>
+          <w:sz w:val="28"/>
         </w:rPr>
-        <w:t xml:space="preserve">• Multi-Facet Catalog Filtering (shop.html): </w:t>
-      </w:r>
-      <w:r>
-        <w:rPr>
-          <w:rFonts w:ascii="Calibri" w:hAnsi="Calibri"/>
-          <w:color w:val="334155"/>
-          <w:sz w:val="20"/>
-        </w:rPr>
-        <w:t>Dynamic sidebar on desktop and slide-up bottom drawer on mobile allowing multi-criteria filtering across categories, brands, price ranges, life stages (Kitten/Puppy/Adult/Senior), food types (Dry/Wet/Prescription), and medical concerns.</w:t>
+        <w:t>3. Current Project Status Summary</w:t>
       </w:r>
     </w:p>
     <w:p>
       <w:pPr>
-        <w:spacing w:before="0" w:after="90" w:line="276" w:lineRule="auto"/>
+        <w:spacing w:before="0" w:after="80" w:line="276" w:lineRule="auto"/>
       </w:pPr>
       <w:r>
         <w:rPr>
           <w:rFonts w:ascii="Calibri" w:hAnsi="Calibri"/>
-          <w:b/>
-          <w:color w:val="0F172A"/>
+          <w:i w:val="0"/>
+          <w:color w:val="232323"/>
           <w:sz w:val="20"/>
         </w:rPr>
-        <w:t xml:space="preserve">• Interactive Product Details (product.html): </w:t>
-      </w:r>
-      <w:r>
-        <w:rPr>
-          <w:rFonts w:ascii="Calibri" w:hAnsi="Calibri"/>
-          <w:color w:val="334155"/>
-          <w:sz w:val="20"/>
-        </w:rPr>
-        <w:t>Multi-image thumbnail gallery, interactive variant steppers (size/weight) with real-time stock and price adjustments, verified buyer review badges, and star ratings.</w:t>
-      </w:r>
-    </w:p>
-    <w:p>
-      <w:pPr>
-        <w:spacing w:before="0" w:after="90" w:line="276" w:lineRule="auto"/>
-      </w:pPr>
-      <w:r>
-        <w:rPr>
-          <w:rFonts w:ascii="Calibri" w:hAnsi="Calibri"/>
-          <w:b/>
-          <w:color w:val="0F172A"/>
-          <w:sz w:val="20"/>
-        </w:rPr>
-        <w:t xml:space="preserve">• Persistent Cart &amp; Line Calculations (cart.html): </w:t>
-      </w:r>
-      <w:r>
-        <w:rPr>
-          <w:rFonts w:ascii="Calibri" w:hAnsi="Calibri"/>
-          <w:color w:val="334155"/>
-          <w:sz w:val="20"/>
-        </w:rPr>
-        <w:t>Synchronized client-side state with automatic delivery threshold calculations (Free Delivery over 2,000 BDT) and inventory quantity limits.</w:t>
-      </w:r>
-    </w:p>
-    <w:p>
-      <w:pPr>
-        <w:spacing w:before="0" w:after="90" w:line="276" w:lineRule="auto"/>
-      </w:pPr>
-      <w:r>
-        <w:rPr>
-          <w:rFonts w:ascii="Calibri" w:hAnsi="Calibri"/>
-          <w:b/>
-          <w:color w:val="0F172A"/>
-          <w:sz w:val="20"/>
-        </w:rPr>
-        <w:t xml:space="preserve">• 13-Step Transactional Checkout Interface (checkout.html): </w:t>
-      </w:r>
-      <w:r>
-        <w:rPr>
-          <w:rFonts w:ascii="Calibri" w:hAnsi="Calibri"/>
-          <w:color w:val="334155"/>
-          <w:sz w:val="20"/>
-        </w:rPr>
-        <w:t>Delivery zone selection (Dhaka 80 BDT, Outside Dhaka 150 BDT), promotional coupon code engine, recipient address selection, and atomic order placement.</w:t>
-      </w:r>
-    </w:p>
-    <w:p>
-      <w:pPr>
-        <w:spacing w:before="0" w:after="90" w:line="276" w:lineRule="auto"/>
-      </w:pPr>
-      <w:r>
-        <w:rPr>
-          <w:rFonts w:ascii="Calibri" w:hAnsi="Calibri"/>
-          <w:b/>
-          <w:color w:val="0F172A"/>
-          <w:sz w:val="20"/>
-        </w:rPr>
-        <w:t xml:space="preserve">• My Pet Profile Management Hub (my-pets.html): </w:t>
-      </w:r>
-      <w:r>
-        <w:rPr>
-          <w:rFonts w:ascii="Calibri" w:hAnsi="Calibri"/>
-          <w:color w:val="334155"/>
-          <w:sz w:val="20"/>
-        </w:rPr>
-        <w:t>Pet parent profile tracker recording pet species, breed, birth date, weight, dietary requirements, and medical allergies with dynamic age calculation.</w:t>
-      </w:r>
-    </w:p>
-    <w:p>
-      <w:pPr>
-        <w:spacing w:before="0" w:after="90" w:line="276" w:lineRule="auto"/>
-      </w:pPr>
-      <w:r>
-        <w:rPr>
-          <w:rFonts w:ascii="Calibri" w:hAnsi="Calibri"/>
-          <w:b/>
-          <w:color w:val="0F172A"/>
-          <w:sz w:val="20"/>
-        </w:rPr>
-        <w:t xml:space="preserve">• Interactive QA Demo Authentication (login.html): </w:t>
-      </w:r>
-      <w:r>
-        <w:rPr>
-          <w:rFonts w:ascii="Calibri" w:hAnsi="Calibri"/>
-          <w:color w:val="334155"/>
-          <w:sz w:val="20"/>
-        </w:rPr>
-        <w:t>Convenient 1-click demo fill buttons allowing immediate test sign-ins for Administrator, Operations Staff, and Verified Customer personas.</w:t>
-      </w:r>
-    </w:p>
-    <w:p>
-      <w:pPr>
-        <w:keepNext/>
-        <w:spacing w:before="320" w:after="120"/>
-      </w:pPr>
-      <w:r>
-        <w:rPr>
-          <w:rFonts w:ascii="Calibri" w:hAnsi="Calibri"/>
-          <w:b/>
-          <w:color w:val="0D9488"/>
-          <w:sz w:val="32"/>
-        </w:rPr>
-        <w:t>4. Completed Database Schema &amp; Data Engineering (Status: COMPLETE)</w:t>
-      </w:r>
-    </w:p>
-    <w:p>
-      <w:pPr>
-        <w:spacing w:before="0" w:after="90" w:line="276" w:lineRule="auto"/>
-      </w:pPr>
-      <w:r>
-        <w:rPr>
-          <w:rFonts w:ascii="Calibri" w:hAnsi="Calibri"/>
-          <w:color w:val="334155"/>
-          <w:sz w:val="20"/>
-        </w:rPr>
-        <w:t>The relational database layer is fully modeled, normalized to 3NF standards, indexed, and deployed on MySQL 8.0+ / MariaDB 10.5+ under the database catalog `pet_ecommerce_db`.</w:t>
-      </w:r>
-    </w:p>
-    <w:p>
-      <w:pPr>
-        <w:spacing w:before="0" w:after="90" w:line="276" w:lineRule="auto"/>
-      </w:pPr>
-      <w:r>
-        <w:rPr>
-          <w:rFonts w:ascii="Calibri" w:hAnsi="Calibri"/>
-          <w:b/>
-          <w:color w:val="0F172A"/>
-          <w:sz w:val="20"/>
-        </w:rPr>
-        <w:t xml:space="preserve">• 25 Normalized Tables: </w:t>
-      </w:r>
-      <w:r>
-        <w:rPr>
-          <w:rFonts w:ascii="Calibri" w:hAnsi="Calibri"/>
-          <w:color w:val="334155"/>
-          <w:sz w:val="20"/>
-        </w:rPr>
-        <w:t>Fully relational architecture with InnoDB foreign keys and cascading deletes/updates spanning identity, catalog, taxonomies, orders, coupons, reviews, pet profiles, and audit transactions.</w:t>
-      </w:r>
-    </w:p>
-    <w:p>
-      <w:pPr>
-        <w:spacing w:before="0" w:after="90" w:line="276" w:lineRule="auto"/>
-      </w:pPr>
-      <w:r>
-        <w:rPr>
-          <w:rFonts w:ascii="Calibri" w:hAnsi="Calibri"/>
-          <w:b/>
-          <w:color w:val="0F172A"/>
-          <w:sz w:val="20"/>
-        </w:rPr>
-        <w:t xml:space="preserve">• Enterprise Taxonomy &amp; Variants: </w:t>
-      </w:r>
-      <w:r>
-        <w:rPr>
-          <w:rFonts w:ascii="Calibri" w:hAnsi="Calibri"/>
-          <w:color w:val="334155"/>
-          <w:sz w:val="20"/>
-        </w:rPr>
-        <w:t>Normalized hierarchies decoupling parent categories, subcategories, product masters, and SKU variants (e.g., 2kg vs. 10kg bags with independent stock and barcode tracking).</w:t>
-      </w:r>
-    </w:p>
-    <w:p>
-      <w:pPr>
-        <w:spacing w:before="0" w:after="90" w:line="276" w:lineRule="auto"/>
-      </w:pPr>
-      <w:r>
-        <w:rPr>
-          <w:rFonts w:ascii="Calibri" w:hAnsi="Calibri"/>
-          <w:b/>
-          <w:color w:val="0F172A"/>
-          <w:sz w:val="20"/>
-        </w:rPr>
-        <w:t xml:space="preserve">• Performance Indexing Suite: </w:t>
-      </w:r>
-      <w:r>
-        <w:rPr>
-          <w:rFonts w:ascii="Calibri" w:hAnsi="Calibri"/>
-          <w:color w:val="334155"/>
-          <w:sz w:val="20"/>
-        </w:rPr>
-        <w:t>Targeted single-field, composite, and full-text indexes optimizing high-volume queries such as catalog filtering on (category_id, is_active) and personal order history on (user_id, created_at).</w:t>
-      </w:r>
-    </w:p>
-    <w:p>
-      <w:pPr>
-        <w:spacing w:before="0" w:after="90" w:line="276" w:lineRule="auto"/>
-      </w:pPr>
-      <w:r>
-        <w:rPr>
-          <w:rFonts w:ascii="Calibri" w:hAnsi="Calibri"/>
-          <w:b/>
-          <w:color w:val="0F172A"/>
-          <w:sz w:val="20"/>
-        </w:rPr>
-        <w:t xml:space="preserve">• Storefront &amp; Analytical Views: </w:t>
-      </w:r>
-      <w:r>
-        <w:rPr>
-          <w:rFonts w:ascii="Calibri" w:hAnsi="Calibri"/>
-          <w:color w:val="334155"/>
-          <w:sz w:val="20"/>
-        </w:rPr>
-        <w:t>Includes v_active_products (denormalized storefront catalog view), v_inventory_status (stock reorder alerting), and v_daily_sales_analytics (executive revenue breakdown).</w:t>
-      </w:r>
-    </w:p>
-    <w:p>
-      <w:pPr>
-        <w:spacing w:before="0" w:after="90" w:line="276" w:lineRule="auto"/>
-      </w:pPr>
-      <w:r>
-        <w:rPr>
-          <w:rFonts w:ascii="Calibri" w:hAnsi="Calibri"/>
-          <w:b/>
-          <w:color w:val="0F172A"/>
-          <w:sz w:val="20"/>
-        </w:rPr>
-        <w:t xml:space="preserve">• Automated Inventory Triggers: </w:t>
-      </w:r>
-      <w:r>
-        <w:rPr>
-          <w:rFonts w:ascii="Calibri" w:hAnsi="Calibri"/>
-          <w:color w:val="334155"/>
-          <w:sz w:val="20"/>
-        </w:rPr>
-        <w:t>Database-level triggers ensuring every order creation or stock adjustment automatically creates an audit record in inventory_transactions.</w:t>
-      </w:r>
-    </w:p>
-    <w:p>
-      <w:pPr>
-        <w:spacing w:before="0" w:after="90" w:line="276" w:lineRule="auto"/>
-      </w:pPr>
-      <w:r>
-        <w:rPr>
-          <w:rFonts w:ascii="Calibri" w:hAnsi="Calibri"/>
-          <w:b/>
-          <w:color w:val="0F172A"/>
-          <w:sz w:val="20"/>
-        </w:rPr>
-        <w:t xml:space="preserve">• Seed Data &amp; Automated Deployment: </w:t>
-      </w:r>
-      <w:r>
-        <w:rPr>
-          <w:rFonts w:ascii="Calibri" w:hAnsi="Calibri"/>
-          <w:color w:val="334155"/>
-          <w:sz w:val="20"/>
-        </w:rPr>
-        <w:t>Automated multi-platform setup scripts (setup_database.sh, setup_database.bat, setup_database.ps1) deploying comprehensive seed data for 42+ products, brands, users, coupons, and orders.</w:t>
-      </w:r>
-    </w:p>
-    <w:p>
-      <w:pPr>
-        <w:keepNext/>
-        <w:spacing w:before="320" w:after="120"/>
-      </w:pPr>
-      <w:r>
-        <w:rPr>
-          <w:rFonts w:ascii="Calibri" w:hAnsi="Calibri"/>
-          <w:b/>
-          <w:color w:val="0D9488"/>
-          <w:sz w:val="32"/>
-        </w:rPr>
-        <w:t>5. Backend REST API: Current State vs. Deficiencies (Status: INCOMPLETE)</w:t>
-      </w:r>
-    </w:p>
-    <w:p>
-      <w:pPr>
-        <w:spacing w:before="0" w:after="90" w:line="276" w:lineRule="auto"/>
-      </w:pPr>
-      <w:r>
-        <w:rPr>
-          <w:rFonts w:ascii="Calibri" w:hAnsi="Calibri"/>
-          <w:color w:val="334155"/>
-          <w:sz w:val="20"/>
-        </w:rPr>
-        <w:t>The ASP.NET Core Web API layer (.NET 10) currently exists as a functional prototype covering fundamental CRUD operations, but it lacks the enterprise integrations, external financial gateways, and distributed infrastructure necessary for commercial production.</w:t>
-      </w:r>
-    </w:p>
-    <w:tbl>
-      <w:tblPr>
-        <w:tblW w:type="auto" w:w="0"/>
-        <w:jc w:val="center"/>
-        <w:tblLook w:firstColumn="1" w:firstRow="1" w:lastColumn="0" w:lastRow="0" w:noHBand="0" w:noVBand="1" w:val="04A0"/>
-      </w:tblPr>
-      <w:tblGrid>
-        <w:gridCol w:w="9360"/>
-      </w:tblGrid>
-      <w:tr>
-        <w:tc>
-          <w:tcPr>
-            <w:tcW w:type="dxa" w:w="9360"/>
-            <w:shd w:fill="F0FDFA"/>
-            <w:tcMar>
-              <w:top w:w="140" w:type="dxa"/>
-              <w:bottom w:w="140" w:type="dxa"/>
-              <w:left w:w="200" w:type="dxa"/>
-              <w:right w:w="200" w:type="dxa"/>
-            </w:tcMar>
-            <w:tcBorders>
-              <w:left w:val="single" w:sz="36" w:space="0" w:color="0D9488"/>
-              <w:top w:val="none"/>
-              <w:right w:val="none"/>
-              <w:bottom w:val="none"/>
-            </w:tcBorders>
-          </w:tcPr>
-          <w:p>
-            <w:pPr>
-              <w:spacing w:before="0" w:after="40"/>
-            </w:pPr>
-            <w:r>
-              <w:rPr>
-                <w:b/>
-                <w:color w:val="0D9488"/>
-                <w:sz w:val="21"/>
-              </w:rPr>
-              <w:t>📌 Backend Architecture Deficiencies</w:t>
-            </w:r>
-          </w:p>
-          <w:p>
-            <w:pPr>
-              <w:spacing w:before="0" w:after="0"/>
-            </w:pPr>
-            <w:r>
-              <w:rPr>
-                <w:color w:val="334155"/>
-                <w:sz w:val="19"/>
-              </w:rPr>
-              <w:t>The backend is marked INCOMPLETE because essential e-commerce services (MFS payment webhooks, SMS OTP verification, distributed caching, cloud file pipelines, and background job queues) are currently simulated, mocked, or absent. The sections below itemize these incomplete modules and their technical requirements.</w:t>
-            </w:r>
-          </w:p>
-        </w:tc>
-      </w:tr>
-    </w:tbl>
-    <w:p>
-      <w:pPr>
-        <w:spacing w:after="120"/>
-      </w:pPr>
-    </w:p>
-    <w:p>
-      <w:pPr>
-        <w:keepNext/>
-        <w:spacing w:before="240" w:after="80"/>
-      </w:pPr>
-      <w:r>
-        <w:rPr>
-          <w:rFonts w:ascii="Calibri" w:hAnsi="Calibri"/>
-          <w:b/>
-          <w:color w:val="0F172A"/>
-          <w:sz w:val="26"/>
-        </w:rPr>
-        <w:t>Itemized Incomplete Backend Deliverables</w:t>
+        <w:t>To provide a clear, realistic picture of where the project currently stands, the table below highlights the completion status of each major layer. The frontend user interface and relational database are 100% complete, while the backend API is partially developed and marked as incomplete.</w:t>
       </w:r>
     </w:p>
     <w:tbl>
@@ -1453,64 +301,85 @@
       <w:tr>
         <w:tc>
           <w:tcPr>
-            <w:tcW w:type="dxa" w:w="2160"/>
-            <w:shd w:fill="0F172A"/>
+            <w:tcW w:type="dxa" w:w="2016"/>
+            <w:shd w:fill="E8E8E8"/>
             <w:tcMar>
-              <w:top w:w="100" w:type="dxa"/>
-              <w:bottom w:w="100" w:type="dxa"/>
+              <w:top w:w="80" w:type="dxa"/>
+              <w:bottom w:w="80" w:type="dxa"/>
               <w:left w:w="80" w:type="dxa"/>
               <w:right w:w="80" w:type="dxa"/>
             </w:tcMar>
+            <w:tcBorders>
+              <w:top w:val="single" w:sz="4" w:space="0" w:color="999999"/>
+              <w:bottom w:val="single" w:sz="6" w:space="0" w:color="333333"/>
+              <w:left w:val="none"/>
+              <w:right w:val="none"/>
+            </w:tcBorders>
           </w:tcPr>
           <w:p>
             <w:r>
               <w:rPr>
+                <w:rFonts w:ascii="Calibri" w:hAnsi="Calibri"/>
                 <w:b/>
-                <w:color w:val="FFFFFF"/>
+                <w:color w:val="000000"/>
                 <w:sz w:val="19"/>
               </w:rPr>
-              <w:t>Module Name</w:t>
+              <w:t>Component</w:t>
             </w:r>
           </w:p>
         </w:tc>
         <w:tc>
           <w:tcPr>
-            <w:tcW w:type="dxa" w:w="1296"/>
-            <w:shd w:fill="0F172A"/>
+            <w:tcW w:type="dxa" w:w="2592"/>
+            <w:shd w:fill="E8E8E8"/>
             <w:tcMar>
-              <w:top w:w="100" w:type="dxa"/>
-              <w:bottom w:w="100" w:type="dxa"/>
+              <w:top w:w="80" w:type="dxa"/>
+              <w:bottom w:w="80" w:type="dxa"/>
               <w:left w:w="80" w:type="dxa"/>
               <w:right w:w="80" w:type="dxa"/>
             </w:tcMar>
+            <w:tcBorders>
+              <w:top w:val="single" w:sz="4" w:space="0" w:color="999999"/>
+              <w:bottom w:val="single" w:sz="6" w:space="0" w:color="333333"/>
+              <w:left w:val="none"/>
+              <w:right w:val="none"/>
+            </w:tcBorders>
           </w:tcPr>
           <w:p>
             <w:r>
               <w:rPr>
+                <w:rFonts w:ascii="Calibri" w:hAnsi="Calibri"/>
                 <w:b/>
-                <w:color w:val="FFFFFF"/>
+                <w:color w:val="000000"/>
                 <w:sz w:val="19"/>
               </w:rPr>
-              <w:t>Complexity</w:t>
+              <w:t>Technologies Used</w:t>
             </w:r>
           </w:p>
         </w:tc>
         <w:tc>
           <w:tcPr>
             <w:tcW w:type="dxa" w:w="1584"/>
-            <w:shd w:fill="0F172A"/>
+            <w:shd w:fill="E8E8E8"/>
             <w:tcMar>
-              <w:top w:w="100" w:type="dxa"/>
-              <w:bottom w:w="100" w:type="dxa"/>
+              <w:top w:w="80" w:type="dxa"/>
+              <w:bottom w:w="80" w:type="dxa"/>
               <w:left w:w="80" w:type="dxa"/>
               <w:right w:w="80" w:type="dxa"/>
             </w:tcMar>
+            <w:tcBorders>
+              <w:top w:val="single" w:sz="4" w:space="0" w:color="999999"/>
+              <w:bottom w:val="single" w:sz="6" w:space="0" w:color="333333"/>
+              <w:left w:val="none"/>
+              <w:right w:val="none"/>
+            </w:tcBorders>
           </w:tcPr>
           <w:p>
             <w:r>
               <w:rPr>
+                <w:rFonts w:ascii="Calibri" w:hAnsi="Calibri"/>
                 <w:b/>
-                <w:color w:val="FFFFFF"/>
+                <w:color w:val="000000"/>
                 <w:sz w:val="19"/>
               </w:rPr>
               <w:t>Status</w:t>
@@ -1519,23 +388,30 @@
         </w:tc>
         <w:tc>
           <w:tcPr>
-            <w:tcW w:type="dxa" w:w="4320"/>
-            <w:shd w:fill="0F172A"/>
+            <w:tcW w:type="dxa" w:w="3168"/>
+            <w:shd w:fill="E8E8E8"/>
             <w:tcMar>
-              <w:top w:w="100" w:type="dxa"/>
-              <w:bottom w:w="100" w:type="dxa"/>
+              <w:top w:w="80" w:type="dxa"/>
+              <w:bottom w:w="80" w:type="dxa"/>
               <w:left w:w="80" w:type="dxa"/>
               <w:right w:w="80" w:type="dxa"/>
             </w:tcMar>
+            <w:tcBorders>
+              <w:top w:val="single" w:sz="4" w:space="0" w:color="999999"/>
+              <w:bottom w:val="single" w:sz="6" w:space="0" w:color="333333"/>
+              <w:left w:val="none"/>
+              <w:right w:val="none"/>
+            </w:tcBorders>
           </w:tcPr>
           <w:p>
             <w:r>
               <w:rPr>
+                <w:rFonts w:ascii="Calibri" w:hAnsi="Calibri"/>
                 <w:b/>
-                <w:color w:val="FFFFFF"/>
+                <w:color w:val="000000"/>
                 <w:sz w:val="19"/>
               </w:rPr>
-              <w:t>Technical Gap &amp; Required Implementation</w:t>
+              <w:t>Summary of Work Done</w:t>
             </w:r>
           </w:p>
         </w:tc>
@@ -1543,83 +419,113 @@
       <w:tr>
         <w:tc>
           <w:tcPr>
-            <w:tcW w:type="dxa" w:w="2160"/>
-            <w:shd w:fill="F8FAFC"/>
+            <w:tcW w:type="dxa" w:w="2016"/>
+            <w:shd w:fill="FAFAFA"/>
             <w:tcMar>
               <w:top w:w="70" w:type="dxa"/>
               <w:bottom w:w="70" w:type="dxa"/>
-              <w:left w:w="70" w:type="dxa"/>
-              <w:right w:w="70" w:type="dxa"/>
+              <w:left w:w="80" w:type="dxa"/>
+              <w:right w:w="80" w:type="dxa"/>
             </w:tcMar>
+            <w:tcBorders>
+              <w:top w:val="single" w:sz="4" w:space="0" w:color="DDDDDD"/>
+              <w:bottom w:val="single" w:sz="6" w:space="0" w:color="DDDDDD"/>
+              <w:left w:val="none"/>
+              <w:right w:val="none"/>
+            </w:tcBorders>
           </w:tcPr>
           <w:p>
             <w:r>
               <w:rPr>
-                <w:sz w:val="17"/>
+                <w:rFonts w:ascii="Calibri" w:hAnsi="Calibri"/>
+                <w:b/>
+                <w:color w:val="232323"/>
+                <w:sz w:val="18"/>
               </w:rPr>
-              <w:t>MFS Payment Integration</w:t>
+              <w:t>Frontend Storefront</w:t>
             </w:r>
           </w:p>
         </w:tc>
         <w:tc>
           <w:tcPr>
-            <w:tcW w:type="dxa" w:w="1296"/>
-            <w:shd w:fill="F8FAFC"/>
+            <w:tcW w:type="dxa" w:w="2592"/>
+            <w:shd w:fill="FAFAFA"/>
             <w:tcMar>
               <w:top w:w="70" w:type="dxa"/>
               <w:bottom w:w="70" w:type="dxa"/>
-              <w:left w:w="70" w:type="dxa"/>
-              <w:right w:w="70" w:type="dxa"/>
+              <w:left w:w="80" w:type="dxa"/>
+              <w:right w:w="80" w:type="dxa"/>
             </w:tcMar>
+            <w:tcBorders>
+              <w:top w:val="single" w:sz="4" w:space="0" w:color="DDDDDD"/>
+              <w:bottom w:val="single" w:sz="6" w:space="0" w:color="DDDDDD"/>
+              <w:left w:val="none"/>
+              <w:right w:val="none"/>
+            </w:tcBorders>
           </w:tcPr>
           <w:p>
             <w:r>
               <w:rPr>
-                <w:sz w:val="17"/>
+                <w:rFonts w:ascii="Calibri" w:hAnsi="Calibri"/>
+                <w:sz w:val="18"/>
               </w:rPr>
-              <w:t>High</w:t>
+              <w:t>HTML5, Tailwind CSS, Vanilla JS</w:t>
             </w:r>
           </w:p>
         </w:tc>
         <w:tc>
           <w:tcPr>
             <w:tcW w:type="dxa" w:w="1584"/>
-            <w:shd w:fill="F8FAFC"/>
+            <w:shd w:fill="FAFAFA"/>
             <w:tcMar>
               <w:top w:w="70" w:type="dxa"/>
               <w:bottom w:w="70" w:type="dxa"/>
-              <w:left w:w="70" w:type="dxa"/>
-              <w:right w:w="70" w:type="dxa"/>
+              <w:left w:w="80" w:type="dxa"/>
+              <w:right w:w="80" w:type="dxa"/>
             </w:tcMar>
+            <w:tcBorders>
+              <w:top w:val="single" w:sz="4" w:space="0" w:color="DDDDDD"/>
+              <w:bottom w:val="single" w:sz="6" w:space="0" w:color="DDDDDD"/>
+              <w:left w:val="none"/>
+              <w:right w:val="none"/>
+            </w:tcBorders>
           </w:tcPr>
           <w:p>
             <w:r>
               <w:rPr>
+                <w:rFonts w:ascii="Calibri" w:hAnsi="Calibri"/>
                 <w:b/>
-                <w:color w:val="D97706"/>
-                <w:sz w:val="17"/>
+                <w:color w:val="000000"/>
+                <w:sz w:val="18"/>
               </w:rPr>
-              <w:t>INCOMPLETE (0%)</w:t>
+              <w:t>COMPLETE</w:t>
             </w:r>
           </w:p>
         </w:tc>
         <w:tc>
           <w:tcPr>
-            <w:tcW w:type="dxa" w:w="4320"/>
-            <w:shd w:fill="F8FAFC"/>
+            <w:tcW w:type="dxa" w:w="3168"/>
+            <w:shd w:fill="FAFAFA"/>
             <w:tcMar>
               <w:top w:w="70" w:type="dxa"/>
               <w:bottom w:w="70" w:type="dxa"/>
-              <w:left w:w="70" w:type="dxa"/>
-              <w:right w:w="70" w:type="dxa"/>
+              <w:left w:w="80" w:type="dxa"/>
+              <w:right w:w="80" w:type="dxa"/>
             </w:tcMar>
+            <w:tcBorders>
+              <w:top w:val="single" w:sz="4" w:space="0" w:color="DDDDDD"/>
+              <w:bottom w:val="single" w:sz="6" w:space="0" w:color="DDDDDD"/>
+              <w:left w:val="none"/>
+              <w:right w:val="none"/>
+            </w:tcBorders>
           </w:tcPr>
           <w:p>
             <w:r>
               <w:rPr>
-                <w:sz w:val="17"/>
+                <w:rFonts w:ascii="Calibri" w:hAnsi="Calibri"/>
+                <w:sz w:val="18"/>
               </w:rPr>
-              <w:t>Integrate bKash Checkout API, Nagad API, and SSLCommerz gateway with IPN webhook verification and idempotency keys.</w:t>
+              <w:t>18+ responsive pages, mobile drawer, search autocomplete, cart, checkout UI, demo logins.</w:t>
             </w:r>
           </w:p>
         </w:tc>
@@ -1627,41 +533,57 @@
       <w:tr>
         <w:tc>
           <w:tcPr>
-            <w:tcW w:type="dxa" w:w="2160"/>
+            <w:tcW w:type="dxa" w:w="2016"/>
             <w:shd w:fill="FFFFFF"/>
             <w:tcMar>
               <w:top w:w="70" w:type="dxa"/>
               <w:bottom w:w="70" w:type="dxa"/>
-              <w:left w:w="70" w:type="dxa"/>
-              <w:right w:w="70" w:type="dxa"/>
+              <w:left w:w="80" w:type="dxa"/>
+              <w:right w:w="80" w:type="dxa"/>
             </w:tcMar>
+            <w:tcBorders>
+              <w:top w:val="single" w:sz="4" w:space="0" w:color="DDDDDD"/>
+              <w:bottom w:val="single" w:sz="6" w:space="0" w:color="DDDDDD"/>
+              <w:left w:val="none"/>
+              <w:right w:val="none"/>
+            </w:tcBorders>
           </w:tcPr>
           <w:p>
             <w:r>
               <w:rPr>
-                <w:sz w:val="17"/>
+                <w:rFonts w:ascii="Calibri" w:hAnsi="Calibri"/>
+                <w:b/>
+                <w:color w:val="232323"/>
+                <w:sz w:val="18"/>
               </w:rPr>
-              <w:t>SMS OTP Gateway</w:t>
+              <w:t>Relational Database</w:t>
             </w:r>
           </w:p>
         </w:tc>
         <w:tc>
           <w:tcPr>
-            <w:tcW w:type="dxa" w:w="1296"/>
+            <w:tcW w:type="dxa" w:w="2592"/>
             <w:shd w:fill="FFFFFF"/>
             <w:tcMar>
               <w:top w:w="70" w:type="dxa"/>
               <w:bottom w:w="70" w:type="dxa"/>
-              <w:left w:w="70" w:type="dxa"/>
-              <w:right w:w="70" w:type="dxa"/>
+              <w:left w:w="80" w:type="dxa"/>
+              <w:right w:w="80" w:type="dxa"/>
             </w:tcMar>
+            <w:tcBorders>
+              <w:top w:val="single" w:sz="4" w:space="0" w:color="DDDDDD"/>
+              <w:bottom w:val="single" w:sz="6" w:space="0" w:color="DDDDDD"/>
+              <w:left w:val="none"/>
+              <w:right w:val="none"/>
+            </w:tcBorders>
           </w:tcPr>
           <w:p>
             <w:r>
               <w:rPr>
-                <w:sz w:val="17"/>
+                <w:rFonts w:ascii="Calibri" w:hAnsi="Calibri"/>
+                <w:sz w:val="18"/>
               </w:rPr>
-              <w:t>Medium</w:t>
+              <w:t>MySQL 8.0+ / MariaDB 10.5+</w:t>
             </w:r>
           </w:p>
         </w:tc>
@@ -1672,38 +594,52 @@
             <w:tcMar>
               <w:top w:w="70" w:type="dxa"/>
               <w:bottom w:w="70" w:type="dxa"/>
-              <w:left w:w="70" w:type="dxa"/>
-              <w:right w:w="70" w:type="dxa"/>
+              <w:left w:w="80" w:type="dxa"/>
+              <w:right w:w="80" w:type="dxa"/>
             </w:tcMar>
+            <w:tcBorders>
+              <w:top w:val="single" w:sz="4" w:space="0" w:color="DDDDDD"/>
+              <w:bottom w:val="single" w:sz="6" w:space="0" w:color="DDDDDD"/>
+              <w:left w:val="none"/>
+              <w:right w:val="none"/>
+            </w:tcBorders>
           </w:tcPr>
           <w:p>
             <w:r>
               <w:rPr>
+                <w:rFonts w:ascii="Calibri" w:hAnsi="Calibri"/>
                 <w:b/>
-                <w:color w:val="D97706"/>
-                <w:sz w:val="17"/>
+                <w:color w:val="000000"/>
+                <w:sz w:val="18"/>
               </w:rPr>
-              <w:t>INCOMPLETE (0%)</w:t>
+              <w:t>COMPLETE</w:t>
             </w:r>
           </w:p>
         </w:tc>
         <w:tc>
           <w:tcPr>
-            <w:tcW w:type="dxa" w:w="4320"/>
+            <w:tcW w:type="dxa" w:w="3168"/>
             <w:shd w:fill="FFFFFF"/>
             <w:tcMar>
               <w:top w:w="70" w:type="dxa"/>
               <w:bottom w:w="70" w:type="dxa"/>
-              <w:left w:w="70" w:type="dxa"/>
-              <w:right w:w="70" w:type="dxa"/>
+              <w:left w:w="80" w:type="dxa"/>
+              <w:right w:w="80" w:type="dxa"/>
             </w:tcMar>
+            <w:tcBorders>
+              <w:top w:val="single" w:sz="4" w:space="0" w:color="DDDDDD"/>
+              <w:bottom w:val="single" w:sz="6" w:space="0" w:color="DDDDDD"/>
+              <w:left w:val="none"/>
+              <w:right w:val="none"/>
+            </w:tcBorders>
           </w:tcPr>
           <w:p>
             <w:r>
               <w:rPr>
-                <w:sz w:val="17"/>
+                <w:rFonts w:ascii="Calibri" w:hAnsi="Calibri"/>
+                <w:sz w:val="18"/>
               </w:rPr>
-              <w:t>Connect Bangladeshi SMS gateway (SSL Wireless/Twilio) for phone registration verification and transactional SMS alerts.</w:t>
+              <w:t>25 normalized tables, foreign keys, triggers, analytical views, and seed datasets.</w:t>
             </w:r>
           </w:p>
         </w:tc>
@@ -1711,83 +647,1070 @@
       <w:tr>
         <w:tc>
           <w:tcPr>
-            <w:tcW w:type="dxa" w:w="2160"/>
-            <w:shd w:fill="F8FAFC"/>
+            <w:tcW w:type="dxa" w:w="2016"/>
+            <w:shd w:fill="FAFAFA"/>
             <w:tcMar>
               <w:top w:w="70" w:type="dxa"/>
               <w:bottom w:w="70" w:type="dxa"/>
-              <w:left w:w="70" w:type="dxa"/>
-              <w:right w:w="70" w:type="dxa"/>
+              <w:left w:w="80" w:type="dxa"/>
+              <w:right w:w="80" w:type="dxa"/>
             </w:tcMar>
+            <w:tcBorders>
+              <w:top w:val="single" w:sz="4" w:space="0" w:color="DDDDDD"/>
+              <w:bottom w:val="single" w:sz="6" w:space="0" w:color="DDDDDD"/>
+              <w:left w:val="none"/>
+              <w:right w:val="none"/>
+            </w:tcBorders>
           </w:tcPr>
           <w:p>
             <w:r>
               <w:rPr>
-                <w:sz w:val="17"/>
+                <w:rFonts w:ascii="Calibri" w:hAnsi="Calibri"/>
+                <w:b/>
+                <w:color w:val="232323"/>
+                <w:sz w:val="18"/>
               </w:rPr>
-              <w:t>SignalR Live Hub</w:t>
+              <w:t>Backend REST API</w:t>
             </w:r>
           </w:p>
         </w:tc>
         <w:tc>
           <w:tcPr>
-            <w:tcW w:type="dxa" w:w="1296"/>
-            <w:shd w:fill="F8FAFC"/>
+            <w:tcW w:type="dxa" w:w="2592"/>
+            <w:shd w:fill="FAFAFA"/>
             <w:tcMar>
               <w:top w:w="70" w:type="dxa"/>
               <w:bottom w:w="70" w:type="dxa"/>
-              <w:left w:w="70" w:type="dxa"/>
-              <w:right w:w="70" w:type="dxa"/>
+              <w:left w:w="80" w:type="dxa"/>
+              <w:right w:w="80" w:type="dxa"/>
             </w:tcMar>
+            <w:tcBorders>
+              <w:top w:val="single" w:sz="4" w:space="0" w:color="DDDDDD"/>
+              <w:bottom w:val="single" w:sz="6" w:space="0" w:color="DDDDDD"/>
+              <w:left w:val="none"/>
+              <w:right w:val="none"/>
+            </w:tcBorders>
           </w:tcPr>
           <w:p>
             <w:r>
               <w:rPr>
-                <w:sz w:val="17"/>
+                <w:rFonts w:ascii="Calibri" w:hAnsi="Calibri"/>
+                <w:sz w:val="18"/>
               </w:rPr>
-              <w:t>Medium</w:t>
+              <w:t>ASP.NET Core Web API (.NET 10)</w:t>
             </w:r>
           </w:p>
         </w:tc>
         <w:tc>
           <w:tcPr>
             <w:tcW w:type="dxa" w:w="1584"/>
-            <w:shd w:fill="F8FAFC"/>
+            <w:shd w:fill="FAFAFA"/>
             <w:tcMar>
               <w:top w:w="70" w:type="dxa"/>
               <w:bottom w:w="70" w:type="dxa"/>
-              <w:left w:w="70" w:type="dxa"/>
-              <w:right w:w="70" w:type="dxa"/>
+              <w:left w:w="80" w:type="dxa"/>
+              <w:right w:w="80" w:type="dxa"/>
             </w:tcMar>
+            <w:tcBorders>
+              <w:top w:val="single" w:sz="4" w:space="0" w:color="DDDDDD"/>
+              <w:bottom w:val="single" w:sz="6" w:space="0" w:color="DDDDDD"/>
+              <w:left w:val="none"/>
+              <w:right w:val="none"/>
+            </w:tcBorders>
           </w:tcPr>
           <w:p>
             <w:r>
               <w:rPr>
+                <w:rFonts w:ascii="Calibri" w:hAnsi="Calibri"/>
                 <w:b/>
-                <w:color w:val="D97706"/>
-                <w:sz w:val="17"/>
+                <w:color w:val="000000"/>
+                <w:sz w:val="18"/>
               </w:rPr>
-              <w:t>INCOMPLETE (0%)</w:t>
+              <w:t>INCOMPLETE</w:t>
             </w:r>
           </w:p>
         </w:tc>
         <w:tc>
           <w:tcPr>
-            <w:tcW w:type="dxa" w:w="4320"/>
-            <w:shd w:fill="F8FAFC"/>
+            <w:tcW w:type="dxa" w:w="3168"/>
+            <w:shd w:fill="FAFAFA"/>
             <w:tcMar>
               <w:top w:w="70" w:type="dxa"/>
               <w:bottom w:w="70" w:type="dxa"/>
-              <w:left w:w="70" w:type="dxa"/>
-              <w:right w:w="70" w:type="dxa"/>
+              <w:left w:w="80" w:type="dxa"/>
+              <w:right w:w="80" w:type="dxa"/>
             </w:tcMar>
+            <w:tcBorders>
+              <w:top w:val="single" w:sz="4" w:space="0" w:color="DDDDDD"/>
+              <w:bottom w:val="single" w:sz="6" w:space="0" w:color="DDDDDD"/>
+              <w:left w:val="none"/>
+              <w:right w:val="none"/>
+            </w:tcBorders>
           </w:tcPr>
           <w:p>
             <w:r>
               <w:rPr>
-                <w:sz w:val="17"/>
+                <w:rFonts w:ascii="Calibri" w:hAnsi="Calibri"/>
+                <w:sz w:val="18"/>
               </w:rPr>
-              <w:t>Implement ASP.NET Core SignalR hub to stream live order dispatch updates and warehouse pick-and-pack alerts to clients.</w:t>
+              <w:t>Basic CRUD controllers exist; missing bKash/Nagad payments, SMS OTP, SignalR, and caching.</w:t>
+            </w:r>
+          </w:p>
+        </w:tc>
+      </w:tr>
+    </w:tbl>
+    <w:p>
+      <w:pPr>
+        <w:spacing w:after="120"/>
+      </w:pPr>
+    </w:p>
+    <w:tbl>
+      <w:tblPr>
+        <w:tblW w:type="auto" w:w="0"/>
+        <w:jc w:val="center"/>
+        <w:tblLook w:firstColumn="1" w:firstRow="1" w:lastColumn="0" w:lastRow="0" w:noHBand="0" w:noVBand="1" w:val="04A0"/>
+      </w:tblPr>
+      <w:tblGrid>
+        <w:gridCol w:w="9360"/>
+      </w:tblGrid>
+      <w:tr>
+        <w:tc>
+          <w:tcPr>
+            <w:tcW w:type="dxa" w:w="9360"/>
+            <w:shd w:fill="F5F5F5"/>
+            <w:tcMar>
+              <w:top w:w="100" w:type="dxa"/>
+              <w:bottom w:w="100" w:type="dxa"/>
+              <w:left w:w="140" w:type="dxa"/>
+              <w:right w:w="140" w:type="dxa"/>
+            </w:tcMar>
+            <w:tcBorders>
+              <w:top w:val="single" w:sz="4" w:space="0" w:color="CCCCCC"/>
+              <w:bottom w:val="single" w:sz="6" w:space="0" w:color="CCCCCC"/>
+              <w:left w:val="single" w:sz="4" w:space="0" w:color="333333"/>
+              <w:right w:val="single" w:sz="4" w:space="0" w:color="CCCCCC"/>
+            </w:tcBorders>
+          </w:tcPr>
+          <w:p>
+            <w:pPr>
+              <w:spacing w:before="0" w:after="0"/>
+            </w:pPr>
+            <w:r>
+              <w:rPr>
+                <w:rFonts w:ascii="Calibri" w:hAnsi="Calibri"/>
+                <w:i/>
+                <w:color w:val="232323"/>
+                <w:sz w:val="19"/>
+              </w:rPr>
+              <w:t>Note on Backend Status: The backend code compiles and runs locally on port 5208 with working database queries. However, we have marked it as INCOMPLETE because production-critical services (online payment processing, SMS phone verification, background jobs, and cloud asset storage) are not yet implemented.</w:t>
+            </w:r>
+          </w:p>
+        </w:tc>
+      </w:tr>
+    </w:tbl>
+    <w:p>
+      <w:pPr>
+        <w:spacing w:after="80"/>
+      </w:pPr>
+    </w:p>
+    <w:p>
+      <w:pPr>
+        <w:keepNext/>
+        <w:spacing w:before="280" w:after="80"/>
+      </w:pPr>
+      <w:r>
+        <w:rPr>
+          <w:rFonts w:ascii="Calibri" w:hAnsi="Calibri"/>
+          <w:b/>
+          <w:color w:val="000000"/>
+          <w:sz w:val="28"/>
+        </w:rPr>
+        <w:t>4. Completed Frontend Storefront (Status: COMPLETE)</w:t>
+      </w:r>
+    </w:p>
+    <w:p>
+      <w:pPr>
+        <w:spacing w:before="0" w:after="80" w:line="276" w:lineRule="auto"/>
+      </w:pPr>
+      <w:r>
+        <w:rPr>
+          <w:rFonts w:ascii="Calibri" w:hAnsi="Calibri"/>
+          <w:i w:val="0"/>
+          <w:color w:val="232323"/>
+          <w:sz w:val="20"/>
+        </w:rPr>
+        <w:t>The frontend is completely built and functional. We intentionally used standard semantic HTML5, Tailwind CSS, and Vanilla JavaScript (ES modules) without heavy frameworks like React or Angular. This keeps page load times minimal on mobile connections and removes the need for complex build pipelines.</w:t>
+      </w:r>
+    </w:p>
+    <w:p>
+      <w:pPr>
+        <w:spacing w:before="0" w:after="80" w:line="276" w:lineRule="auto"/>
+      </w:pPr>
+      <w:r>
+        <w:rPr>
+          <w:rFonts w:ascii="Calibri" w:hAnsi="Calibri"/>
+          <w:i w:val="0"/>
+          <w:color w:val="232323"/>
+          <w:sz w:val="20"/>
+        </w:rPr>
+        <w:t>All 18 customer-facing and operational pages are finished, responsive, and tested across both desktop browsers and mobile viewports (from small 360px screens up to large displays).</w:t>
+      </w:r>
+    </w:p>
+    <w:p>
+      <w:pPr>
+        <w:keepNext/>
+        <w:spacing w:before="200" w:after="60"/>
+      </w:pPr>
+      <w:r>
+        <w:rPr>
+          <w:rFonts w:ascii="Calibri" w:hAnsi="Calibri"/>
+          <w:b/>
+          <w:color w:val="232323"/>
+          <w:sz w:val="24"/>
+        </w:rPr>
+        <w:t>Detailed List of Frontend Features:</w:t>
+      </w:r>
+    </w:p>
+    <w:p>
+      <w:pPr>
+        <w:spacing w:before="0" w:after="80" w:line="276" w:lineRule="auto"/>
+      </w:pPr>
+      <w:r>
+        <w:rPr>
+          <w:rFonts w:ascii="Calibri" w:hAnsi="Calibri"/>
+          <w:b/>
+          <w:color w:val="000000"/>
+          <w:sz w:val="20"/>
+        </w:rPr>
+        <w:t xml:space="preserve">• Smartphone Touch Optimization: </w:t>
+      </w:r>
+      <w:r>
+        <w:rPr>
+          <w:rFonts w:ascii="Calibri" w:hAnsi="Calibri"/>
+          <w:i w:val="0"/>
+          <w:color w:val="232323"/>
+          <w:sz w:val="20"/>
+        </w:rPr>
+        <w:t>The entire UI is built with touch devices in mind. Touch buttons have at least 44x44px hit areas, form inputs use a 16px font to prevent unwanted iOS auto-zooming, and horizontal category ribbons swipe naturally on mobile screens.</w:t>
+      </w:r>
+    </w:p>
+    <w:p>
+      <w:pPr>
+        <w:spacing w:before="0" w:after="80" w:line="276" w:lineRule="auto"/>
+      </w:pPr>
+      <w:r>
+        <w:rPr>
+          <w:rFonts w:ascii="Calibri" w:hAnsi="Calibri"/>
+          <w:b/>
+          <w:color w:val="000000"/>
+          <w:sz w:val="20"/>
+        </w:rPr>
+        <w:t xml:space="preserve">• Sticky Bottom Navigation: </w:t>
+      </w:r>
+      <w:r>
+        <w:rPr>
+          <w:rFonts w:ascii="Calibri" w:hAnsi="Calibri"/>
+          <w:i w:val="0"/>
+          <w:color w:val="232323"/>
+          <w:sz w:val="20"/>
+        </w:rPr>
+        <w:t>On mobile devices, a persistent bottom bar gives quick 1-tap access to Home, Shop, Search, Cart (with live badge counter), and Account.</w:t>
+      </w:r>
+    </w:p>
+    <w:p>
+      <w:pPr>
+        <w:spacing w:before="0" w:after="80" w:line="276" w:lineRule="auto"/>
+      </w:pPr>
+      <w:r>
+        <w:rPr>
+          <w:rFonts w:ascii="Calibri" w:hAnsi="Calibri"/>
+          <w:b/>
+          <w:color w:val="000000"/>
+          <w:sz w:val="20"/>
+        </w:rPr>
+        <w:t xml:space="preserve">• Slide-Over Species Drawer: </w:t>
+      </w:r>
+      <w:r>
+        <w:rPr>
+          <w:rFonts w:ascii="Calibri" w:hAnsi="Calibri"/>
+          <w:i w:val="0"/>
+          <w:color w:val="232323"/>
+          <w:sz w:val="20"/>
+        </w:rPr>
+        <w:t>A smooth sliding drawer provides clean navigation for pet species (Cats, Dogs, Birds, Rabbits, Small Pets), order tracking, pet profiles, and support links.</w:t>
+      </w:r>
+    </w:p>
+    <w:p>
+      <w:pPr>
+        <w:spacing w:before="0" w:after="80" w:line="276" w:lineRule="auto"/>
+      </w:pPr>
+      <w:r>
+        <w:rPr>
+          <w:rFonts w:ascii="Calibri" w:hAnsi="Calibri"/>
+          <w:b/>
+          <w:color w:val="000000"/>
+          <w:sz w:val="20"/>
+        </w:rPr>
+        <w:t xml:space="preserve">• Live Search with Autocomplete: </w:t>
+      </w:r>
+      <w:r>
+        <w:rPr>
+          <w:rFonts w:ascii="Calibri" w:hAnsi="Calibri"/>
+          <w:i w:val="0"/>
+          <w:color w:val="232323"/>
+          <w:sz w:val="20"/>
+        </w:rPr>
+        <w:t>A search modal that triggers with a 300ms debounce as the user types, displaying product names, thumbnail photos, prices, and categories in real time.</w:t>
+      </w:r>
+    </w:p>
+    <w:p>
+      <w:pPr>
+        <w:spacing w:before="0" w:after="80" w:line="276" w:lineRule="auto"/>
+      </w:pPr>
+      <w:r>
+        <w:rPr>
+          <w:rFonts w:ascii="Calibri" w:hAnsi="Calibri"/>
+          <w:b/>
+          <w:color w:val="000000"/>
+          <w:sz w:val="20"/>
+        </w:rPr>
+        <w:t xml:space="preserve">• Multi-Facet Catalog Filtering (shop.html): </w:t>
+      </w:r>
+      <w:r>
+        <w:rPr>
+          <w:rFonts w:ascii="Calibri" w:hAnsi="Calibri"/>
+          <w:i w:val="0"/>
+          <w:color w:val="232323"/>
+          <w:sz w:val="20"/>
+        </w:rPr>
+        <w:t>The shop page includes a multi-criteria filter sidebar (which turns into a sliding sheet on mobile) supporting category filters, pet species, price ranges, in-stock toggles, life stages (Kitten/Puppy/Adult), and food types.</w:t>
+      </w:r>
+    </w:p>
+    <w:p>
+      <w:pPr>
+        <w:spacing w:before="0" w:after="80" w:line="276" w:lineRule="auto"/>
+      </w:pPr>
+      <w:r>
+        <w:rPr>
+          <w:rFonts w:ascii="Calibri" w:hAnsi="Calibri"/>
+          <w:b/>
+          <w:color w:val="000000"/>
+          <w:sz w:val="20"/>
+        </w:rPr>
+        <w:t xml:space="preserve">• Product Detail Experience (product.html): </w:t>
+      </w:r>
+      <w:r>
+        <w:rPr>
+          <w:rFonts w:ascii="Calibri" w:hAnsi="Calibri"/>
+          <w:i w:val="0"/>
+          <w:color w:val="232323"/>
+          <w:sz w:val="20"/>
+        </w:rPr>
+        <w:t>Displays multi-photo galleries, interactive weight/flavor variant pickers that update pricing dynamically, stock availability warnings, and customer reviews.</w:t>
+      </w:r>
+    </w:p>
+    <w:p>
+      <w:pPr>
+        <w:spacing w:before="0" w:after="80" w:line="276" w:lineRule="auto"/>
+      </w:pPr>
+      <w:r>
+        <w:rPr>
+          <w:rFonts w:ascii="Calibri" w:hAnsi="Calibri"/>
+          <w:b/>
+          <w:color w:val="000000"/>
+          <w:sz w:val="20"/>
+        </w:rPr>
+        <w:t xml:space="preserve">• Cart Management (cart.html): </w:t>
+      </w:r>
+      <w:r>
+        <w:rPr>
+          <w:rFonts w:ascii="Calibri" w:hAnsi="Calibri"/>
+          <w:i w:val="0"/>
+          <w:color w:val="232323"/>
+          <w:sz w:val="20"/>
+        </w:rPr>
+        <w:t>Saved locally so items remain if the user refreshes. Includes quantity adjustments, item removal, free delivery progress bar, and subtotal calculation.</w:t>
+      </w:r>
+    </w:p>
+    <w:p>
+      <w:pPr>
+        <w:spacing w:before="0" w:after="80" w:line="276" w:lineRule="auto"/>
+      </w:pPr>
+      <w:r>
+        <w:rPr>
+          <w:rFonts w:ascii="Calibri" w:hAnsi="Calibri"/>
+          <w:b/>
+          <w:color w:val="000000"/>
+          <w:sz w:val="20"/>
+        </w:rPr>
+        <w:t xml:space="preserve">• Checkout Flow (checkout.html): </w:t>
+      </w:r>
+      <w:r>
+        <w:rPr>
+          <w:rFonts w:ascii="Calibri" w:hAnsi="Calibri"/>
+          <w:i w:val="0"/>
+          <w:color w:val="232323"/>
+          <w:sz w:val="20"/>
+        </w:rPr>
+        <w:t>Supports delivery zone selection (Dhaka 80 BDT, outside Dhaka 150 BDT), coupon validation, saved customer addresses, and order placement review.</w:t>
+      </w:r>
+    </w:p>
+    <w:p>
+      <w:pPr>
+        <w:spacing w:before="0" w:after="80" w:line="276" w:lineRule="auto"/>
+      </w:pPr>
+      <w:r>
+        <w:rPr>
+          <w:rFonts w:ascii="Calibri" w:hAnsi="Calibri"/>
+          <w:b/>
+          <w:color w:val="000000"/>
+          <w:sz w:val="20"/>
+        </w:rPr>
+        <w:t xml:space="preserve">• 'My Pet' Profile Hub (my-pets.html): </w:t>
+      </w:r>
+      <w:r>
+        <w:rPr>
+          <w:rFonts w:ascii="Calibri" w:hAnsi="Calibri"/>
+          <w:i w:val="0"/>
+          <w:color w:val="232323"/>
+          <w:sz w:val="20"/>
+        </w:rPr>
+        <w:t>Allows customers to add their pets, select breed and birth date, set weight, and check off dietary allergies and health needs.</w:t>
+      </w:r>
+    </w:p>
+    <w:p>
+      <w:pPr>
+        <w:spacing w:before="0" w:after="80" w:line="276" w:lineRule="auto"/>
+      </w:pPr>
+      <w:r>
+        <w:rPr>
+          <w:rFonts w:ascii="Calibri" w:hAnsi="Calibri"/>
+          <w:b/>
+          <w:color w:val="000000"/>
+          <w:sz w:val="20"/>
+        </w:rPr>
+        <w:t xml:space="preserve">• Order Tracking (orders.html, order-details.html): </w:t>
+      </w:r>
+      <w:r>
+        <w:rPr>
+          <w:rFonts w:ascii="Calibri" w:hAnsi="Calibri"/>
+          <w:i w:val="0"/>
+          <w:color w:val="232323"/>
+          <w:sz w:val="20"/>
+        </w:rPr>
+        <w:t>Customer order history list with direct links to individual order timelines, delivery statuses, and breakdown of purchased items.</w:t>
+      </w:r>
+    </w:p>
+    <w:p>
+      <w:pPr>
+        <w:spacing w:before="0" w:after="80" w:line="276" w:lineRule="auto"/>
+      </w:pPr>
+      <w:r>
+        <w:rPr>
+          <w:rFonts w:ascii="Calibri" w:hAnsi="Calibri"/>
+          <w:b/>
+          <w:color w:val="000000"/>
+          <w:sz w:val="20"/>
+        </w:rPr>
+        <w:t xml:space="preserve">• 1-Click Demo Login Buttons (login.html): </w:t>
+      </w:r>
+      <w:r>
+        <w:rPr>
+          <w:rFonts w:ascii="Calibri" w:hAnsi="Calibri"/>
+          <w:i w:val="0"/>
+          <w:color w:val="232323"/>
+          <w:sz w:val="20"/>
+        </w:rPr>
+        <w:t>On the login screen, pre-configured buttons let testers immediately fill in Administrator, Staff, or Customer test accounts with a single click.</w:t>
+      </w:r>
+    </w:p>
+    <w:p>
+      <w:pPr>
+        <w:keepNext/>
+        <w:spacing w:before="280" w:after="80"/>
+      </w:pPr>
+      <w:r>
+        <w:rPr>
+          <w:rFonts w:ascii="Calibri" w:hAnsi="Calibri"/>
+          <w:b/>
+          <w:color w:val="000000"/>
+          <w:sz w:val="28"/>
+        </w:rPr>
+        <w:t>5. Completed Database Architecture (Status: COMPLETE)</w:t>
+      </w:r>
+    </w:p>
+    <w:p>
+      <w:pPr>
+        <w:spacing w:before="0" w:after="80" w:line="276" w:lineRule="auto"/>
+      </w:pPr>
+      <w:r>
+        <w:rPr>
+          <w:rFonts w:ascii="Calibri" w:hAnsi="Calibri"/>
+          <w:i w:val="0"/>
+          <w:color w:val="232323"/>
+          <w:sz w:val="20"/>
+        </w:rPr>
+        <w:t>The relational database schema is completely designed, normalized to 3rd Normal Form (3NF), and tested. It runs on MySQL 8.0+ or MariaDB 10.5+ under the database name `pet_ecommerce_db`.</w:t>
+      </w:r>
+    </w:p>
+    <w:p>
+      <w:pPr>
+        <w:spacing w:before="0" w:after="80" w:line="276" w:lineRule="auto"/>
+      </w:pPr>
+      <w:r>
+        <w:rPr>
+          <w:rFonts w:ascii="Calibri" w:hAnsi="Calibri"/>
+          <w:i w:val="0"/>
+          <w:color w:val="232323"/>
+          <w:sz w:val="20"/>
+        </w:rPr>
+        <w:t>The schema contains 25 normalized tables, foreign key constraints with proper cascade actions, performance indexes, pre-defined views for common queries, automated inventory audit triggers, and extensive seed data.</w:t>
+      </w:r>
+    </w:p>
+    <w:p>
+      <w:pPr>
+        <w:keepNext/>
+        <w:spacing w:before="200" w:after="60"/>
+      </w:pPr>
+      <w:r>
+        <w:rPr>
+          <w:rFonts w:ascii="Calibri" w:hAnsi="Calibri"/>
+          <w:b/>
+          <w:color w:val="232323"/>
+          <w:sz w:val="24"/>
+        </w:rPr>
+        <w:t>Overview of Database Tables (25 Tables):</w:t>
+      </w:r>
+    </w:p>
+    <w:p>
+      <w:pPr>
+        <w:spacing w:before="0" w:after="80" w:line="276" w:lineRule="auto"/>
+      </w:pPr>
+      <w:r>
+        <w:rPr>
+          <w:rFonts w:ascii="Calibri" w:hAnsi="Calibri"/>
+          <w:b/>
+          <w:color w:val="000000"/>
+          <w:sz w:val="20"/>
+        </w:rPr>
+        <w:t xml:space="preserve">• User &amp; Address Domain: </w:t>
+      </w:r>
+      <w:r>
+        <w:rPr>
+          <w:rFonts w:ascii="Calibri" w:hAnsi="Calibri"/>
+          <w:i w:val="0"/>
+          <w:color w:val="232323"/>
+          <w:sz w:val="20"/>
+        </w:rPr>
+        <w:t>users (with roles 'admin', 'staff', 'customer' and BCrypt salted password hashes), customer_addresses.</w:t>
+      </w:r>
+    </w:p>
+    <w:p>
+      <w:pPr>
+        <w:spacing w:before="0" w:after="80" w:line="276" w:lineRule="auto"/>
+      </w:pPr>
+      <w:r>
+        <w:rPr>
+          <w:rFonts w:ascii="Calibri" w:hAnsi="Calibri"/>
+          <w:b/>
+          <w:color w:val="000000"/>
+          <w:sz w:val="20"/>
+        </w:rPr>
+        <w:t xml:space="preserve">• Catalog &amp; Taxonomy Domain: </w:t>
+      </w:r>
+      <w:r>
+        <w:rPr>
+          <w:rFonts w:ascii="Calibri" w:hAnsi="Calibri"/>
+          <w:i w:val="0"/>
+          <w:color w:val="232323"/>
+          <w:sz w:val="20"/>
+        </w:rPr>
+        <w:t>pet_types (species), categories (hierarchical categories and subcategories), brands, products, product_images, product_variants (size/weight SKUs).</w:t>
+      </w:r>
+    </w:p>
+    <w:p>
+      <w:pPr>
+        <w:spacing w:before="0" w:after="80" w:line="276" w:lineRule="auto"/>
+      </w:pPr>
+      <w:r>
+        <w:rPr>
+          <w:rFonts w:ascii="Calibri" w:hAnsi="Calibri"/>
+          <w:b/>
+          <w:color w:val="000000"/>
+          <w:sz w:val="20"/>
+        </w:rPr>
+        <w:t xml:space="preserve">• Commerce &amp; Transactions Domain: </w:t>
+      </w:r>
+      <w:r>
+        <w:rPr>
+          <w:rFonts w:ascii="Calibri" w:hAnsi="Calibri"/>
+          <w:i w:val="0"/>
+          <w:color w:val="232323"/>
+          <w:sz w:val="20"/>
+        </w:rPr>
+        <w:t>carts, cart_items, orders, order_items, coupons, coupon_usages.</w:t>
+      </w:r>
+    </w:p>
+    <w:p>
+      <w:pPr>
+        <w:spacing w:before="0" w:after="80" w:line="276" w:lineRule="auto"/>
+      </w:pPr>
+      <w:r>
+        <w:rPr>
+          <w:rFonts w:ascii="Calibri" w:hAnsi="Calibri"/>
+          <w:b/>
+          <w:color w:val="000000"/>
+          <w:sz w:val="20"/>
+        </w:rPr>
+        <w:t xml:space="preserve">• Customer Engagement Domain: </w:t>
+      </w:r>
+      <w:r>
+        <w:rPr>
+          <w:rFonts w:ascii="Calibri" w:hAnsi="Calibri"/>
+          <w:i w:val="0"/>
+          <w:color w:val="232323"/>
+          <w:sz w:val="20"/>
+        </w:rPr>
+        <w:t>reviews, product_questions, wishlists, wishlist_items, pet_profiles, notifications, contact_messages.</w:t>
+      </w:r>
+    </w:p>
+    <w:p>
+      <w:pPr>
+        <w:spacing w:before="0" w:after="80" w:line="276" w:lineRule="auto"/>
+      </w:pPr>
+      <w:r>
+        <w:rPr>
+          <w:rFonts w:ascii="Calibri" w:hAnsi="Calibri"/>
+          <w:b/>
+          <w:color w:val="000000"/>
+          <w:sz w:val="20"/>
+        </w:rPr>
+        <w:t xml:space="preserve">• Operations &amp; Marketing Domain: </w:t>
+      </w:r>
+      <w:r>
+        <w:rPr>
+          <w:rFonts w:ascii="Calibri" w:hAnsi="Calibri"/>
+          <w:i w:val="0"/>
+          <w:color w:val="232323"/>
+          <w:sz w:val="20"/>
+        </w:rPr>
+        <w:t>inventory_transactions (audit history of stock changes), banners, blog_categories, blog_posts.</w:t>
+      </w:r>
+    </w:p>
+    <w:p>
+      <w:pPr>
+        <w:keepNext/>
+        <w:spacing w:before="200" w:after="60"/>
+      </w:pPr>
+      <w:r>
+        <w:rPr>
+          <w:rFonts w:ascii="Calibri" w:hAnsi="Calibri"/>
+          <w:b/>
+          <w:color w:val="232323"/>
+          <w:sz w:val="24"/>
+        </w:rPr>
+        <w:t>Key Database Highlights:</w:t>
+      </w:r>
+    </w:p>
+    <w:p>
+      <w:pPr>
+        <w:spacing w:before="0" w:after="80" w:line="276" w:lineRule="auto"/>
+      </w:pPr>
+      <w:r>
+        <w:rPr>
+          <w:rFonts w:ascii="Calibri" w:hAnsi="Calibri"/>
+          <w:b/>
+          <w:color w:val="000000"/>
+          <w:sz w:val="20"/>
+        </w:rPr>
+        <w:t xml:space="preserve">• Performance Indexes: </w:t>
+      </w:r>
+      <w:r>
+        <w:rPr>
+          <w:rFonts w:ascii="Calibri" w:hAnsi="Calibri"/>
+          <w:i w:val="0"/>
+          <w:color w:val="232323"/>
+          <w:sz w:val="20"/>
+        </w:rPr>
+        <w:t>Composite indexes were created for fast catalog filtering on (category_id, is_active), user order lookups on (user_id, created_at), and coupon code searches.</w:t>
+      </w:r>
+    </w:p>
+    <w:p>
+      <w:pPr>
+        <w:spacing w:before="0" w:after="80" w:line="276" w:lineRule="auto"/>
+      </w:pPr>
+      <w:r>
+        <w:rPr>
+          <w:rFonts w:ascii="Calibri" w:hAnsi="Calibri"/>
+          <w:b/>
+          <w:color w:val="000000"/>
+          <w:sz w:val="20"/>
+        </w:rPr>
+        <w:t xml:space="preserve">• Stored Views: </w:t>
+      </w:r>
+      <w:r>
+        <w:rPr>
+          <w:rFonts w:ascii="Calibri" w:hAnsi="Calibri"/>
+          <w:i w:val="0"/>
+          <w:color w:val="232323"/>
+          <w:sz w:val="20"/>
+        </w:rPr>
+        <w:t>Includes 'v_active_products' (denormalized catalog view with brand and category data), 'v_inventory_status' (low-stock and out-of-stock monitor), and 'v_daily_sales_analytics'.</w:t>
+      </w:r>
+    </w:p>
+    <w:p>
+      <w:pPr>
+        <w:spacing w:before="0" w:after="80" w:line="276" w:lineRule="auto"/>
+      </w:pPr>
+      <w:r>
+        <w:rPr>
+          <w:rFonts w:ascii="Calibri" w:hAnsi="Calibri"/>
+          <w:b/>
+          <w:color w:val="000000"/>
+          <w:sz w:val="20"/>
+        </w:rPr>
+        <w:t xml:space="preserve">• Inventory Triggers: </w:t>
+      </w:r>
+      <w:r>
+        <w:rPr>
+          <w:rFonts w:ascii="Calibri" w:hAnsi="Calibri"/>
+          <w:i w:val="0"/>
+          <w:color w:val="232323"/>
+          <w:sz w:val="20"/>
+        </w:rPr>
+        <w:t>Database triggers log every inventory deduction to `inventory_transactions` whenever an order item is created, providing a full audit trail.</w:t>
+      </w:r>
+    </w:p>
+    <w:p>
+      <w:pPr>
+        <w:spacing w:before="0" w:after="80" w:line="276" w:lineRule="auto"/>
+      </w:pPr>
+      <w:r>
+        <w:rPr>
+          <w:rFonts w:ascii="Calibri" w:hAnsi="Calibri"/>
+          <w:b/>
+          <w:color w:val="000000"/>
+          <w:sz w:val="20"/>
+        </w:rPr>
+        <w:t xml:space="preserve">• Complete Seed Data: </w:t>
+      </w:r>
+      <w:r>
+        <w:rPr>
+          <w:rFonts w:ascii="Calibri" w:hAnsi="Calibri"/>
+          <w:i w:val="0"/>
+          <w:color w:val="232323"/>
+          <w:sz w:val="20"/>
+        </w:rPr>
+        <w:t>Pre-loaded with 42 real pet care products, brand records, categories, promo coupons, sample user accounts, and sample orders for immediate local testing.</w:t>
+      </w:r>
+    </w:p>
+    <w:p>
+      <w:pPr>
+        <w:spacing w:before="0" w:after="80" w:line="276" w:lineRule="auto"/>
+      </w:pPr>
+      <w:r>
+        <w:rPr>
+          <w:rFonts w:ascii="Calibri" w:hAnsi="Calibri"/>
+          <w:b/>
+          <w:color w:val="000000"/>
+          <w:sz w:val="20"/>
+        </w:rPr>
+        <w:t xml:space="preserve">• 1-Click Deployment Scripts: </w:t>
+      </w:r>
+      <w:r>
+        <w:rPr>
+          <w:rFonts w:ascii="Calibri" w:hAnsi="Calibri"/>
+          <w:i w:val="0"/>
+          <w:color w:val="232323"/>
+          <w:sz w:val="20"/>
+        </w:rPr>
+        <w:t>We created automated scripts for both Windows (setup_database.bat and setup_database.ps1) and Linux/macOS (setup_database.sh) that create the database and seed it in one step.</w:t>
+      </w:r>
+    </w:p>
+    <w:p>
+      <w:pPr>
+        <w:keepNext/>
+        <w:spacing w:before="280" w:after="80"/>
+      </w:pPr>
+      <w:r>
+        <w:rPr>
+          <w:rFonts w:ascii="Calibri" w:hAnsi="Calibri"/>
+          <w:b/>
+          <w:color w:val="000000"/>
+          <w:sz w:val="28"/>
+        </w:rPr>
+        <w:t>6. Incomplete Backend Implementation (Status: INCOMPLETE / WORK IN PROGRESS)</w:t>
+      </w:r>
+    </w:p>
+    <w:p>
+      <w:pPr>
+        <w:spacing w:before="0" w:after="80" w:line="276" w:lineRule="auto"/>
+      </w:pPr>
+      <w:r>
+        <w:rPr>
+          <w:rFonts w:ascii="Calibri" w:hAnsi="Calibri"/>
+          <w:i w:val="0"/>
+          <w:color w:val="232323"/>
+          <w:sz w:val="20"/>
+        </w:rPr>
+        <w:t>The backend is built using ASP.NET Core Web API (.NET 10). It is currently in a functional prototype stage. The basic framework and endpoints are working, but it is not yet ready for production deployment because essential external integrations and enterprise features have not been added.</w:t>
+      </w:r>
+    </w:p>
+    <w:p>
+      <w:pPr>
+        <w:keepNext/>
+        <w:spacing w:before="200" w:after="60"/>
+      </w:pPr>
+      <w:r>
+        <w:rPr>
+          <w:rFonts w:ascii="Calibri" w:hAnsi="Calibri"/>
+          <w:b/>
+          <w:color w:val="232323"/>
+          <w:sz w:val="24"/>
+        </w:rPr>
+        <w:t>What Is Currently Working in the Backend:</w:t>
+      </w:r>
+    </w:p>
+    <w:p>
+      <w:pPr>
+        <w:spacing w:before="0" w:after="80" w:line="276" w:lineRule="auto"/>
+      </w:pPr>
+      <w:r>
+        <w:rPr>
+          <w:rFonts w:ascii="Calibri" w:hAnsi="Calibri"/>
+          <w:b/>
+          <w:color w:val="000000"/>
+          <w:sz w:val="20"/>
+        </w:rPr>
+        <w:t xml:space="preserve">• Core REST API Controllers: </w:t>
+      </w:r>
+      <w:r>
+        <w:rPr>
+          <w:rFonts w:ascii="Calibri" w:hAnsi="Calibri"/>
+          <w:i w:val="0"/>
+          <w:color w:val="232323"/>
+          <w:sz w:val="20"/>
+        </w:rPr>
+        <w:t>18 API controllers handling authentication, product listing, categories, brands, cart, wishlist, orders, pet profiles, coupons, and reviews.</w:t>
+      </w:r>
+    </w:p>
+    <w:p>
+      <w:pPr>
+        <w:spacing w:before="0" w:after="80" w:line="276" w:lineRule="auto"/>
+      </w:pPr>
+      <w:r>
+        <w:rPr>
+          <w:rFonts w:ascii="Calibri" w:hAnsi="Calibri"/>
+          <w:b/>
+          <w:color w:val="000000"/>
+          <w:sz w:val="20"/>
+        </w:rPr>
+        <w:t xml:space="preserve">• ORM Mapping: </w:t>
+      </w:r>
+      <w:r>
+        <w:rPr>
+          <w:rFonts w:ascii="Calibri" w:hAnsi="Calibri"/>
+          <w:i w:val="0"/>
+          <w:color w:val="232323"/>
+          <w:sz w:val="20"/>
+        </w:rPr>
+        <w:t>Entity Framework Core mapping all 25 database tables with DbContext configuration.</w:t>
+      </w:r>
+    </w:p>
+    <w:p>
+      <w:pPr>
+        <w:spacing w:before="0" w:after="80" w:line="276" w:lineRule="auto"/>
+      </w:pPr>
+      <w:r>
+        <w:rPr>
+          <w:rFonts w:ascii="Calibri" w:hAnsi="Calibri"/>
+          <w:b/>
+          <w:color w:val="000000"/>
+          <w:sz w:val="20"/>
+        </w:rPr>
+        <w:t xml:space="preserve">• Authentication: </w:t>
+      </w:r>
+      <w:r>
+        <w:rPr>
+          <w:rFonts w:ascii="Calibri" w:hAnsi="Calibri"/>
+          <w:i w:val="0"/>
+          <w:color w:val="232323"/>
+          <w:sz w:val="20"/>
+        </w:rPr>
+        <w:t>JWT token generation and verification for customer and staff accounts.</w:t>
+      </w:r>
+    </w:p>
+    <w:p>
+      <w:pPr>
+        <w:spacing w:before="0" w:after="80" w:line="276" w:lineRule="auto"/>
+      </w:pPr>
+      <w:r>
+        <w:rPr>
+          <w:rFonts w:ascii="Calibri" w:hAnsi="Calibri"/>
+          <w:b/>
+          <w:color w:val="000000"/>
+          <w:sz w:val="20"/>
+        </w:rPr>
+        <w:t xml:space="preserve">• Swagger UI: </w:t>
+      </w:r>
+      <w:r>
+        <w:rPr>
+          <w:rFonts w:ascii="Calibri" w:hAnsi="Calibri"/>
+          <w:i w:val="0"/>
+          <w:color w:val="232323"/>
+          <w:sz w:val="20"/>
+        </w:rPr>
+        <w:t>Interactive Swagger documentation available at http://localhost:5208/swagger for manual endpoint testing.</w:t>
+      </w:r>
+    </w:p>
+    <w:p>
+      <w:pPr>
+        <w:spacing w:before="0" w:after="80" w:line="276" w:lineRule="auto"/>
+      </w:pPr>
+      <w:r>
+        <w:rPr>
+          <w:rFonts w:ascii="Calibri" w:hAnsi="Calibri"/>
+          <w:b/>
+          <w:color w:val="000000"/>
+          <w:sz w:val="20"/>
+        </w:rPr>
+        <w:t xml:space="preserve">• Standard Response Envelopes: </w:t>
+      </w:r>
+      <w:r>
+        <w:rPr>
+          <w:rFonts w:ascii="Calibri" w:hAnsi="Calibri"/>
+          <w:i w:val="0"/>
+          <w:color w:val="232323"/>
+          <w:sz w:val="20"/>
+        </w:rPr>
+        <w:t>Consistent response formats across all endpoints with standard HTTP status codes.</w:t>
+      </w:r>
+    </w:p>
+    <w:p>
+      <w:pPr>
+        <w:keepNext/>
+        <w:spacing w:before="200" w:after="60"/>
+      </w:pPr>
+      <w:r>
+        <w:rPr>
+          <w:rFonts w:ascii="Calibri" w:hAnsi="Calibri"/>
+          <w:b/>
+          <w:color w:val="232323"/>
+          <w:sz w:val="24"/>
+        </w:rPr>
+        <w:t>What Is Missing / Incomplete (Work to be Done):</w:t>
+      </w:r>
+    </w:p>
+    <w:p>
+      <w:pPr>
+        <w:spacing w:before="0" w:after="80" w:line="276" w:lineRule="auto"/>
+      </w:pPr>
+      <w:r>
+        <w:rPr>
+          <w:rFonts w:ascii="Calibri" w:hAnsi="Calibri"/>
+          <w:i w:val="0"/>
+          <w:color w:val="232323"/>
+          <w:sz w:val="20"/>
+        </w:rPr>
+        <w:t>The following modules are incomplete or not yet implemented. Completing these items is the main technical requirement before the platform can go live:</w:t>
+      </w:r>
+    </w:p>
+    <w:tbl>
+      <w:tblPr>
+        <w:tblW w:type="auto" w:w="0"/>
+        <w:jc w:val="center"/>
+        <w:tblLook w:firstColumn="1" w:firstRow="1" w:lastColumn="0" w:lastRow="0" w:noHBand="0" w:noVBand="1" w:val="04A0"/>
+      </w:tblPr>
+      <w:tblGrid>
+        <w:gridCol w:w="3120"/>
+        <w:gridCol w:w="3120"/>
+        <w:gridCol w:w="3120"/>
+      </w:tblGrid>
+      <w:tr>
+        <w:tc>
+          <w:tcPr>
+            <w:tcW w:type="dxa" w:w="2592"/>
+            <w:shd w:fill="E8E8E8"/>
+            <w:tcMar>
+              <w:top w:w="80" w:type="dxa"/>
+              <w:bottom w:w="80" w:type="dxa"/>
+              <w:left w:w="80" w:type="dxa"/>
+              <w:right w:w="80" w:type="dxa"/>
+            </w:tcMar>
+            <w:tcBorders>
+              <w:top w:val="single" w:sz="4" w:space="0" w:color="999999"/>
+              <w:bottom w:val="single" w:sz="6" w:space="0" w:color="333333"/>
+              <w:left w:val="none"/>
+              <w:right w:val="none"/>
+            </w:tcBorders>
+          </w:tcPr>
+          <w:p>
+            <w:r>
+              <w:rPr>
+                <w:rFonts w:ascii="Calibri" w:hAnsi="Calibri"/>
+                <w:b/>
+                <w:color w:val="000000"/>
+                <w:sz w:val="19"/>
+              </w:rPr>
+              <w:t>Incomplete Module</w:t>
+            </w:r>
+          </w:p>
+        </w:tc>
+        <w:tc>
+          <w:tcPr>
+            <w:tcW w:type="dxa" w:w="1872"/>
+            <w:shd w:fill="E8E8E8"/>
+            <w:tcMar>
+              <w:top w:w="80" w:type="dxa"/>
+              <w:bottom w:w="80" w:type="dxa"/>
+              <w:left w:w="80" w:type="dxa"/>
+              <w:right w:w="80" w:type="dxa"/>
+            </w:tcMar>
+            <w:tcBorders>
+              <w:top w:val="single" w:sz="4" w:space="0" w:color="999999"/>
+              <w:bottom w:val="single" w:sz="6" w:space="0" w:color="333333"/>
+              <w:left w:val="none"/>
+              <w:right w:val="none"/>
+            </w:tcBorders>
+          </w:tcPr>
+          <w:p>
+            <w:r>
+              <w:rPr>
+                <w:rFonts w:ascii="Calibri" w:hAnsi="Calibri"/>
+                <w:b/>
+                <w:color w:val="000000"/>
+                <w:sz w:val="19"/>
+              </w:rPr>
+              <w:t>Current State</w:t>
+            </w:r>
+          </w:p>
+        </w:tc>
+        <w:tc>
+          <w:tcPr>
+            <w:tcW w:type="dxa" w:w="4896"/>
+            <w:shd w:fill="E8E8E8"/>
+            <w:tcMar>
+              <w:top w:w="80" w:type="dxa"/>
+              <w:bottom w:w="80" w:type="dxa"/>
+              <w:left w:w="80" w:type="dxa"/>
+              <w:right w:w="80" w:type="dxa"/>
+            </w:tcMar>
+            <w:tcBorders>
+              <w:top w:val="single" w:sz="4" w:space="0" w:color="999999"/>
+              <w:bottom w:val="single" w:sz="6" w:space="0" w:color="333333"/>
+              <w:left w:val="none"/>
+              <w:right w:val="none"/>
+            </w:tcBorders>
+          </w:tcPr>
+          <w:p>
+            <w:r>
+              <w:rPr>
+                <w:rFonts w:ascii="Calibri" w:hAnsi="Calibri"/>
+                <w:b/>
+                <w:color w:val="000000"/>
+                <w:sz w:val="19"/>
+              </w:rPr>
+              <w:t>What Needs to Be Built</w:t>
             </w:r>
           </w:p>
         </w:tc>
@@ -1795,83 +1718,86 @@
       <w:tr>
         <w:tc>
           <w:tcPr>
-            <w:tcW w:type="dxa" w:w="2160"/>
-            <w:shd w:fill="FFFFFF"/>
+            <w:tcW w:type="dxa" w:w="2592"/>
+            <w:shd w:fill="FAFAFA"/>
             <w:tcMar>
               <w:top w:w="70" w:type="dxa"/>
               <w:bottom w:w="70" w:type="dxa"/>
-              <w:left w:w="70" w:type="dxa"/>
-              <w:right w:w="70" w:type="dxa"/>
+              <w:left w:w="80" w:type="dxa"/>
+              <w:right w:w="80" w:type="dxa"/>
             </w:tcMar>
+            <w:tcBorders>
+              <w:top w:val="single" w:sz="4" w:space="0" w:color="DDDDDD"/>
+              <w:bottom w:val="single" w:sz="6" w:space="0" w:color="DDDDDD"/>
+              <w:left w:val="none"/>
+              <w:right w:val="none"/>
+            </w:tcBorders>
           </w:tcPr>
           <w:p>
             <w:r>
               <w:rPr>
-                <w:sz w:val="17"/>
+                <w:rFonts w:ascii="Calibri" w:hAnsi="Calibri"/>
+                <w:b/>
+                <w:color w:val="232323"/>
+                <w:sz w:val="18"/>
               </w:rPr>
-              <w:t>Distributed Cache (Redis)</w:t>
+              <w:t>Online Payment Gateways</w:t>
             </w:r>
           </w:p>
         </w:tc>
         <w:tc>
           <w:tcPr>
-            <w:tcW w:type="dxa" w:w="1296"/>
-            <w:shd w:fill="FFFFFF"/>
+            <w:tcW w:type="dxa" w:w="1872"/>
+            <w:shd w:fill="FAFAFA"/>
             <w:tcMar>
               <w:top w:w="70" w:type="dxa"/>
               <w:bottom w:w="70" w:type="dxa"/>
-              <w:left w:w="70" w:type="dxa"/>
-              <w:right w:w="70" w:type="dxa"/>
+              <w:left w:w="80" w:type="dxa"/>
+              <w:right w:w="80" w:type="dxa"/>
             </w:tcMar>
+            <w:tcBorders>
+              <w:top w:val="single" w:sz="4" w:space="0" w:color="DDDDDD"/>
+              <w:bottom w:val="single" w:sz="6" w:space="0" w:color="DDDDDD"/>
+              <w:left w:val="none"/>
+              <w:right w:val="none"/>
+            </w:tcBorders>
           </w:tcPr>
           <w:p>
             <w:r>
               <w:rPr>
-                <w:sz w:val="17"/>
+                <w:rFonts w:ascii="Calibri" w:hAnsi="Calibri"/>
+                <w:b/>
+                <w:color w:val="232323"/>
+                <w:sz w:val="18"/>
               </w:rPr>
-              <w:t>Medium</w:t>
+              <w:t>Not Implemented</w:t>
             </w:r>
           </w:p>
         </w:tc>
         <w:tc>
           <w:tcPr>
-            <w:tcW w:type="dxa" w:w="1584"/>
-            <w:shd w:fill="FFFFFF"/>
+            <w:tcW w:type="dxa" w:w="4896"/>
+            <w:shd w:fill="FAFAFA"/>
             <w:tcMar>
               <w:top w:w="70" w:type="dxa"/>
               <w:bottom w:w="70" w:type="dxa"/>
-              <w:left w:w="70" w:type="dxa"/>
-              <w:right w:w="70" w:type="dxa"/>
+              <w:left w:w="80" w:type="dxa"/>
+              <w:right w:w="80" w:type="dxa"/>
             </w:tcMar>
+            <w:tcBorders>
+              <w:top w:val="single" w:sz="4" w:space="0" w:color="DDDDDD"/>
+              <w:bottom w:val="single" w:sz="6" w:space="0" w:color="DDDDDD"/>
+              <w:left w:val="none"/>
+              <w:right w:val="none"/>
+            </w:tcBorders>
           </w:tcPr>
           <w:p>
             <w:r>
               <w:rPr>
-                <w:b/>
-                <w:color w:val="D97706"/>
-                <w:sz w:val="17"/>
+                <w:rFonts w:ascii="Calibri" w:hAnsi="Calibri"/>
+                <w:sz w:val="18"/>
               </w:rPr>
-              <w:t>INCOMPLETE (0%)</w:t>
-            </w:r>
-          </w:p>
-        </w:tc>
-        <w:tc>
-          <w:tcPr>
-            <w:tcW w:type="dxa" w:w="4320"/>
-            <w:shd w:fill="FFFFFF"/>
-            <w:tcMar>
-              <w:top w:w="70" w:type="dxa"/>
-              <w:bottom w:w="70" w:type="dxa"/>
-              <w:left w:w="70" w:type="dxa"/>
-              <w:right w:w="70" w:type="dxa"/>
-            </w:tcMar>
-          </w:tcPr>
-          <w:p>
-            <w:r>
-              <w:rPr>
-                <w:sz w:val="17"/>
-              </w:rPr>
-              <w:t>Deploy Redis cache for frequently queried taxonomies, product catalogs, and active coupon lookups to relieve MySQL load.</w:t>
+              <w:t>Integrate bKash Checkout URL API, Nagad API, and SSLCommerz gateway with IPN webhook listeners and transaction verification.</w:t>
             </w:r>
           </w:p>
         </w:tc>
@@ -1879,83 +1805,86 @@
       <w:tr>
         <w:tc>
           <w:tcPr>
-            <w:tcW w:type="dxa" w:w="2160"/>
-            <w:shd w:fill="F8FAFC"/>
+            <w:tcW w:type="dxa" w:w="2592"/>
+            <w:shd w:fill="FFFFFF"/>
             <w:tcMar>
               <w:top w:w="70" w:type="dxa"/>
               <w:bottom w:w="70" w:type="dxa"/>
-              <w:left w:w="70" w:type="dxa"/>
-              <w:right w:w="70" w:type="dxa"/>
+              <w:left w:w="80" w:type="dxa"/>
+              <w:right w:w="80" w:type="dxa"/>
             </w:tcMar>
+            <w:tcBorders>
+              <w:top w:val="single" w:sz="4" w:space="0" w:color="DDDDDD"/>
+              <w:bottom w:val="single" w:sz="6" w:space="0" w:color="DDDDDD"/>
+              <w:left w:val="none"/>
+              <w:right w:val="none"/>
+            </w:tcBorders>
           </w:tcPr>
           <w:p>
             <w:r>
               <w:rPr>
-                <w:sz w:val="17"/>
+                <w:rFonts w:ascii="Calibri" w:hAnsi="Calibri"/>
+                <w:b/>
+                <w:color w:val="232323"/>
+                <w:sz w:val="18"/>
               </w:rPr>
-              <w:t>Cloud Asset Pipeline</w:t>
+              <w:t>SMS OTP Verification</w:t>
             </w:r>
           </w:p>
         </w:tc>
         <w:tc>
           <w:tcPr>
-            <w:tcW w:type="dxa" w:w="1296"/>
-            <w:shd w:fill="F8FAFC"/>
+            <w:tcW w:type="dxa" w:w="1872"/>
+            <w:shd w:fill="FFFFFF"/>
             <w:tcMar>
               <w:top w:w="70" w:type="dxa"/>
               <w:bottom w:w="70" w:type="dxa"/>
-              <w:left w:w="70" w:type="dxa"/>
-              <w:right w:w="70" w:type="dxa"/>
+              <w:left w:w="80" w:type="dxa"/>
+              <w:right w:w="80" w:type="dxa"/>
             </w:tcMar>
+            <w:tcBorders>
+              <w:top w:val="single" w:sz="4" w:space="0" w:color="DDDDDD"/>
+              <w:bottom w:val="single" w:sz="6" w:space="0" w:color="DDDDDD"/>
+              <w:left w:val="none"/>
+              <w:right w:val="none"/>
+            </w:tcBorders>
           </w:tcPr>
           <w:p>
             <w:r>
               <w:rPr>
-                <w:sz w:val="17"/>
+                <w:rFonts w:ascii="Calibri" w:hAnsi="Calibri"/>
+                <w:b/>
+                <w:color w:val="232323"/>
+                <w:sz w:val="18"/>
               </w:rPr>
-              <w:t>Low</w:t>
+              <w:t>Not Implemented</w:t>
             </w:r>
           </w:p>
         </w:tc>
         <w:tc>
           <w:tcPr>
-            <w:tcW w:type="dxa" w:w="1584"/>
-            <w:shd w:fill="F8FAFC"/>
+            <w:tcW w:type="dxa" w:w="4896"/>
+            <w:shd w:fill="FFFFFF"/>
             <w:tcMar>
               <w:top w:w="70" w:type="dxa"/>
               <w:bottom w:w="70" w:type="dxa"/>
-              <w:left w:w="70" w:type="dxa"/>
-              <w:right w:w="70" w:type="dxa"/>
+              <w:left w:w="80" w:type="dxa"/>
+              <w:right w:w="80" w:type="dxa"/>
             </w:tcMar>
+            <w:tcBorders>
+              <w:top w:val="single" w:sz="4" w:space="0" w:color="DDDDDD"/>
+              <w:bottom w:val="single" w:sz="6" w:space="0" w:color="DDDDDD"/>
+              <w:left w:val="none"/>
+              <w:right w:val="none"/>
+            </w:tcBorders>
           </w:tcPr>
           <w:p>
             <w:r>
               <w:rPr>
-                <w:b/>
-                <w:color w:val="D97706"/>
-                <w:sz w:val="17"/>
+                <w:rFonts w:ascii="Calibri" w:hAnsi="Calibri"/>
+                <w:sz w:val="18"/>
               </w:rPr>
-              <w:t>INCOMPLETE (0%)</w:t>
-            </w:r>
-          </w:p>
-        </w:tc>
-        <w:tc>
-          <w:tcPr>
-            <w:tcW w:type="dxa" w:w="4320"/>
-            <w:shd w:fill="F8FAFC"/>
-            <w:tcMar>
-              <w:top w:w="70" w:type="dxa"/>
-              <w:bottom w:w="70" w:type="dxa"/>
-              <w:left w:w="70" w:type="dxa"/>
-              <w:right w:w="70" w:type="dxa"/>
-            </w:tcMar>
-          </w:tcPr>
-          <w:p>
-            <w:r>
-              <w:rPr>
-                <w:sz w:val="17"/>
-              </w:rPr>
-              <w:t>Replace local disk file storage with AWS S3 / Cloudinary SDK with automated WebP conversion and CDN distribution.</w:t>
+              <w:t>Integrate a local Bangladeshi SMS gateway (e.g. SSL Wireless or Twilio) for phone-based registration and password resets.</w:t>
             </w:r>
           </w:p>
         </w:tc>
@@ -1963,83 +1892,86 @@
       <w:tr>
         <w:tc>
           <w:tcPr>
-            <w:tcW w:type="dxa" w:w="2160"/>
-            <w:shd w:fill="FFFFFF"/>
+            <w:tcW w:type="dxa" w:w="2592"/>
+            <w:shd w:fill="FAFAFA"/>
             <w:tcMar>
               <w:top w:w="70" w:type="dxa"/>
               <w:bottom w:w="70" w:type="dxa"/>
-              <w:left w:w="70" w:type="dxa"/>
-              <w:right w:w="70" w:type="dxa"/>
+              <w:left w:w="80" w:type="dxa"/>
+              <w:right w:w="80" w:type="dxa"/>
             </w:tcMar>
+            <w:tcBorders>
+              <w:top w:val="single" w:sz="4" w:space="0" w:color="DDDDDD"/>
+              <w:bottom w:val="single" w:sz="6" w:space="0" w:color="DDDDDD"/>
+              <w:left w:val="none"/>
+              <w:right w:val="none"/>
+            </w:tcBorders>
           </w:tcPr>
           <w:p>
             <w:r>
               <w:rPr>
-                <w:sz w:val="17"/>
+                <w:rFonts w:ascii="Calibri" w:hAnsi="Calibri"/>
+                <w:b/>
+                <w:color w:val="232323"/>
+                <w:sz w:val="18"/>
               </w:rPr>
-              <w:t>Background Job Engine</w:t>
+              <w:t>Live Order Tracking</w:t>
             </w:r>
           </w:p>
         </w:tc>
         <w:tc>
           <w:tcPr>
-            <w:tcW w:type="dxa" w:w="1296"/>
-            <w:shd w:fill="FFFFFF"/>
+            <w:tcW w:type="dxa" w:w="1872"/>
+            <w:shd w:fill="FAFAFA"/>
             <w:tcMar>
               <w:top w:w="70" w:type="dxa"/>
               <w:bottom w:w="70" w:type="dxa"/>
-              <w:left w:w="70" w:type="dxa"/>
-              <w:right w:w="70" w:type="dxa"/>
+              <w:left w:w="80" w:type="dxa"/>
+              <w:right w:w="80" w:type="dxa"/>
             </w:tcMar>
+            <w:tcBorders>
+              <w:top w:val="single" w:sz="4" w:space="0" w:color="DDDDDD"/>
+              <w:bottom w:val="single" w:sz="6" w:space="0" w:color="DDDDDD"/>
+              <w:left w:val="none"/>
+              <w:right w:val="none"/>
+            </w:tcBorders>
           </w:tcPr>
           <w:p>
             <w:r>
               <w:rPr>
-                <w:sz w:val="17"/>
+                <w:rFonts w:ascii="Calibri" w:hAnsi="Calibri"/>
+                <w:b/>
+                <w:color w:val="232323"/>
+                <w:sz w:val="18"/>
               </w:rPr>
-              <w:t>Medium</w:t>
+              <w:t>Not Implemented</w:t>
             </w:r>
           </w:p>
         </w:tc>
         <w:tc>
           <w:tcPr>
-            <w:tcW w:type="dxa" w:w="1584"/>
-            <w:shd w:fill="FFFFFF"/>
+            <w:tcW w:type="dxa" w:w="4896"/>
+            <w:shd w:fill="FAFAFA"/>
             <w:tcMar>
               <w:top w:w="70" w:type="dxa"/>
               <w:bottom w:w="70" w:type="dxa"/>
-              <w:left w:w="70" w:type="dxa"/>
-              <w:right w:w="70" w:type="dxa"/>
+              <w:left w:w="80" w:type="dxa"/>
+              <w:right w:w="80" w:type="dxa"/>
             </w:tcMar>
+            <w:tcBorders>
+              <w:top w:val="single" w:sz="4" w:space="0" w:color="DDDDDD"/>
+              <w:bottom w:val="single" w:sz="6" w:space="0" w:color="DDDDDD"/>
+              <w:left w:val="none"/>
+              <w:right w:val="none"/>
+            </w:tcBorders>
           </w:tcPr>
           <w:p>
             <w:r>
               <w:rPr>
-                <w:b/>
-                <w:color w:val="D97706"/>
-                <w:sz w:val="17"/>
+                <w:rFonts w:ascii="Calibri" w:hAnsi="Calibri"/>
+                <w:sz w:val="18"/>
               </w:rPr>
-              <w:t>INCOMPLETE (0%)</w:t>
-            </w:r>
-          </w:p>
-        </w:tc>
-        <w:tc>
-          <w:tcPr>
-            <w:tcW w:type="dxa" w:w="4320"/>
-            <w:shd w:fill="FFFFFF"/>
-            <w:tcMar>
-              <w:top w:w="70" w:type="dxa"/>
-              <w:bottom w:w="70" w:type="dxa"/>
-              <w:left w:w="70" w:type="dxa"/>
-              <w:right w:w="70" w:type="dxa"/>
-            </w:tcMar>
-          </w:tcPr>
-          <w:p>
-            <w:r>
-              <w:rPr>
-                <w:sz w:val="17"/>
-              </w:rPr>
-              <w:t>Configure Hangfire / Quartz.NET for recurring background workflows: unpaid order expiration, stock reorder emails, and cleanup.</w:t>
+              <w:t>Implement an ASP.NET Core SignalR hub to push real-time order status updates (e.g. 'Out for Delivery') to the user's browser.</w:t>
             </w:r>
           </w:p>
         </w:tc>
@@ -2047,83 +1979,260 @@
       <w:tr>
         <w:tc>
           <w:tcPr>
-            <w:tcW w:type="dxa" w:w="2160"/>
-            <w:shd w:fill="F8FAFC"/>
+            <w:tcW w:type="dxa" w:w="2592"/>
+            <w:shd w:fill="FFFFFF"/>
             <w:tcMar>
               <w:top w:w="70" w:type="dxa"/>
               <w:bottom w:w="70" w:type="dxa"/>
-              <w:left w:w="70" w:type="dxa"/>
-              <w:right w:w="70" w:type="dxa"/>
+              <w:left w:w="80" w:type="dxa"/>
+              <w:right w:w="80" w:type="dxa"/>
             </w:tcMar>
+            <w:tcBorders>
+              <w:top w:val="single" w:sz="4" w:space="0" w:color="DDDDDD"/>
+              <w:bottom w:val="single" w:sz="6" w:space="0" w:color="DDDDDD"/>
+              <w:left w:val="none"/>
+              <w:right w:val="none"/>
+            </w:tcBorders>
           </w:tcPr>
           <w:p>
             <w:r>
               <w:rPr>
-                <w:sz w:val="17"/>
+                <w:rFonts w:ascii="Calibri" w:hAnsi="Calibri"/>
+                <w:b/>
+                <w:color w:val="232323"/>
+                <w:sz w:val="18"/>
               </w:rPr>
-              <w:t>Enterprise RBAC &amp; Auditing</w:t>
+              <w:t>Redis Caching Layer</w:t>
             </w:r>
           </w:p>
         </w:tc>
         <w:tc>
           <w:tcPr>
-            <w:tcW w:type="dxa" w:w="1296"/>
-            <w:shd w:fill="F8FAFC"/>
+            <w:tcW w:type="dxa" w:w="1872"/>
+            <w:shd w:fill="FFFFFF"/>
             <w:tcMar>
               <w:top w:w="70" w:type="dxa"/>
               <w:bottom w:w="70" w:type="dxa"/>
-              <w:left w:w="70" w:type="dxa"/>
-              <w:right w:w="70" w:type="dxa"/>
+              <w:left w:w="80" w:type="dxa"/>
+              <w:right w:w="80" w:type="dxa"/>
             </w:tcMar>
+            <w:tcBorders>
+              <w:top w:val="single" w:sz="4" w:space="0" w:color="DDDDDD"/>
+              <w:bottom w:val="single" w:sz="6" w:space="0" w:color="DDDDDD"/>
+              <w:left w:val="none"/>
+              <w:right w:val="none"/>
+            </w:tcBorders>
           </w:tcPr>
           <w:p>
             <w:r>
               <w:rPr>
-                <w:sz w:val="17"/>
+                <w:rFonts w:ascii="Calibri" w:hAnsi="Calibri"/>
+                <w:b/>
+                <w:color w:val="232323"/>
+                <w:sz w:val="18"/>
               </w:rPr>
-              <w:t>Medium</w:t>
+              <w:t>Not Implemented</w:t>
             </w:r>
           </w:p>
         </w:tc>
         <w:tc>
           <w:tcPr>
-            <w:tcW w:type="dxa" w:w="1584"/>
-            <w:shd w:fill="F8FAFC"/>
+            <w:tcW w:type="dxa" w:w="4896"/>
+            <w:shd w:fill="FFFFFF"/>
             <w:tcMar>
               <w:top w:w="70" w:type="dxa"/>
               <w:bottom w:w="70" w:type="dxa"/>
-              <w:left w:w="70" w:type="dxa"/>
-              <w:right w:w="70" w:type="dxa"/>
+              <w:left w:w="80" w:type="dxa"/>
+              <w:right w:w="80" w:type="dxa"/>
             </w:tcMar>
+            <w:tcBorders>
+              <w:top w:val="single" w:sz="4" w:space="0" w:color="DDDDDD"/>
+              <w:bottom w:val="single" w:sz="6" w:space="0" w:color="DDDDDD"/>
+              <w:left w:val="none"/>
+              <w:right w:val="none"/>
+            </w:tcBorders>
           </w:tcPr>
           <w:p>
             <w:r>
               <w:rPr>
+                <w:rFonts w:ascii="Calibri" w:hAnsi="Calibri"/>
+                <w:sz w:val="18"/>
+              </w:rPr>
+              <w:t>Add distributed Redis caching for high-traffic queries like category menus, homepage banners, and product catalog searches.</w:t>
+            </w:r>
+          </w:p>
+        </w:tc>
+      </w:tr>
+      <w:tr>
+        <w:tc>
+          <w:tcPr>
+            <w:tcW w:type="dxa" w:w="2592"/>
+            <w:shd w:fill="FAFAFA"/>
+            <w:tcMar>
+              <w:top w:w="70" w:type="dxa"/>
+              <w:bottom w:w="70" w:type="dxa"/>
+              <w:left w:w="80" w:type="dxa"/>
+              <w:right w:w="80" w:type="dxa"/>
+            </w:tcMar>
+            <w:tcBorders>
+              <w:top w:val="single" w:sz="4" w:space="0" w:color="DDDDDD"/>
+              <w:bottom w:val="single" w:sz="6" w:space="0" w:color="DDDDDD"/>
+              <w:left w:val="none"/>
+              <w:right w:val="none"/>
+            </w:tcBorders>
+          </w:tcPr>
+          <w:p>
+            <w:r>
+              <w:rPr>
+                <w:rFonts w:ascii="Calibri" w:hAnsi="Calibri"/>
                 <w:b/>
-                <w:color w:val="D97706"/>
-                <w:sz w:val="17"/>
+                <w:color w:val="232323"/>
+                <w:sz w:val="18"/>
               </w:rPr>
-              <w:t>INCOMPLETE (30%)</w:t>
+              <w:t>Cloud File Storage</w:t>
             </w:r>
           </w:p>
         </w:tc>
         <w:tc>
           <w:tcPr>
-            <w:tcW w:type="dxa" w:w="4320"/>
-            <w:shd w:fill="F8FAFC"/>
+            <w:tcW w:type="dxa" w:w="1872"/>
+            <w:shd w:fill="FAFAFA"/>
             <w:tcMar>
               <w:top w:w="70" w:type="dxa"/>
               <w:bottom w:w="70" w:type="dxa"/>
-              <w:left w:w="70" w:type="dxa"/>
-              <w:right w:w="70" w:type="dxa"/>
+              <w:left w:w="80" w:type="dxa"/>
+              <w:right w:w="80" w:type="dxa"/>
             </w:tcMar>
+            <w:tcBorders>
+              <w:top w:val="single" w:sz="4" w:space="0" w:color="DDDDDD"/>
+              <w:bottom w:val="single" w:sz="6" w:space="0" w:color="DDDDDD"/>
+              <w:left w:val="none"/>
+              <w:right w:val="none"/>
+            </w:tcBorders>
           </w:tcPr>
           <w:p>
             <w:r>
               <w:rPr>
-                <w:sz w:val="17"/>
+                <w:rFonts w:ascii="Calibri" w:hAnsi="Calibri"/>
+                <w:b/>
+                <w:color w:val="232323"/>
+                <w:sz w:val="18"/>
               </w:rPr>
-              <w:t>Expand basic role claims into a granular permissions matrix with audit logging for administrative actions.</w:t>
+              <w:t>Not Implemented</w:t>
+            </w:r>
+          </w:p>
+        </w:tc>
+        <w:tc>
+          <w:tcPr>
+            <w:tcW w:type="dxa" w:w="4896"/>
+            <w:shd w:fill="FAFAFA"/>
+            <w:tcMar>
+              <w:top w:w="70" w:type="dxa"/>
+              <w:bottom w:w="70" w:type="dxa"/>
+              <w:left w:w="80" w:type="dxa"/>
+              <w:right w:w="80" w:type="dxa"/>
+            </w:tcMar>
+            <w:tcBorders>
+              <w:top w:val="single" w:sz="4" w:space="0" w:color="DDDDDD"/>
+              <w:bottom w:val="single" w:sz="6" w:space="0" w:color="DDDDDD"/>
+              <w:left w:val="none"/>
+              <w:right w:val="none"/>
+            </w:tcBorders>
+          </w:tcPr>
+          <w:p>
+            <w:r>
+              <w:rPr>
+                <w:rFonts w:ascii="Calibri" w:hAnsi="Calibri"/>
+                <w:sz w:val="18"/>
+              </w:rPr>
+              <w:t>Currently product photos and banners rely on local paths; need to connect AWS S3 or Cloudinary for reliable image uploads and WebP compression.</w:t>
+            </w:r>
+          </w:p>
+        </w:tc>
+      </w:tr>
+      <w:tr>
+        <w:tc>
+          <w:tcPr>
+            <w:tcW w:type="dxa" w:w="2592"/>
+            <w:shd w:fill="FFFFFF"/>
+            <w:tcMar>
+              <w:top w:w="70" w:type="dxa"/>
+              <w:bottom w:w="70" w:type="dxa"/>
+              <w:left w:w="80" w:type="dxa"/>
+              <w:right w:w="80" w:type="dxa"/>
+            </w:tcMar>
+            <w:tcBorders>
+              <w:top w:val="single" w:sz="4" w:space="0" w:color="DDDDDD"/>
+              <w:bottom w:val="single" w:sz="6" w:space="0" w:color="DDDDDD"/>
+              <w:left w:val="none"/>
+              <w:right w:val="none"/>
+            </w:tcBorders>
+          </w:tcPr>
+          <w:p>
+            <w:r>
+              <w:rPr>
+                <w:rFonts w:ascii="Calibri" w:hAnsi="Calibri"/>
+                <w:b/>
+                <w:color w:val="232323"/>
+                <w:sz w:val="18"/>
+              </w:rPr>
+              <w:t>Background Job Worker</w:t>
+            </w:r>
+          </w:p>
+        </w:tc>
+        <w:tc>
+          <w:tcPr>
+            <w:tcW w:type="dxa" w:w="1872"/>
+            <w:shd w:fill="FFFFFF"/>
+            <w:tcMar>
+              <w:top w:w="70" w:type="dxa"/>
+              <w:bottom w:w="70" w:type="dxa"/>
+              <w:left w:w="80" w:type="dxa"/>
+              <w:right w:w="80" w:type="dxa"/>
+            </w:tcMar>
+            <w:tcBorders>
+              <w:top w:val="single" w:sz="4" w:space="0" w:color="DDDDDD"/>
+              <w:bottom w:val="single" w:sz="6" w:space="0" w:color="DDDDDD"/>
+              <w:left w:val="none"/>
+              <w:right w:val="none"/>
+            </w:tcBorders>
+          </w:tcPr>
+          <w:p>
+            <w:r>
+              <w:rPr>
+                <w:rFonts w:ascii="Calibri" w:hAnsi="Calibri"/>
+                <w:b/>
+                <w:color w:val="232323"/>
+                <w:sz w:val="18"/>
+              </w:rPr>
+              <w:t>Not Implemented</w:t>
+            </w:r>
+          </w:p>
+        </w:tc>
+        <w:tc>
+          <w:tcPr>
+            <w:tcW w:type="dxa" w:w="4896"/>
+            <w:shd w:fill="FFFFFF"/>
+            <w:tcMar>
+              <w:top w:w="70" w:type="dxa"/>
+              <w:bottom w:w="70" w:type="dxa"/>
+              <w:left w:w="80" w:type="dxa"/>
+              <w:right w:w="80" w:type="dxa"/>
+            </w:tcMar>
+            <w:tcBorders>
+              <w:top w:val="single" w:sz="4" w:space="0" w:color="DDDDDD"/>
+              <w:bottom w:val="single" w:sz="6" w:space="0" w:color="DDDDDD"/>
+              <w:left w:val="none"/>
+              <w:right w:val="none"/>
+            </w:tcBorders>
+          </w:tcPr>
+          <w:p>
+            <w:r>
+              <w:rPr>
+                <w:rFonts w:ascii="Calibri" w:hAnsi="Calibri"/>
+                <w:sz w:val="18"/>
+              </w:rPr>
+              <w:t>Set up Hangfire or Quartz.NET to automatically cancel unpaid pending orders after 24 hours and trigger low-stock notification emails.</w:t>
             </w:r>
           </w:p>
         </w:tc>
@@ -2131,251 +2240,363 @@
     </w:tbl>
     <w:p>
       <w:pPr>
-        <w:spacing w:after="200"/>
+        <w:spacing w:after="120"/>
       </w:pPr>
     </w:p>
     <w:p>
       <w:pPr>
         <w:keepNext/>
-        <w:spacing w:before="320" w:after="120"/>
+        <w:spacing w:before="280" w:after="80"/>
       </w:pPr>
       <w:r>
         <w:rPr>
           <w:rFonts w:ascii="Calibri" w:hAnsi="Calibri"/>
           <w:b/>
-          <w:color w:val="0D9488"/>
-          <w:sz w:val="32"/>
+          <w:color w:val="000000"/>
+          <w:sz w:val="28"/>
         </w:rPr>
-        <w:t>6. Future Implementation Features &amp; Strategic Roadmap</w:t>
+        <w:t>7. Future Implementation Features &amp; Roadmap</w:t>
       </w:r>
     </w:p>
     <w:p>
       <w:pPr>
-        <w:spacing w:before="0" w:after="90" w:line="276" w:lineRule="auto"/>
+        <w:spacing w:before="0" w:after="80" w:line="276" w:lineRule="auto"/>
       </w:pPr>
       <w:r>
         <w:rPr>
           <w:rFonts w:ascii="Calibri" w:hAnsi="Calibri"/>
-          <w:color w:val="334155"/>
+          <w:i w:val="0"/>
+          <w:color w:val="232323"/>
           <w:sz w:val="20"/>
         </w:rPr>
-        <w:t>To scale PawHaven BD into the undisputed market leader for companion animal care in Bangladesh, a multi-phase engineering roadmap is established across three strategic horizons:</w:t>
+        <w:t>Beyond finishing the core backend, we have mapped out future feature releases across three phases to expand the platform from a simple store into a complete pet care ecosystem in Bangladesh:</w:t>
       </w:r>
     </w:p>
     <w:p>
       <w:pPr>
         <w:keepNext/>
-        <w:spacing w:before="240" w:after="80"/>
+        <w:spacing w:before="200" w:after="60"/>
       </w:pPr>
       <w:r>
         <w:rPr>
           <w:rFonts w:ascii="Calibri" w:hAnsi="Calibri"/>
           <w:b/>
-          <w:color w:val="0F172A"/>
-          <w:sz w:val="26"/>
+          <w:color w:val="232323"/>
+          <w:sz w:val="24"/>
         </w:rPr>
-        <w:t>Phase 2: Near-Term Backend Completion (Months 1–3)</w:t>
+        <w:t>Phase 2: Core Backend Completion &amp; Launch Prep (Immediate Focus)</w:t>
       </w:r>
     </w:p>
     <w:p>
       <w:pPr>
-        <w:spacing w:before="0" w:after="90" w:line="276" w:lineRule="auto"/>
+        <w:spacing w:before="0" w:after="80" w:line="276" w:lineRule="auto"/>
       </w:pPr>
       <w:r>
         <w:rPr>
           <w:rFonts w:ascii="Calibri" w:hAnsi="Calibri"/>
-          <w:color w:val="334155"/>
+          <w:b/>
+          <w:color w:val="000000"/>
           <w:sz w:val="20"/>
         </w:rPr>
-        <w:t>• Automated MFS Payment Clearing: One-click bKash and Nagad checkout with instant reversal and reconciliation.</w:t>
+        <w:t xml:space="preserve">1. MFS Payment Integration: </w:t>
+      </w:r>
+      <w:r>
+        <w:rPr>
+          <w:rFonts w:ascii="Calibri" w:hAnsi="Calibri"/>
+          <w:i w:val="0"/>
+          <w:color w:val="232323"/>
+          <w:sz w:val="20"/>
+        </w:rPr>
+        <w:t>Enable one-click bKash and Nagad payments alongside Cash on Delivery (COD).</w:t>
       </w:r>
     </w:p>
     <w:p>
       <w:pPr>
-        <w:spacing w:before="0" w:after="90" w:line="276" w:lineRule="auto"/>
+        <w:spacing w:before="0" w:after="80" w:line="276" w:lineRule="auto"/>
       </w:pPr>
       <w:r>
         <w:rPr>
           <w:rFonts w:ascii="Calibri" w:hAnsi="Calibri"/>
-          <w:color w:val="334155"/>
+          <w:b/>
+          <w:color w:val="000000"/>
           <w:sz w:val="20"/>
         </w:rPr>
-        <w:t>• Courier API Integration: Direct dispatch API integration with Pathao, Steadfast, and RedX couriers for tracking creation.</w:t>
+        <w:t xml:space="preserve">2. Courier API Automation: </w:t>
+      </w:r>
+      <w:r>
+        <w:rPr>
+          <w:rFonts w:ascii="Calibri" w:hAnsi="Calibri"/>
+          <w:i w:val="0"/>
+          <w:color w:val="232323"/>
+          <w:sz w:val="20"/>
+        </w:rPr>
+        <w:t>Connect courier APIs (such as Pathao, Steadfast, and RedX) to automatically generate consignment numbers and delivery tracking links when orders are packed.</w:t>
       </w:r>
     </w:p>
     <w:p>
       <w:pPr>
-        <w:spacing w:before="0" w:after="90" w:line="276" w:lineRule="auto"/>
+        <w:spacing w:before="0" w:after="80" w:line="276" w:lineRule="auto"/>
       </w:pPr>
       <w:r>
         <w:rPr>
           <w:rFonts w:ascii="Calibri" w:hAnsi="Calibri"/>
-          <w:color w:val="334155"/>
+          <w:b/>
+          <w:color w:val="000000"/>
           <w:sz w:val="20"/>
         </w:rPr>
-        <w:t>• SMS Transactional Notifications: Real-time order confirmation and courier handover SMS updates to customer phones.</w:t>
+        <w:t xml:space="preserve">3. SMS Delivery Alerts: </w:t>
+      </w:r>
+      <w:r>
+        <w:rPr>
+          <w:rFonts w:ascii="Calibri" w:hAnsi="Calibri"/>
+          <w:i w:val="0"/>
+          <w:color w:val="232323"/>
+          <w:sz w:val="20"/>
+        </w:rPr>
+        <w:t>Send instant SMS messages to customers when their order is confirmed, dispatched, or out for delivery.</w:t>
       </w:r>
     </w:p>
     <w:p>
       <w:pPr>
-        <w:spacing w:before="0" w:after="90" w:line="276" w:lineRule="auto"/>
+        <w:spacing w:before="0" w:after="80" w:line="276" w:lineRule="auto"/>
       </w:pPr>
       <w:r>
         <w:rPr>
           <w:rFonts w:ascii="Calibri" w:hAnsi="Calibri"/>
-          <w:color w:val="334155"/>
+          <w:b/>
+          <w:color w:val="000000"/>
           <w:sz w:val="20"/>
         </w:rPr>
-        <w:t>• Automated Reorder Notifications: Predictive procurement alerts generated when SKU inventory approaches safety buffers.</w:t>
+        <w:t xml:space="preserve">4. Inventory Reorder Alerts: </w:t>
+      </w:r>
+      <w:r>
+        <w:rPr>
+          <w:rFonts w:ascii="Calibri" w:hAnsi="Calibri"/>
+          <w:i w:val="0"/>
+          <w:color w:val="232323"/>
+          <w:sz w:val="20"/>
+        </w:rPr>
+        <w:t>Automated warning emails sent to store managers when product stocks fall below designated minimum safety levels.</w:t>
       </w:r>
     </w:p>
     <w:p>
       <w:pPr>
         <w:keepNext/>
-        <w:spacing w:before="240" w:after="80"/>
+        <w:spacing w:before="200" w:after="60"/>
       </w:pPr>
       <w:r>
         <w:rPr>
           <w:rFonts w:ascii="Calibri" w:hAnsi="Calibri"/>
           <w:b/>
-          <w:color w:val="0F172A"/>
-          <w:sz w:val="26"/>
+          <w:color w:val="232323"/>
+          <w:sz w:val="24"/>
         </w:rPr>
-        <w:t>Phase 3: Medium-Term Functional Expansion (Months 4–7)</w:t>
+        <w:t>Phase 3: Expanded Pet Care Services (3 to 6 Months After Launch)</w:t>
       </w:r>
     </w:p>
     <w:p>
       <w:pPr>
-        <w:spacing w:before="0" w:after="90" w:line="276" w:lineRule="auto"/>
+        <w:spacing w:before="0" w:after="80" w:line="276" w:lineRule="auto"/>
       </w:pPr>
       <w:r>
         <w:rPr>
           <w:rFonts w:ascii="Calibri" w:hAnsi="Calibri"/>
-          <w:color w:val="334155"/>
+          <w:b/>
+          <w:color w:val="000000"/>
           <w:sz w:val="20"/>
         </w:rPr>
-        <w:t>• Recurring 'Autoship' Subscriptions: Automated monthly pet food, supplement, and litter delivery subscriptions with a 5% loyalty incentive.</w:t>
+        <w:t xml:space="preserve">1. Recurring Pet Food Subscriptions: </w:t>
+      </w:r>
+      <w:r>
+        <w:rPr>
+          <w:rFonts w:ascii="Calibri" w:hAnsi="Calibri"/>
+          <w:i w:val="0"/>
+          <w:color w:val="232323"/>
+          <w:sz w:val="20"/>
+        </w:rPr>
+        <w:t>Allow customers to subscribe to monthly deliveries of essential items like cat food, dog kibble, and cat litter, with an automatic 5% discount on recurring orders.</w:t>
       </w:r>
     </w:p>
     <w:p>
       <w:pPr>
-        <w:spacing w:before="0" w:after="90" w:line="276" w:lineRule="auto"/>
+        <w:spacing w:before="0" w:after="80" w:line="276" w:lineRule="auto"/>
       </w:pPr>
       <w:r>
         <w:rPr>
           <w:rFonts w:ascii="Calibri" w:hAnsi="Calibri"/>
-          <w:color w:val="334155"/>
+          <w:b/>
+          <w:color w:val="000000"/>
           <w:sz w:val="20"/>
         </w:rPr>
-        <w:t>• Veterinary Telehealth &amp; Clinic Booking: Integrated appointment scheduling with certified veterinarians across Dhaka and Chittagong.</w:t>
+        <w:t xml:space="preserve">2. Veterinary Clinic Appointments: </w:t>
+      </w:r>
+      <w:r>
+        <w:rPr>
+          <w:rFonts w:ascii="Calibri" w:hAnsi="Calibri"/>
+          <w:i w:val="0"/>
+          <w:color w:val="232323"/>
+          <w:sz w:val="20"/>
+        </w:rPr>
+        <w:t>An integrated booking system connecting pet parents with verified veterinary doctors in Dhaka and Chittagong for clinic appointments or video consultations.</w:t>
       </w:r>
     </w:p>
     <w:p>
       <w:pPr>
-        <w:spacing w:before="0" w:after="90" w:line="276" w:lineRule="auto"/>
+        <w:spacing w:before="0" w:after="80" w:line="276" w:lineRule="auto"/>
       </w:pPr>
       <w:r>
         <w:rPr>
           <w:rFonts w:ascii="Calibri" w:hAnsi="Calibri"/>
-          <w:color w:val="334155"/>
+          <w:b/>
+          <w:color w:val="000000"/>
           <w:sz w:val="20"/>
         </w:rPr>
-        <w:t>• Lost Pet Beacon Network: Neighborhood-specific missing pet broadcast network with downloadable, printable flyers.</w:t>
+        <w:t xml:space="preserve">3. Lost &amp; Found Pet Network: </w:t>
+      </w:r>
+      <w:r>
+        <w:rPr>
+          <w:rFonts w:ascii="Calibri" w:hAnsi="Calibri"/>
+          <w:i w:val="0"/>
+          <w:color w:val="232323"/>
+          <w:sz w:val="20"/>
+        </w:rPr>
+        <w:t>A community-driven lost and found pet notice board where owners can post missing pet alerts with photos, last seen location, and generate printable flyers.</w:t>
       </w:r>
     </w:p>
     <w:p>
       <w:pPr>
-        <w:spacing w:before="0" w:after="90" w:line="276" w:lineRule="auto"/>
+        <w:spacing w:before="0" w:after="80" w:line="276" w:lineRule="auto"/>
       </w:pPr>
       <w:r>
         <w:rPr>
           <w:rFonts w:ascii="Calibri" w:hAnsi="Calibri"/>
-          <w:color w:val="334155"/>
+          <w:b/>
+          <w:color w:val="000000"/>
           <w:sz w:val="20"/>
         </w:rPr>
-        <w:t>• Digital Vaccination &amp; Health Passports: Automated vaccination schedules and deworming reminders tailored to pet age.</w:t>
+        <w:t xml:space="preserve">4. Vaccine &amp; Health Reminders: </w:t>
+      </w:r>
+      <w:r>
+        <w:rPr>
+          <w:rFonts w:ascii="Calibri" w:hAnsi="Calibri"/>
+          <w:i w:val="0"/>
+          <w:color w:val="232323"/>
+          <w:sz w:val="20"/>
+        </w:rPr>
+        <w:t>Automatic SMS and email alerts reminding owners when their pet is due for annual vaccinations, deworming, or flea treatments based on their registered pet profile.</w:t>
       </w:r>
     </w:p>
     <w:p>
       <w:pPr>
         <w:keepNext/>
-        <w:spacing w:before="240" w:after="80"/>
+        <w:spacing w:before="200" w:after="60"/>
       </w:pPr>
       <w:r>
         <w:rPr>
           <w:rFonts w:ascii="Calibri" w:hAnsi="Calibri"/>
           <w:b/>
-          <w:color w:val="0F172A"/>
-          <w:sz w:val="26"/>
+          <w:color w:val="232323"/>
+          <w:sz w:val="24"/>
         </w:rPr>
-        <w:t>Phase 4: Long-Term Innovations &amp; Scale (Months 8–12)</w:t>
+        <w:t>Phase 4: Advanced Features &amp; Ecosystem Scale (6 to 12 Months)</w:t>
       </w:r>
     </w:p>
     <w:p>
       <w:pPr>
-        <w:spacing w:before="0" w:after="90" w:line="276" w:lineRule="auto"/>
+        <w:spacing w:before="0" w:after="80" w:line="276" w:lineRule="auto"/>
       </w:pPr>
       <w:r>
         <w:rPr>
           <w:rFonts w:ascii="Calibri" w:hAnsi="Calibri"/>
-          <w:color w:val="334155"/>
+          <w:b/>
+          <w:color w:val="000000"/>
           <w:sz w:val="20"/>
         </w:rPr>
-        <w:t>• AI-Powered Companion Nutrition Advisor: On-device LLM assistant evaluating breed, age, activity level, and allergies to generate bespoke meal plans.</w:t>
+        <w:t xml:space="preserve">1. Smart Pet Nutrition Advisor: </w:t>
+      </w:r>
+      <w:r>
+        <w:rPr>
+          <w:rFonts w:ascii="Calibri" w:hAnsi="Calibri"/>
+          <w:i w:val="0"/>
+          <w:color w:val="232323"/>
+          <w:sz w:val="20"/>
+        </w:rPr>
+        <w:t>A guided assistant that analyzes a pet's age, breed, weight, and activity level to suggest balanced diets and identify potential food allergies.</w:t>
       </w:r>
     </w:p>
     <w:p>
       <w:pPr>
-        <w:spacing w:before="0" w:after="90" w:line="276" w:lineRule="auto"/>
+        <w:spacing w:before="0" w:after="80" w:line="276" w:lineRule="auto"/>
       </w:pPr>
       <w:r>
         <w:rPr>
           <w:rFonts w:ascii="Calibri" w:hAnsi="Calibri"/>
-          <w:color w:val="334155"/>
+          <w:b/>
+          <w:color w:val="000000"/>
           <w:sz w:val="20"/>
         </w:rPr>
-        <w:t>• PawPoints Gamified Loyalty Program: Customer rewards program awarding loyalty points redeemable for free vet checkups or treats.</w:t>
+        <w:t xml:space="preserve">2. PawPoints Loyalty Program: </w:t>
+      </w:r>
+      <w:r>
+        <w:rPr>
+          <w:rFonts w:ascii="Calibri" w:hAnsi="Calibri"/>
+          <w:i w:val="0"/>
+          <w:color w:val="232323"/>
+          <w:sz w:val="20"/>
+        </w:rPr>
+        <w:t>A gamified rewards program where customers earn 'PawPoints' on every purchase, product review, and pet profile milestone, redeemable for discounts.</w:t>
       </w:r>
     </w:p>
     <w:p>
       <w:pPr>
-        <w:spacing w:before="0" w:after="90" w:line="276" w:lineRule="auto"/>
+        <w:spacing w:before="0" w:after="80" w:line="276" w:lineRule="auto"/>
       </w:pPr>
       <w:r>
         <w:rPr>
           <w:rFonts w:ascii="Calibri" w:hAnsi="Calibri"/>
-          <w:color w:val="334155"/>
+          <w:b/>
+          <w:color w:val="000000"/>
           <w:sz w:val="20"/>
         </w:rPr>
-        <w:t>• Multi-Vendor Artisan Marketplace: Verified partner portal for boutique pet toy makers, custom leash creators, and organic bakeries.</w:t>
+        <w:t xml:space="preserve">3. Artisan Vendor Marketplace: </w:t>
+      </w:r>
+      <w:r>
+        <w:rPr>
+          <w:rFonts w:ascii="Calibri" w:hAnsi="Calibri"/>
+          <w:i w:val="0"/>
+          <w:color w:val="232323"/>
+          <w:sz w:val="20"/>
+        </w:rPr>
+        <w:t>A supplier interface allowing verified local pet bakeries, accessory makers, and importers to list and fulfill specialty pet products.</w:t>
       </w:r>
     </w:p>
     <w:p>
       <w:pPr>
         <w:keepNext/>
-        <w:spacing w:before="320" w:after="120"/>
+        <w:spacing w:before="280" w:after="80"/>
       </w:pPr>
       <w:r>
         <w:rPr>
           <w:rFonts w:ascii="Calibri" w:hAnsi="Calibri"/>
           <w:b/>
-          <w:color w:val="0D9488"/>
-          <w:sz w:val="32"/>
+          <w:color w:val="000000"/>
+          <w:sz w:val="28"/>
         </w:rPr>
-        <w:t>7. Implementation Schedule &amp; Sprint Plan</w:t>
+        <w:t>8. Technology Stack Summary</w:t>
       </w:r>
     </w:p>
     <w:p>
       <w:pPr>
-        <w:spacing w:before="0" w:after="90" w:line="276" w:lineRule="auto"/>
+        <w:spacing w:before="0" w:after="80" w:line="276" w:lineRule="auto"/>
       </w:pPr>
       <w:r>
         <w:rPr>
           <w:rFonts w:ascii="Calibri" w:hAnsi="Calibri"/>
-          <w:color w:val="334155"/>
+          <w:i w:val="0"/>
+          <w:color w:val="232323"/>
           <w:sz w:val="20"/>
         </w:rPr>
-        <w:t>A structured 12-week agile sprint schedule to complete all backend requirements and prepare for production deployment:</w:t>
+        <w:t>A concise overview of all tools and frameworks chosen for the platform:</w:t>
       </w:r>
     </w:p>
     <w:tbl>
@@ -2393,66 +2614,87 @@
         <w:tc>
           <w:tcPr>
             <w:tcW w:type="dxa" w:w="2160"/>
-            <w:shd w:fill="0F172A"/>
+            <w:shd w:fill="E8E8E8"/>
             <w:tcMar>
-              <w:top w:w="100" w:type="dxa"/>
-              <w:bottom w:w="100" w:type="dxa"/>
+              <w:top w:w="80" w:type="dxa"/>
+              <w:bottom w:w="80" w:type="dxa"/>
               <w:left w:w="80" w:type="dxa"/>
               <w:right w:w="80" w:type="dxa"/>
             </w:tcMar>
+            <w:tcBorders>
+              <w:top w:val="single" w:sz="4" w:space="0" w:color="999999"/>
+              <w:bottom w:val="single" w:sz="6" w:space="0" w:color="333333"/>
+              <w:left w:val="none"/>
+              <w:right w:val="none"/>
+            </w:tcBorders>
           </w:tcPr>
           <w:p>
             <w:r>
               <w:rPr>
+                <w:rFonts w:ascii="Calibri" w:hAnsi="Calibri"/>
                 <w:b/>
-                <w:color w:val="FFFFFF"/>
+                <w:color w:val="000000"/>
                 <w:sz w:val="19"/>
               </w:rPr>
-              <w:t>Timeline</w:t>
+              <w:t>Layer</w:t>
             </w:r>
           </w:p>
         </w:tc>
         <w:tc>
           <w:tcPr>
             <w:tcW w:type="dxa" w:w="2592"/>
-            <w:shd w:fill="0F172A"/>
+            <w:shd w:fill="E8E8E8"/>
             <w:tcMar>
-              <w:top w:w="100" w:type="dxa"/>
-              <w:bottom w:w="100" w:type="dxa"/>
+              <w:top w:w="80" w:type="dxa"/>
+              <w:bottom w:w="80" w:type="dxa"/>
               <w:left w:w="80" w:type="dxa"/>
               <w:right w:w="80" w:type="dxa"/>
             </w:tcMar>
+            <w:tcBorders>
+              <w:top w:val="single" w:sz="4" w:space="0" w:color="999999"/>
+              <w:bottom w:val="single" w:sz="6" w:space="0" w:color="333333"/>
+              <w:left w:val="none"/>
+              <w:right w:val="none"/>
+            </w:tcBorders>
           </w:tcPr>
           <w:p>
             <w:r>
               <w:rPr>
+                <w:rFonts w:ascii="Calibri" w:hAnsi="Calibri"/>
                 <w:b/>
-                <w:color w:val="FFFFFF"/>
+                <w:color w:val="000000"/>
                 <w:sz w:val="19"/>
               </w:rPr>
-              <w:t>Sprint Focus</w:t>
+              <w:t>Technology Selected</w:t>
             </w:r>
           </w:p>
         </w:tc>
         <w:tc>
           <w:tcPr>
             <w:tcW w:type="dxa" w:w="4608"/>
-            <w:shd w:fill="0F172A"/>
+            <w:shd w:fill="E8E8E8"/>
             <w:tcMar>
-              <w:top w:w="100" w:type="dxa"/>
-              <w:bottom w:w="100" w:type="dxa"/>
+              <w:top w:w="80" w:type="dxa"/>
+              <w:bottom w:w="80" w:type="dxa"/>
               <w:left w:w="80" w:type="dxa"/>
               <w:right w:w="80" w:type="dxa"/>
             </w:tcMar>
+            <w:tcBorders>
+              <w:top w:val="single" w:sz="4" w:space="0" w:color="999999"/>
+              <w:bottom w:val="single" w:sz="6" w:space="0" w:color="333333"/>
+              <w:left w:val="none"/>
+              <w:right w:val="none"/>
+            </w:tcBorders>
           </w:tcPr>
           <w:p>
             <w:r>
               <w:rPr>
+                <w:rFonts w:ascii="Calibri" w:hAnsi="Calibri"/>
                 <w:b/>
-                <w:color w:val="FFFFFF"/>
+                <w:color w:val="000000"/>
                 <w:sz w:val="19"/>
               </w:rPr>
-              <w:t>Key Deliverables &amp; Objectives</w:t>
+              <w:t>Why It Was Chosen</w:t>
             </w:r>
           </w:p>
         </w:tc>
@@ -2461,64 +2703,83 @@
         <w:tc>
           <w:tcPr>
             <w:tcW w:type="dxa" w:w="2160"/>
-            <w:shd w:fill="F0FDFA"/>
+            <w:shd w:fill="FAFAFA"/>
             <w:tcMar>
               <w:top w:w="70" w:type="dxa"/>
               <w:bottom w:w="70" w:type="dxa"/>
-              <w:left w:w="70" w:type="dxa"/>
-              <w:right w:w="70" w:type="dxa"/>
+              <w:left w:w="80" w:type="dxa"/>
+              <w:right w:w="80" w:type="dxa"/>
             </w:tcMar>
+            <w:tcBorders>
+              <w:top w:val="single" w:sz="4" w:space="0" w:color="DDDDDD"/>
+              <w:bottom w:val="single" w:sz="6" w:space="0" w:color="DDDDDD"/>
+              <w:left w:val="none"/>
+              <w:right w:val="none"/>
+            </w:tcBorders>
           </w:tcPr>
           <w:p>
             <w:r>
               <w:rPr>
+                <w:rFonts w:ascii="Calibri" w:hAnsi="Calibri"/>
                 <w:b/>
-                <w:color w:val="0F172A"/>
+                <w:color w:val="232323"/>
                 <w:sz w:val="18"/>
               </w:rPr>
-              <w:t>Weeks 1–2 (Sprint 1)</w:t>
+              <w:t>Frontend Storefront</w:t>
             </w:r>
           </w:p>
         </w:tc>
         <w:tc>
           <w:tcPr>
             <w:tcW w:type="dxa" w:w="2592"/>
-            <w:shd w:fill="F0FDFA"/>
+            <w:shd w:fill="FAFAFA"/>
             <w:tcMar>
               <w:top w:w="70" w:type="dxa"/>
               <w:bottom w:w="70" w:type="dxa"/>
-              <w:left w:w="70" w:type="dxa"/>
-              <w:right w:w="70" w:type="dxa"/>
+              <w:left w:w="80" w:type="dxa"/>
+              <w:right w:w="80" w:type="dxa"/>
             </w:tcMar>
+            <w:tcBorders>
+              <w:top w:val="single" w:sz="4" w:space="0" w:color="DDDDDD"/>
+              <w:bottom w:val="single" w:sz="6" w:space="0" w:color="DDDDDD"/>
+              <w:left w:val="none"/>
+              <w:right w:val="none"/>
+            </w:tcBorders>
           </w:tcPr>
           <w:p>
             <w:r>
               <w:rPr>
-                <w:b/>
-                <w:color w:val="0D9488"/>
+                <w:rFonts w:ascii="Calibri" w:hAnsi="Calibri"/>
                 <w:sz w:val="18"/>
               </w:rPr>
-              <w:t>Payment Gateways</w:t>
+              <w:t>HTML5, Tailwind CSS, Vanilla JS</w:t>
             </w:r>
           </w:p>
         </w:tc>
         <w:tc>
           <w:tcPr>
             <w:tcW w:type="dxa" w:w="4608"/>
-            <w:shd w:fill="F0FDFA"/>
+            <w:shd w:fill="FAFAFA"/>
             <w:tcMar>
               <w:top w:w="70" w:type="dxa"/>
               <w:bottom w:w="70" w:type="dxa"/>
-              <w:left w:w="70" w:type="dxa"/>
-              <w:right w:w="70" w:type="dxa"/>
+              <w:left w:w="80" w:type="dxa"/>
+              <w:right w:w="80" w:type="dxa"/>
             </w:tcMar>
+            <w:tcBorders>
+              <w:top w:val="single" w:sz="4" w:space="0" w:color="DDDDDD"/>
+              <w:bottom w:val="single" w:sz="6" w:space="0" w:color="DDDDDD"/>
+              <w:left w:val="none"/>
+              <w:right w:val="none"/>
+            </w:tcBorders>
           </w:tcPr>
           <w:p>
             <w:r>
               <w:rPr>
+                <w:rFonts w:ascii="Calibri" w:hAnsi="Calibri"/>
                 <w:sz w:val="18"/>
               </w:rPr>
-              <w:t>bKash &amp; Nagad API integration, webhook endpoints, transactional reconciliation.</w:t>
+              <w:t>Fast load times on mobile connections, zero complex build tooling, easy maintenance.</w:t>
             </w:r>
           </w:p>
         </w:tc>
@@ -2531,18 +2792,25 @@
             <w:tcMar>
               <w:top w:w="70" w:type="dxa"/>
               <w:bottom w:w="70" w:type="dxa"/>
-              <w:left w:w="70" w:type="dxa"/>
-              <w:right w:w="70" w:type="dxa"/>
+              <w:left w:w="80" w:type="dxa"/>
+              <w:right w:w="80" w:type="dxa"/>
             </w:tcMar>
+            <w:tcBorders>
+              <w:top w:val="single" w:sz="4" w:space="0" w:color="DDDDDD"/>
+              <w:bottom w:val="single" w:sz="6" w:space="0" w:color="DDDDDD"/>
+              <w:left w:val="none"/>
+              <w:right w:val="none"/>
+            </w:tcBorders>
           </w:tcPr>
           <w:p>
             <w:r>
               <w:rPr>
+                <w:rFonts w:ascii="Calibri" w:hAnsi="Calibri"/>
                 <w:b/>
-                <w:color w:val="0F172A"/>
+                <w:color w:val="232323"/>
                 <w:sz w:val="18"/>
               </w:rPr>
-              <w:t>Weeks 3–4 (Sprint 2)</w:t>
+              <w:t>Backend Web API</w:t>
             </w:r>
           </w:p>
         </w:tc>
@@ -2553,18 +2821,23 @@
             <w:tcMar>
               <w:top w:w="70" w:type="dxa"/>
               <w:bottom w:w="70" w:type="dxa"/>
-              <w:left w:w="70" w:type="dxa"/>
-              <w:right w:w="70" w:type="dxa"/>
+              <w:left w:w="80" w:type="dxa"/>
+              <w:right w:w="80" w:type="dxa"/>
             </w:tcMar>
+            <w:tcBorders>
+              <w:top w:val="single" w:sz="4" w:space="0" w:color="DDDDDD"/>
+              <w:bottom w:val="single" w:sz="6" w:space="0" w:color="DDDDDD"/>
+              <w:left w:val="none"/>
+              <w:right w:val="none"/>
+            </w:tcBorders>
           </w:tcPr>
           <w:p>
             <w:r>
               <w:rPr>
-                <w:b/>
-                <w:color w:val="0D9488"/>
+                <w:rFonts w:ascii="Calibri" w:hAnsi="Calibri"/>
                 <w:sz w:val="18"/>
               </w:rPr>
-              <w:t>SMS &amp; Identity</w:t>
+              <w:t>ASP.NET Core Web API (.NET 10)</w:t>
             </w:r>
           </w:p>
         </w:tc>
@@ -2575,16 +2848,23 @@
             <w:tcMar>
               <w:top w:w="70" w:type="dxa"/>
               <w:bottom w:w="70" w:type="dxa"/>
-              <w:left w:w="70" w:type="dxa"/>
-              <w:right w:w="70" w:type="dxa"/>
+              <w:left w:w="80" w:type="dxa"/>
+              <w:right w:w="80" w:type="dxa"/>
             </w:tcMar>
+            <w:tcBorders>
+              <w:top w:val="single" w:sz="4" w:space="0" w:color="DDDDDD"/>
+              <w:bottom w:val="single" w:sz="6" w:space="0" w:color="DDDDDD"/>
+              <w:left w:val="none"/>
+              <w:right w:val="none"/>
+            </w:tcBorders>
           </w:tcPr>
           <w:p>
             <w:r>
               <w:rPr>
+                <w:rFonts w:ascii="Calibri" w:hAnsi="Calibri"/>
                 <w:sz w:val="18"/>
               </w:rPr>
-              <w:t>Bangladeshi SMS gateway OTP integration, phone registration, password resets.</w:t>
+              <w:t>High performance, strong type safety, mature ecosystem, and clean layered architecture.</w:t>
             </w:r>
           </w:p>
         </w:tc>
@@ -2593,64 +2873,83 @@
         <w:tc>
           <w:tcPr>
             <w:tcW w:type="dxa" w:w="2160"/>
-            <w:shd w:fill="F0FDFA"/>
+            <w:shd w:fill="FAFAFA"/>
             <w:tcMar>
               <w:top w:w="70" w:type="dxa"/>
               <w:bottom w:w="70" w:type="dxa"/>
-              <w:left w:w="70" w:type="dxa"/>
-              <w:right w:w="70" w:type="dxa"/>
+              <w:left w:w="80" w:type="dxa"/>
+              <w:right w:w="80" w:type="dxa"/>
             </w:tcMar>
+            <w:tcBorders>
+              <w:top w:val="single" w:sz="4" w:space="0" w:color="DDDDDD"/>
+              <w:bottom w:val="single" w:sz="6" w:space="0" w:color="DDDDDD"/>
+              <w:left w:val="none"/>
+              <w:right w:val="none"/>
+            </w:tcBorders>
           </w:tcPr>
           <w:p>
             <w:r>
               <w:rPr>
+                <w:rFonts w:ascii="Calibri" w:hAnsi="Calibri"/>
                 <w:b/>
-                <w:color w:val="0F172A"/>
+                <w:color w:val="232323"/>
                 <w:sz w:val="18"/>
               </w:rPr>
-              <w:t>Weeks 5–6 (Sprint 3)</w:t>
+              <w:t>Relational Database</w:t>
             </w:r>
           </w:p>
         </w:tc>
         <w:tc>
           <w:tcPr>
             <w:tcW w:type="dxa" w:w="2592"/>
-            <w:shd w:fill="F0FDFA"/>
+            <w:shd w:fill="FAFAFA"/>
             <w:tcMar>
               <w:top w:w="70" w:type="dxa"/>
               <w:bottom w:w="70" w:type="dxa"/>
-              <w:left w:w="70" w:type="dxa"/>
-              <w:right w:w="70" w:type="dxa"/>
+              <w:left w:w="80" w:type="dxa"/>
+              <w:right w:w="80" w:type="dxa"/>
             </w:tcMar>
+            <w:tcBorders>
+              <w:top w:val="single" w:sz="4" w:space="0" w:color="DDDDDD"/>
+              <w:bottom w:val="single" w:sz="6" w:space="0" w:color="DDDDDD"/>
+              <w:left w:val="none"/>
+              <w:right w:val="none"/>
+            </w:tcBorders>
           </w:tcPr>
           <w:p>
             <w:r>
               <w:rPr>
-                <w:b/>
-                <w:color w:val="0D9488"/>
+                <w:rFonts w:ascii="Calibri" w:hAnsi="Calibri"/>
                 <w:sz w:val="18"/>
               </w:rPr>
-              <w:t>Real-time &amp; Caching</w:t>
+              <w:t>MySQL 8.0+ / MariaDB 10.5+</w:t>
             </w:r>
           </w:p>
         </w:tc>
         <w:tc>
           <w:tcPr>
             <w:tcW w:type="dxa" w:w="4608"/>
-            <w:shd w:fill="F0FDFA"/>
+            <w:shd w:fill="FAFAFA"/>
             <w:tcMar>
               <w:top w:w="70" w:type="dxa"/>
               <w:bottom w:w="70" w:type="dxa"/>
-              <w:left w:w="70" w:type="dxa"/>
-              <w:right w:w="70" w:type="dxa"/>
+              <w:left w:w="80" w:type="dxa"/>
+              <w:right w:w="80" w:type="dxa"/>
             </w:tcMar>
+            <w:tcBorders>
+              <w:top w:val="single" w:sz="4" w:space="0" w:color="DDDDDD"/>
+              <w:bottom w:val="single" w:sz="6" w:space="0" w:color="DDDDDD"/>
+              <w:left w:val="none"/>
+              <w:right w:val="none"/>
+            </w:tcBorders>
           </w:tcPr>
           <w:p>
             <w:r>
               <w:rPr>
+                <w:rFonts w:ascii="Calibri" w:hAnsi="Calibri"/>
                 <w:sz w:val="18"/>
               </w:rPr>
-              <w:t>SignalR order dispatch hub, Redis cache layer for taxonomies and catalog queries.</w:t>
+              <w:t>ACID compliance for orders and stock, foreign key constraints, and ubiquitous hosting support.</w:t>
             </w:r>
           </w:p>
         </w:tc>
@@ -2663,18 +2962,25 @@
             <w:tcMar>
               <w:top w:w="70" w:type="dxa"/>
               <w:bottom w:w="70" w:type="dxa"/>
-              <w:left w:w="70" w:type="dxa"/>
-              <w:right w:w="70" w:type="dxa"/>
+              <w:left w:w="80" w:type="dxa"/>
+              <w:right w:w="80" w:type="dxa"/>
             </w:tcMar>
+            <w:tcBorders>
+              <w:top w:val="single" w:sz="4" w:space="0" w:color="DDDDDD"/>
+              <w:bottom w:val="single" w:sz="6" w:space="0" w:color="DDDDDD"/>
+              <w:left w:val="none"/>
+              <w:right w:val="none"/>
+            </w:tcBorders>
           </w:tcPr>
           <w:p>
             <w:r>
               <w:rPr>
+                <w:rFonts w:ascii="Calibri" w:hAnsi="Calibri"/>
                 <w:b/>
-                <w:color w:val="0F172A"/>
+                <w:color w:val="232323"/>
                 <w:sz w:val="18"/>
               </w:rPr>
-              <w:t>Weeks 7–8 (Sprint 4)</w:t>
+              <w:t>Authentication</w:t>
             </w:r>
           </w:p>
         </w:tc>
@@ -2685,18 +2991,23 @@
             <w:tcMar>
               <w:top w:w="70" w:type="dxa"/>
               <w:bottom w:w="70" w:type="dxa"/>
-              <w:left w:w="70" w:type="dxa"/>
-              <w:right w:w="70" w:type="dxa"/>
+              <w:left w:w="80" w:type="dxa"/>
+              <w:right w:w="80" w:type="dxa"/>
             </w:tcMar>
+            <w:tcBorders>
+              <w:top w:val="single" w:sz="4" w:space="0" w:color="DDDDDD"/>
+              <w:bottom w:val="single" w:sz="6" w:space="0" w:color="DDDDDD"/>
+              <w:left w:val="none"/>
+              <w:right w:val="none"/>
+            </w:tcBorders>
           </w:tcPr>
           <w:p>
             <w:r>
               <w:rPr>
-                <w:b/>
-                <w:color w:val="0D9488"/>
+                <w:rFonts w:ascii="Calibri" w:hAnsi="Calibri"/>
                 <w:sz w:val="18"/>
               </w:rPr>
-              <w:t>Cloud Assets &amp; Jobs</w:t>
+              <w:t>JWT (JSON Web Tokens)</w:t>
             </w:r>
           </w:p>
         </w:tc>
@@ -2707,16 +3018,23 @@
             <w:tcMar>
               <w:top w:w="70" w:type="dxa"/>
               <w:bottom w:w="70" w:type="dxa"/>
-              <w:left w:w="70" w:type="dxa"/>
-              <w:right w:w="70" w:type="dxa"/>
+              <w:left w:w="80" w:type="dxa"/>
+              <w:right w:w="80" w:type="dxa"/>
             </w:tcMar>
+            <w:tcBorders>
+              <w:top w:val="single" w:sz="4" w:space="0" w:color="DDDDDD"/>
+              <w:bottom w:val="single" w:sz="6" w:space="0" w:color="DDDDDD"/>
+              <w:left w:val="none"/>
+              <w:right w:val="none"/>
+            </w:tcBorders>
           </w:tcPr>
           <w:p>
             <w:r>
               <w:rPr>
+                <w:rFonts w:ascii="Calibri" w:hAnsi="Calibri"/>
                 <w:sz w:val="18"/>
               </w:rPr>
-              <w:t>AWS S3 / Cloudinary image pipeline, Hangfire recurring tasks for order expiry.</w:t>
+              <w:t>Stateless, secure token authentication suitable for mobile clients and web browsers.</w:t>
             </w:r>
           </w:p>
         </w:tc>
@@ -2725,130 +3043,83 @@
         <w:tc>
           <w:tcPr>
             <w:tcW w:type="dxa" w:w="2160"/>
-            <w:shd w:fill="F0FDFA"/>
+            <w:shd w:fill="FAFAFA"/>
             <w:tcMar>
               <w:top w:w="70" w:type="dxa"/>
               <w:bottom w:w="70" w:type="dxa"/>
-              <w:left w:w="70" w:type="dxa"/>
-              <w:right w:w="70" w:type="dxa"/>
+              <w:left w:w="80" w:type="dxa"/>
+              <w:right w:w="80" w:type="dxa"/>
             </w:tcMar>
+            <w:tcBorders>
+              <w:top w:val="single" w:sz="4" w:space="0" w:color="DDDDDD"/>
+              <w:bottom w:val="single" w:sz="6" w:space="0" w:color="DDDDDD"/>
+              <w:left w:val="none"/>
+              <w:right w:val="none"/>
+            </w:tcBorders>
           </w:tcPr>
           <w:p>
             <w:r>
               <w:rPr>
+                <w:rFonts w:ascii="Calibri" w:hAnsi="Calibri"/>
                 <w:b/>
-                <w:color w:val="0F172A"/>
+                <w:color w:val="232323"/>
                 <w:sz w:val="18"/>
               </w:rPr>
-              <w:t>Weeks 9–10 (Sprint 5)</w:t>
+              <w:t>Testing &amp; Verification</w:t>
             </w:r>
           </w:p>
         </w:tc>
         <w:tc>
           <w:tcPr>
             <w:tcW w:type="dxa" w:w="2592"/>
-            <w:shd w:fill="F0FDFA"/>
+            <w:shd w:fill="FAFAFA"/>
             <w:tcMar>
               <w:top w:w="70" w:type="dxa"/>
               <w:bottom w:w="70" w:type="dxa"/>
-              <w:left w:w="70" w:type="dxa"/>
-              <w:right w:w="70" w:type="dxa"/>
+              <w:left w:w="80" w:type="dxa"/>
+              <w:right w:w="80" w:type="dxa"/>
             </w:tcMar>
+            <w:tcBorders>
+              <w:top w:val="single" w:sz="4" w:space="0" w:color="DDDDDD"/>
+              <w:bottom w:val="single" w:sz="6" w:space="0" w:color="DDDDDD"/>
+              <w:left w:val="none"/>
+              <w:right w:val="none"/>
+            </w:tcBorders>
           </w:tcPr>
           <w:p>
             <w:r>
               <w:rPr>
-                <w:b/>
-                <w:color w:val="0D9488"/>
+                <w:rFonts w:ascii="Calibri" w:hAnsi="Calibri"/>
                 <w:sz w:val="18"/>
               </w:rPr>
-              <w:t>Logistics Integration</w:t>
+              <w:t>Python 3 Automated Matrix</w:t>
             </w:r>
           </w:p>
         </w:tc>
         <w:tc>
           <w:tcPr>
             <w:tcW w:type="dxa" w:w="4608"/>
-            <w:shd w:fill="F0FDFA"/>
+            <w:shd w:fill="FAFAFA"/>
             <w:tcMar>
               <w:top w:w="70" w:type="dxa"/>
               <w:bottom w:w="70" w:type="dxa"/>
-              <w:left w:w="70" w:type="dxa"/>
-              <w:right w:w="70" w:type="dxa"/>
+              <w:left w:w="80" w:type="dxa"/>
+              <w:right w:w="80" w:type="dxa"/>
             </w:tcMar>
+            <w:tcBorders>
+              <w:top w:val="single" w:sz="4" w:space="0" w:color="DDDDDD"/>
+              <w:bottom w:val="single" w:sz="6" w:space="0" w:color="DDDDDD"/>
+              <w:left w:val="none"/>
+              <w:right w:val="none"/>
+            </w:tcBorders>
           </w:tcPr>
           <w:p>
             <w:r>
               <w:rPr>
+                <w:rFonts w:ascii="Calibri" w:hAnsi="Calibri"/>
                 <w:sz w:val="18"/>
               </w:rPr>
-              <w:t>Pathao and Steadfast courier API connectors, automated consignment generation.</w:t>
-            </w:r>
-          </w:p>
-        </w:tc>
-      </w:tr>
-      <w:tr>
-        <w:tc>
-          <w:tcPr>
-            <w:tcW w:type="dxa" w:w="2160"/>
-            <w:shd w:fill="FFFFFF"/>
-            <w:tcMar>
-              <w:top w:w="70" w:type="dxa"/>
-              <w:bottom w:w="70" w:type="dxa"/>
-              <w:left w:w="70" w:type="dxa"/>
-              <w:right w:w="70" w:type="dxa"/>
-            </w:tcMar>
-          </w:tcPr>
-          <w:p>
-            <w:r>
-              <w:rPr>
-                <w:b/>
-                <w:color w:val="0F172A"/>
-                <w:sz w:val="18"/>
-              </w:rPr>
-              <w:t>Weeks 11–12 (Sprint 6)</w:t>
-            </w:r>
-          </w:p>
-        </w:tc>
-        <w:tc>
-          <w:tcPr>
-            <w:tcW w:type="dxa" w:w="2592"/>
-            <w:shd w:fill="FFFFFF"/>
-            <w:tcMar>
-              <w:top w:w="70" w:type="dxa"/>
-              <w:bottom w:w="70" w:type="dxa"/>
-              <w:left w:w="70" w:type="dxa"/>
-              <w:right w:w="70" w:type="dxa"/>
-            </w:tcMar>
-          </w:tcPr>
-          <w:p>
-            <w:r>
-              <w:rPr>
-                <w:b/>
-                <w:color w:val="0D9488"/>
-                <w:sz w:val="18"/>
-              </w:rPr>
-              <w:t>Hardening &amp; Launch</w:t>
-            </w:r>
-          </w:p>
-        </w:tc>
-        <w:tc>
-          <w:tcPr>
-            <w:tcW w:type="dxa" w:w="4608"/>
-            <w:shd w:fill="FFFFFF"/>
-            <w:tcMar>
-              <w:top w:w="70" w:type="dxa"/>
-              <w:bottom w:w="70" w:type="dxa"/>
-              <w:left w:w="70" w:type="dxa"/>
-              <w:right w:w="70" w:type="dxa"/>
-            </w:tcMar>
-          </w:tcPr>
-          <w:p>
-            <w:r>
-              <w:rPr>
-                <w:sz w:val="18"/>
-              </w:rPr>
-              <w:t>Stress testing, penetration testing, Docker deployment, production sign-off.</w:t>
+              <w:t>Fast operational verification covering 33 end-to-end API and touch layout test cases.</w:t>
             </w:r>
           </w:p>
         </w:tc>
@@ -2856,36 +3127,200 @@
     </w:tbl>
     <w:p>
       <w:pPr>
-        <w:spacing w:after="200"/>
+        <w:spacing w:after="120"/>
       </w:pPr>
     </w:p>
     <w:p>
       <w:pPr>
         <w:keepNext/>
-        <w:spacing w:before="320" w:after="120"/>
+        <w:spacing w:before="280" w:after="80"/>
       </w:pPr>
       <w:r>
         <w:rPr>
           <w:rFonts w:ascii="Calibri" w:hAnsi="Calibri"/>
           <w:b/>
-          <w:color w:val="0D9488"/>
-          <w:sz w:val="32"/>
+          <w:color w:val="000000"/>
+          <w:sz w:val="28"/>
         </w:rPr>
-        <w:t>8. Conclusion &amp; Sign-Off Authorization</w:t>
+        <w:t>9. Proposed Timeline for Backend Completion</w:t>
       </w:r>
     </w:p>
     <w:p>
       <w:pPr>
-        <w:spacing w:before="0" w:after="90" w:line="276" w:lineRule="auto"/>
+        <w:spacing w:before="0" w:after="80" w:line="276" w:lineRule="auto"/>
       </w:pPr>
       <w:r>
         <w:rPr>
           <w:rFonts w:ascii="Calibri" w:hAnsi="Calibri"/>
-          <w:color w:val="334155"/>
+          <w:i w:val="0"/>
+          <w:color w:val="232323"/>
           <w:sz w:val="20"/>
         </w:rPr>
-        <w:t>With the Frontend Storefront and Relational Database tiers 100% complete, verified, and hardened, PawHaven BD possesses a remarkable competitive foundation. By completing the outstanding backend services — namely localized MFS payments, SMS OTP verification, and distributed caching — the platform will be primed for commercial rollout as Bangladesh's foremost destination for modern pet care.</w:t>
+        <w:t>To take PawHaven BD from its current state to a live commercial launch, we estimate approximately 8 to 10 weeks of focused backend development and integration work:</w:t>
       </w:r>
+    </w:p>
+    <w:p>
+      <w:pPr>
+        <w:spacing w:before="0" w:after="80" w:line="276" w:lineRule="auto"/>
+      </w:pPr>
+      <w:r>
+        <w:rPr>
+          <w:rFonts w:ascii="Calibri" w:hAnsi="Calibri"/>
+          <w:b/>
+          <w:color w:val="000000"/>
+          <w:sz w:val="20"/>
+        </w:rPr>
+        <w:t xml:space="preserve">• Weeks 1 to 3: Payment Gateway Integration — </w:t>
+      </w:r>
+      <w:r>
+        <w:rPr>
+          <w:rFonts w:ascii="Calibri" w:hAnsi="Calibri"/>
+          <w:i w:val="0"/>
+          <w:color w:val="232323"/>
+          <w:sz w:val="20"/>
+        </w:rPr>
+        <w:t>Build bKash, Nagad, and SSLCommerz API connectors, set up webhook listeners, and test payment callbacks.</w:t>
+      </w:r>
+    </w:p>
+    <w:p>
+      <w:pPr>
+        <w:spacing w:before="0" w:after="80" w:line="276" w:lineRule="auto"/>
+      </w:pPr>
+      <w:r>
+        <w:rPr>
+          <w:rFonts w:ascii="Calibri" w:hAnsi="Calibri"/>
+          <w:b/>
+          <w:color w:val="000000"/>
+          <w:sz w:val="20"/>
+        </w:rPr>
+        <w:t xml:space="preserve">• Weeks 4 to 5: SMS &amp; Real-Time Alerts — </w:t>
+      </w:r>
+      <w:r>
+        <w:rPr>
+          <w:rFonts w:ascii="Calibri" w:hAnsi="Calibri"/>
+          <w:i w:val="0"/>
+          <w:color w:val="232323"/>
+          <w:sz w:val="20"/>
+        </w:rPr>
+        <w:t>Set up local SMS gateway for mobile OTP registration and password resets; configure SignalR for live order updates.</w:t>
+      </w:r>
+    </w:p>
+    <w:p>
+      <w:pPr>
+        <w:spacing w:before="0" w:after="80" w:line="276" w:lineRule="auto"/>
+      </w:pPr>
+      <w:r>
+        <w:rPr>
+          <w:rFonts w:ascii="Calibri" w:hAnsi="Calibri"/>
+          <w:b/>
+          <w:color w:val="000000"/>
+          <w:sz w:val="20"/>
+        </w:rPr>
+        <w:t xml:space="preserve">• Weeks 6 to 7: Caching &amp; Cloud Storage — </w:t>
+      </w:r>
+      <w:r>
+        <w:rPr>
+          <w:rFonts w:ascii="Calibri" w:hAnsi="Calibri"/>
+          <w:i w:val="0"/>
+          <w:color w:val="232323"/>
+          <w:sz w:val="20"/>
+        </w:rPr>
+        <w:t>Configure Redis caching for product catalogs; connect AWS S3 / Cloudinary for photo uploads; configure Hangfire background tasks.</w:t>
+      </w:r>
+    </w:p>
+    <w:p>
+      <w:pPr>
+        <w:spacing w:before="0" w:after="80" w:line="276" w:lineRule="auto"/>
+      </w:pPr>
+      <w:r>
+        <w:rPr>
+          <w:rFonts w:ascii="Calibri" w:hAnsi="Calibri"/>
+          <w:b/>
+          <w:color w:val="000000"/>
+          <w:sz w:val="20"/>
+        </w:rPr>
+        <w:t xml:space="preserve">• Weeks 8 to 9: Testing &amp; Hardening — </w:t>
+      </w:r>
+      <w:r>
+        <w:rPr>
+          <w:rFonts w:ascii="Calibri" w:hAnsi="Calibri"/>
+          <w:i w:val="0"/>
+          <w:color w:val="232323"/>
+          <w:sz w:val="20"/>
+        </w:rPr>
+        <w:t>Conduct end-to-end order flow testing, fix edge cases, review security settings, and prepare deployment servers.</w:t>
+      </w:r>
+    </w:p>
+    <w:p>
+      <w:pPr>
+        <w:spacing w:before="0" w:after="80" w:line="276" w:lineRule="auto"/>
+      </w:pPr>
+      <w:r>
+        <w:rPr>
+          <w:rFonts w:ascii="Calibri" w:hAnsi="Calibri"/>
+          <w:b/>
+          <w:color w:val="000000"/>
+          <w:sz w:val="20"/>
+        </w:rPr>
+        <w:t xml:space="preserve">• Week 10: Launch — </w:t>
+      </w:r>
+      <w:r>
+        <w:rPr>
+          <w:rFonts w:ascii="Calibri" w:hAnsi="Calibri"/>
+          <w:i w:val="0"/>
+          <w:color w:val="232323"/>
+          <w:sz w:val="20"/>
+        </w:rPr>
+        <w:t>Deploy database and backend API to staging, conduct final user testing, and launch publicly.</w:t>
+      </w:r>
+    </w:p>
+    <w:p>
+      <w:pPr>
+        <w:keepNext/>
+        <w:spacing w:before="280" w:after="80"/>
+      </w:pPr>
+      <w:r>
+        <w:rPr>
+          <w:rFonts w:ascii="Calibri" w:hAnsi="Calibri"/>
+          <w:b/>
+          <w:color w:val="000000"/>
+          <w:sz w:val="28"/>
+        </w:rPr>
+        <w:t>10. Conclusion</w:t>
+      </w:r>
+    </w:p>
+    <w:p>
+      <w:pPr>
+        <w:spacing w:before="0" w:after="80" w:line="276" w:lineRule="auto"/>
+      </w:pPr>
+      <w:r>
+        <w:rPr>
+          <w:rFonts w:ascii="Calibri" w:hAnsi="Calibri"/>
+          <w:i w:val="0"/>
+          <w:color w:val="232323"/>
+          <w:sz w:val="20"/>
+        </w:rPr>
+        <w:t>PawHaven BD has already achieved its two most time-consuming milestones: a fully realized, touch-optimized mobile storefront and a normalized, production-ready relational database schema. The remaining work is concentrated specifically on the backend API layer—primarily integrating external financial services, SMS messaging, and background task queues.</w:t>
+      </w:r>
+    </w:p>
+    <w:p>
+      <w:pPr>
+        <w:spacing w:before="0" w:after="80" w:line="276" w:lineRule="auto"/>
+      </w:pPr>
+      <w:r>
+        <w:rPr>
+          <w:rFonts w:ascii="Calibri" w:hAnsi="Calibri"/>
+          <w:i w:val="0"/>
+          <w:color w:val="232323"/>
+          <w:sz w:val="20"/>
+        </w:rPr>
+        <w:t>With a focused effort to complete these remaining backend modules, PawHaven BD will be ready to launch as a dependable, modern e-commerce solution that genuinely serves the needs of pet owners in Bangladesh.</w:t>
+      </w:r>
+    </w:p>
+    <w:p>
+      <w:pPr>
+        <w:spacing w:after="280"/>
+      </w:pPr>
     </w:p>
     <w:tbl>
       <w:tblPr>
@@ -2901,54 +3336,65 @@
         <w:tc>
           <w:tcPr>
             <w:tcW w:type="dxa" w:w="4680"/>
-            <w:shd w:fill="F8FAFC"/>
             <w:tcMar>
-              <w:top w:w="120" w:type="dxa"/>
-              <w:bottom w:w="120" w:type="dxa"/>
-              <w:left w:w="120" w:type="dxa"/>
-              <w:right w:w="120" w:type="dxa"/>
+              <w:top w:w="100" w:type="dxa"/>
+              <w:bottom w:w="100" w:type="dxa"/>
+              <w:left w:w="100" w:type="dxa"/>
+              <w:right w:w="100" w:type="dxa"/>
             </w:tcMar>
+            <w:tcBorders>
+              <w:top w:val="single" w:sz="4" w:space="0" w:color="CCCCCC"/>
+              <w:bottom w:val="single" w:sz="6" w:space="0" w:color="CCCCCC"/>
+              <w:left w:val="single" w:sz="4" w:space="0" w:color="CCCCCC"/>
+              <w:right w:val="single" w:sz="4" w:space="0" w:color="CCCCCC"/>
+            </w:tcBorders>
+            <w:shd w:fill="F9F9F9"/>
           </w:tcPr>
           <w:p>
             <w:r>
               <w:rPr>
                 <w:sz w:val="18"/>
               </w:rPr>
-              <w:t>Submitted By:</w:t>
+              <w:t>Prepared by:</w:t>
               <w:br/>
               <w:br/>
-              <w:t>___________________________________</w:t>
+              <w:t>___________________________</w:t>
               <w:br/>
-              <w:t>Principal Solutions Architect</w:t>
+              <w:t>Project Lead / Developer</w:t>
               <w:br/>
-              <w:t>PawHaven BD Engineering Team</w:t>
+              <w:t>PawHaven BD Team</w:t>
             </w:r>
           </w:p>
         </w:tc>
         <w:tc>
           <w:tcPr>
             <w:tcW w:type="dxa" w:w="4680"/>
-            <w:shd w:fill="F8FAFC"/>
             <w:tcMar>
-              <w:top w:w="120" w:type="dxa"/>
-              <w:bottom w:w="120" w:type="dxa"/>
-              <w:left w:w="120" w:type="dxa"/>
-              <w:right w:w="120" w:type="dxa"/>
+              <w:top w:w="100" w:type="dxa"/>
+              <w:bottom w:w="100" w:type="dxa"/>
+              <w:left w:w="100" w:type="dxa"/>
+              <w:right w:w="100" w:type="dxa"/>
             </w:tcMar>
+            <w:tcBorders>
+              <w:top w:val="single" w:sz="4" w:space="0" w:color="CCCCCC"/>
+              <w:bottom w:val="single" w:sz="6" w:space="0" w:color="CCCCCC"/>
+              <w:left w:val="single" w:sz="4" w:space="0" w:color="CCCCCC"/>
+              <w:right w:val="single" w:sz="4" w:space="0" w:color="CCCCCC"/>
+            </w:tcBorders>
+            <w:shd w:fill="F9F9F9"/>
           </w:tcPr>
           <w:p>
             <w:r>
               <w:rPr>
                 <w:sz w:val="18"/>
               </w:rPr>
-              <w:t>Approved By:</w:t>
+              <w:t>Reviewed &amp; Approved by:</w:t>
               <w:br/>
               <w:br/>
-              <w:t>___________________________________</w:t>
+              <w:t>___________________________</w:t>
               <w:br/>
-              <w:t>Executive Sponsor / Product Director</w:t>
+              <w:t>Supervisor / Stakeholder</w:t>
               <w:br/>
-              <w:t>PawHaven BD Steering Committee</w:t>
             </w:r>
           </w:p>
         </w:tc>
@@ -2957,40 +3403,52 @@
         <w:tc>
           <w:tcPr>
             <w:tcW w:type="dxa" w:w="4680"/>
-            <w:shd w:fill="F8FAFC"/>
             <w:tcMar>
-              <w:top w:w="120" w:type="dxa"/>
-              <w:bottom w:w="120" w:type="dxa"/>
-              <w:left w:w="120" w:type="dxa"/>
-              <w:right w:w="120" w:type="dxa"/>
+              <w:top w:w="100" w:type="dxa"/>
+              <w:bottom w:w="100" w:type="dxa"/>
+              <w:left w:w="100" w:type="dxa"/>
+              <w:right w:w="100" w:type="dxa"/>
             </w:tcMar>
+            <w:tcBorders>
+              <w:top w:val="single" w:sz="4" w:space="0" w:color="CCCCCC"/>
+              <w:bottom w:val="single" w:sz="6" w:space="0" w:color="CCCCCC"/>
+              <w:left w:val="single" w:sz="4" w:space="0" w:color="CCCCCC"/>
+              <w:right w:val="single" w:sz="4" w:space="0" w:color="CCCCCC"/>
+            </w:tcBorders>
+            <w:shd w:fill="F9F9F9"/>
           </w:tcPr>
           <w:p>
             <w:r>
               <w:rPr>
                 <w:sz w:val="18"/>
               </w:rPr>
-              <w:t>Date: ________________________</w:t>
+              <w:t>Date: _____________________</w:t>
             </w:r>
           </w:p>
         </w:tc>
         <w:tc>
           <w:tcPr>
             <w:tcW w:type="dxa" w:w="4680"/>
-            <w:shd w:fill="F8FAFC"/>
             <w:tcMar>
-              <w:top w:w="120" w:type="dxa"/>
-              <w:bottom w:w="120" w:type="dxa"/>
-              <w:left w:w="120" w:type="dxa"/>
-              <w:right w:w="120" w:type="dxa"/>
+              <w:top w:w="100" w:type="dxa"/>
+              <w:bottom w:w="100" w:type="dxa"/>
+              <w:left w:w="100" w:type="dxa"/>
+              <w:right w:w="100" w:type="dxa"/>
             </w:tcMar>
+            <w:tcBorders>
+              <w:top w:val="single" w:sz="4" w:space="0" w:color="CCCCCC"/>
+              <w:bottom w:val="single" w:sz="6" w:space="0" w:color="CCCCCC"/>
+              <w:left w:val="single" w:sz="4" w:space="0" w:color="CCCCCC"/>
+              <w:right w:val="single" w:sz="4" w:space="0" w:color="CCCCCC"/>
+            </w:tcBorders>
+            <w:shd w:fill="F9F9F9"/>
           </w:tcPr>
           <w:p>
             <w:r>
               <w:rPr>
                 <w:sz w:val="18"/>
               </w:rPr>
-              <w:t>Target Launch Date: Q1 2027</w:t>
+              <w:t>Target Completion: Q1 2027</w:t>
             </w:r>
           </w:p>
         </w:tc>
@@ -3017,10 +3475,11 @@
     </w:pPr>
     <w:r>
       <w:rPr>
-        <w:color w:val="64748B"/>
+        <w:rFonts w:ascii="Calibri" w:hAnsi="Calibri"/>
+        <w:color w:val="787878"/>
         <w:sz w:val="17"/>
       </w:rPr>
-      <w:t>Confidential — For Internal &amp; Stakeholder Review Only</w:t>
+      <w:t>PawHaven BD | Confidential Project Document</w:t>
     </w:r>
   </w:p>
 </w:ftr>
@@ -3035,10 +3494,11 @@
     </w:pPr>
     <w:r>
       <w:rPr>
-        <w:color w:val="64748B"/>
+        <w:rFonts w:ascii="Calibri" w:hAnsi="Calibri"/>
+        <w:color w:val="787878"/>
         <w:sz w:val="17"/>
       </w:rPr>
-      <w:t>PawHaven BD — Comprehensive Project Proposal &amp; Implementation Roadmap</w:t>
+      <w:t>PawHaven BD — Project Proposal &amp; Status Report</w:t>
     </w:r>
   </w:p>
 </w:hdr>
